--- a/por/docx/14.content.docx
+++ b/por/docx/14.content.docx
@@ -11,6 +11,15 @@
         <w:pStyle w:val="Heading2"/>
       </w:pPr>
       <w:r>
+        <w:t>Resource: Notas de Estudo (Tyndale)</w:t>
+      </w:r>
+      <w:r/>
+    </w:p>
+    <w:p>
+      <w:pPr>
+        <w:pStyle w:val="Heading2"/>
+      </w:pPr>
+      <w:r>
         <w:t>License Information</w:t>
       </w:r>
       <w:r/>
@@ -21,7 +30,7 @@
         <w:rPr>
           <w:b/>
         </w:rPr>
-        <w:t>Study Notes (Tyndale)</w:t>
+        <w:t>Notas de Estudo (Tyndale)</w:t>
       </w:r>
       <w:r>
         <w:t xml:space="preserve"> (Portuguese) is based on</w:t>
@@ -74,7 +83,7 @@
         <w:pStyle w:val="Heading1"/>
       </w:pPr>
       <w:r>
-        <w:t>Study Notes (Tyndale)</w:t>
+        <w:t>Notas de Estudo (Tyndale)</w:t>
       </w:r>
     </w:p>
     <w:p>
@@ -83,6 +92,51 @@
           <w:headerReference w:type="even" r:id="rId8"/>
           <w:headerReference w:type="default" r:id="rId9"/>
           <w:footerReference w:type="default" r:id="rId10"/>
+          <w:footnotePr>
+            <w:numRestart w:val="eachSect"/>
+          </w:footnotePr>
+          <w:type w:val="continuous"/>
+          <w:pgSz w:w="12240" w:h="15840" w:code="1"/>
+          <w:pgMar w:top="1440" w:right="1440" w:bottom="1440" w:left="1440" w:header="504" w:footer="504" w:gutter="0"/>
+          <w:cols w:space="708"/>
+          <w:titlePg/>
+          <w:docGrid w:linePitch="360"/>
+        </w:sectPr>
+      </w:pPr>
+    </w:p>
+    <w:p>
+      <w:r/>
+    </w:p>
+    <w:p>
+      <w:pPr>
+        <w:pStyle w:val="Heading2"/>
+      </w:pPr>
+      <w:r>
+        <w:t>2CH</w:t>
+      </w:r>
+      <w:r/>
+    </w:p>
+    <w:p>
+      <w:r/>
+      <w:r>
+        <w:rPr>
+          <w:i/>
+        </w:rPr>
+        <w:t>2 Crônicas 1.1, 2 Crônicas 1.2–6, 2 Crônicas 1.3, 2 Crônicas 1.7–12, 2 Crônicas 1.10, 2 Crônicas 1.14–17, 2 Crônicas 1.16, 2 Crônicas 2.1, 2 Crônicas 2.5–6, 2 Crônicas 2.8, 2 Crônicas 2.13–14, 2 Crônicas 2.17–18, 2 Crônicas 3.1, 2 Crônicas 3.1–4, 2 Crônicas 3.2, 2 Crônicas 3.5–7, 2 Crônicas 3.6, 2 Crônicas 3.8, 2 Crônicas 3.10–13, 2 Crônicas 3.15–16, 2 Crônicas 3.17, 2 Crônicas 4.2–5, 2 Crônicas 4.6, 2 Crônicas 4.7, 2 Crônicas 4.11–18, 2 Crônicas 4.19, 2 Crônicas 5.1, 2 Crônicas 5.3, 2 Crônicas 5.5, 2 Crônicas 5.7–8, 2 Crônicas 5.9, 2 Crônicas 5.10, 2 Crônicas 5.11–14, 2 Crônicas 6.1–2, 2 Crônicas 6.4–6, 2 Crônicas 6.10–11, 2 Crônicas 6.18, 2 Crônicas 6.21–39, 2 Crônicas 6.22–23, 2 Crônicas 6.24–25, 2 Crônicas 6.26–27, 2 Crônicas 6.28–31, 2 Crônicas 6.32–33, 2 Crônicas 6.34–35, 2 Crônicas 6.36–39, 2 Crônicas 6.41–42, 2 Crônicas 6.42, 2 Crônicas 7.1–3, 2 Crônicas 7.4–6, 2 Crônicas 7.8–10, 2 Crônicas 7.13–15, 2 Crônicas 7.17–18, 2 Crônicas 7.19–22, 2 Crônicas 8.2, 2 Crônicas 8.3, 2 Crônicas 8.4, 2 Crônicas 8.5, 2 Crônicas 8.6, 2 Crônicas 8.11, 2 Crônicas 8.17–18, 2 Crônicas 9.1–2, 2 Crônicas 9.3–4, 2 Crônicas 9.9, 2 Crônicas 9.13–14, 2 Crônicas 9.15–16, 2 Crônicas 9.17–19, 2 Crônicas 9.21, 2 Crônicas 9.29, 2 Crônicas 9.30, 2 Crônicas 10.1, 2 Crônicas 10.2, 2 Crônicas 10.4, 2 Crônicas 10.6, 2 Crônicas 10.8, 2 Crônicas 10.10–11, 2 Crônicas 10.16, 2 Crônicas 10.18, 2 Crônicas 11.1–4, 2 Crônicas 11.5–12, 2 Crônicas 11.5–23, 2 Crônicas 11.9, 2 Crônicas 11.13–17, 2 Crônicas 11.15, 2 Crônicas 11.18–22, 2 Crônicas 11.23, 2 Crônicas 12.1–2, 2 Crônicas 12.2–4, 2 Crônicas 12.3, 2 Crônicas 12.6–7, 2 Crônicas 12.9–11, 2 Crônicas 12.12, 2 Crônicas 13.1, 2 Crônicas 13.2–3, 2 Crônicas 13:4, 2 Crônicas 13.5, 2 Crônicas 13.6–7, 2 Crônicas 13.8–9, 2 Crônicas 13.10–11, 2 Crônicas 13.13–19, 2 Crônicas 13.19, 2 Crônicas 13.20, 2 Crônicas 14.1, 2 Crônicas 14.2–5, 2 Crônicas 14.4, 2 Crônicas 14.7–14, 2 Crônicas 15.1–7, 2 Crônicas 15.3–6, 2 Crônicas 15.5, 2 Crônicas 15.7, 2 Crônicas 15.8, 2 Crônicas 15.8–18, 2 Crônicas 15.9, 2 Crônicas 15.10–15, 2 Crônicas 15.16, 2 Crônicas 15.19, 2 Crônicas 16.1, 2 Crônicas 16.1–10, 2 Crônicas 16.2, 2 Crônicas 16.4, 2 Crônicas 16.6, 2 Crônicas 16.7–9, 2 Crônicas 16.10, 2 Crônicas 16.12, 2 Crônicas 16.14, 2 Crônicas 17.1, 2 Crônicas 17.3–4, 2 Crônicas 17.5–6, 2 Crônicas 17.7–9, 2 Crônicas 17.10–11, 2 Crônicas 17.12–19, 2 Crônicas 18.1–2, 2 Crônicas 18.5–7, 2 Crônicas 18.15, 2 Crônicas 18.18–22, 2 Crônicas 18.25–26, 2 Crônicas 18.28–34, 2 Crônicas 19.1–2, 2 Crônicas 19.4–11, 2 Crônicas 20.1, 2 Crônicas 20.2, 2 Crônicas 20.3–12, 2 Crônicas 20.10, 2 Crônicas 20.14–17, 2 Crônicas 20.20–21, 2 Crônicas 20.32–33, 2 Crônicas 20.35–37, 2 Crônicas 21.2–7, 2 Crônicas 21.5, 2 Crônicas 21.8–11, 2 Crônicas 21.12–15, 2 Crônicas 21.16–17, 2 Crônicas 21.18–20, 2 Crônicas 22.2, 2 Crônicas 22.2–4, 2 Crônicas 22.5–6, 2 Crônicas 22.7–9, 2 Crônicas 22.10–12, 2 Crônicas 23.1–3, 2 Crônicas 23.4–6, 2 Crônicas 23.6–7, 2 Crônicas 23.11, 2 Crônicas 23.16–17, 2 Crônicas 23.18–19, 2 Crônicas 24.1, 2 Crônicas 24.3, 2 Crônicas 24.4–8, 2 Crônicas 24.12–14, 2 Crônicas 24.15–16, 2 Crônicas 24.20–22, 2 Crônicas 24.23–26, 2 Crônicas 24.25–26, 2 Crônicas 24.27, 2 Crônicas 25.1, 2 Crônicas 25.2, 2 Crônicas 25.3–4, 2 Crônicas 25.5, 2 Crônicas 25.6, 2 Crônicas 25.7–8, 2 Crônicas 25.11, 2 Crônicas 25.14–15, 2 Crônicas 25.20, 2 Crônicas 25.21, 2 Crônicas 25.23, 2 Crônicas 26.1–5, 2 Crônicas 26.3, 2 Crônicas 26.6–8, 2 Crônicas 26.9–10, 2 Crônicas 26.11–14, 2 Crônicas 26.16–18, 2 Crônicas 26.21, 2 Crônicas 27.1, 2 Crônicas 27.3–4, 2 Crônicas 27.5, 2 Crônicas 28.1, 2 Crônicas 28.3–4, 2 Crônicas 28.9–10, 2 Crônicas 28.11, 2 Crônicas 28.16, 2 Crônicas 28.17–18, 2 Crônicas 28.22–23, 2 Crônicas 28.24–25, 2 Crônicas 28.26, 2 Crônicas 29.1, 2 Crônicas 29.3–4, 2 Crônicas 29.5–11, 2 Crônicas 29.12, 2 Crônicas 29.12–36, 2 Crônicas 29.21, 2 Crônicas 29.31–36, 2 Crônicas 29.34, 2 Crônicas 30.1–27, 2 Crônicas 30.2–3, 2 Crônicas 30.5, 2 Crônicas 30.9–11, 2 Crônicas 30.11, 2 Crônicas 30.14, 2 Crônicas 30.15, 2 Crônicas 30.17–19, 2 Crônicas 30.20, 2 Crônicas 30.25, 2 Crônicas 30.26, 2 Crônicas 31.1, 2 Crônicas 31.3–10, 2 Crônicas 31.6, 2 Crônicas 31.10, 2 Crônicas 31.14–19, 2 Crônicas 32.1–23, 2 Crônicas 32.3–5, 2 Crônicas 32.10–19, 2 Crônicas 32.21, 2 Crônicas 32.22–23, 2 Crônicas 32.26, 2 Crônicas 32.27–30, 2 Crônicas 32.31, 2 Crônicas 33.1–20, 2 Crônicas 33.7, 2 Crônicas 33.11, 2 Crônicas 33.12, 2 Crônicas 33.12–17, 2 Crônicas 33.13, 2 Crônicas 33.14–17, 2 Crônicas 33.18, 2 Crônicas 33.19, 2 Crônicas 33.21, 2 Crônicas 33.24, 2 Crônicas 34.1, 2 Crônicas 34.3, 2 Crônicas 34.6, 2 Crônicas 34.12–13, 2 Crônicas 34.14–18, 2 Crônicas 34.24, 2 Crônicas 34.27–28, 2 Crônicas 34.29–32, 2 Crônicas 35.3, 2 Crônicas 35.4–6, 2 Crônicas 35.7–9, 2 Crônicas 35.13, 2 Crônicas 35.18, 2 Crônicas 35.20–24, 2 Crônicas 35.25, 2 Crônicas 36.1–4, 2 Crônicas 36.2, 2 Crônicas 36.5, 2 Crônicas 36.9–10, 2 Crônicas 36.11, 2 Crônicas 36.11–14, 2 Crônicas 36.13, 2 Crônicas 36.19, 2 Crônicas 36.21, 2 Crônicas 36.22–23</w:t>
+      </w:r>
+      <w:r/>
+    </w:p>
+    <w:p>
+      <w:r/>
+      <w:r>
+        <w:t xml:space="preserve"> </w:t>
+      </w:r>
+      <w:r/>
+      <w:r/>
+    </w:p>
+    <w:p>
+      <w:pPr>
+        <w:sectPr>
           <w:footnotePr>
             <w:numRestart w:val="eachSect"/>
           </w:footnotePr>

--- a/por/docx/14.content.docx
+++ b/por/docx/14.content.docx
@@ -163,13 +163,6 @@
         <w:rPr>
           <w:lang w:val="pt_PT" w:bidi="pt_PT"/>
         </w:rPr>
-      </w:r>
-      <w:r>
-        <w:rPr>
-          <w:i/>
-          <w:lang w:val="pt_PT" w:bidi="pt_PT"/>
-        </w:rPr>
-        <w:t>2 Crônicas 1.1, 2 Crônicas 1.2–6, 2 Crônicas 1.3, 2 Crônicas 1.7–12, 2 Crônicas 1.10, 2 Crônicas 1.14–17, 2 Crônicas 1.16, 2 Crônicas 2.1, 2 Crônicas 2.5–6, 2 Crônicas 2.8, 2 Crônicas 2.13–14, 2 Crônicas 2.17–18, 2 Crônicas 3.1, 2 Crônicas 3.1–4, 2 Crônicas 3.2, 2 Crônicas 3.5–7, 2 Crônicas 3.6, 2 Crônicas 3.8, 2 Crônicas 3.10–13, 2 Crônicas 3.15–16, 2 Crônicas 3.17, 2 Crônicas 4.2–5, 2 Crônicas 4.6, 2 Crônicas 4.7, 2 Crônicas 4.11–18, 2 Crônicas 4.19, 2 Crônicas 5.1, 2 Crônicas 5.3, 2 Crônicas 5.5, 2 Crônicas 5.7–8, 2 Crônicas 5.9, 2 Crônicas 5.10, 2 Crônicas 5.11–14, 2 Crônicas 6.1–2, 2 Crônicas 6.4–6, 2 Crônicas 6.10–11, 2 Crônicas 6.18, 2 Crônicas 6.21–39, 2 Crônicas 6.22–23, 2 Crônicas 6.24–25, 2 Crônicas 6.26–27, 2 Crônicas 6.28–31, 2 Crônicas 6.32–33, 2 Crônicas 6.34–35, 2 Crônicas 6.36–39, 2 Crônicas 6.41–42, 2 Crônicas 6.42, 2 Crônicas 7.1–3, 2 Crônicas 7.4–6, 2 Crônicas 7.8–10, 2 Crônicas 7.13–15, 2 Crônicas 7.17–18, 2 Crônicas 7.19–22, 2 Crônicas 8.2, 2 Crônicas 8.3, 2 Crônicas 8.4, 2 Crônicas 8.5, 2 Crônicas 8.6, 2 Crônicas 8.11, 2 Crônicas 8.17–18, 2 Crônicas 9.1–2, 2 Crônicas 9.3–4, 2 Crônicas 9.9, 2 Crônicas 9.13–14, 2 Crônicas 9.15–16, 2 Crônicas 9.17–19, 2 Crônicas 9.21, 2 Crônicas 9.29, 2 Crônicas 9.30, 2 Crônicas 10.1, 2 Crônicas 10.2, 2 Crônicas 10.4, 2 Crônicas 10.6, 2 Crônicas 10.8, 2 Crônicas 10.10–11, 2 Crônicas 10.16, 2 Crônicas 10.18, 2 Crônicas 11.1–4, 2 Crônicas 11.5–12, 2 Crônicas 11.5–23, 2 Crônicas 11.9, 2 Crônicas 11.13–17, 2 Crônicas 11.15, 2 Crônicas 11.18–22, 2 Crônicas 11.23, 2 Crônicas 12.1–2, 2 Crônicas 12.2–4, 2 Crônicas 12.3, 2 Crônicas 12.6–7, 2 Crônicas 12.9–11, 2 Crônicas 12.12, 2 Crônicas 13.1, 2 Crônicas 13.2–3, 2 Crônicas 13:4, 2 Crônicas 13.5, 2 Crônicas 13.6–7, 2 Crônicas 13.8–9, 2 Crônicas 13.10–11, 2 Crônicas 13.13–19, 2 Crônicas 13.19, 2 Crônicas 13.20, 2 Crônicas 14.1, 2 Crônicas 14.2–5, 2 Crônicas 14.4, 2 Crônicas 14.7–14, 2 Crônicas 15.1–7, 2 Crônicas 15.3–6, 2 Crônicas 15.5, 2 Crônicas 15.7, 2 Crônicas 15.8, 2 Crônicas 15.8–18, 2 Crônicas 15.9, 2 Crônicas 15.10–15, 2 Crônicas 15.16, 2 Crônicas 15.19, 2 Crônicas 16.1, 2 Crônicas 16.1–10, 2 Crônicas 16.2, 2 Crônicas 16.4, 2 Crônicas 16.6, 2 Crônicas 16.7–9, 2 Crônicas 16.10, 2 Crônicas 16.12, 2 Crônicas 16.14, 2 Crônicas 17.1, 2 Crônicas 17.3–4, 2 Crônicas 17.5–6, 2 Crônicas 17.7–9, 2 Crônicas 17.10–11, 2 Crônicas 17.12–19, 2 Crônicas 18.1–2, 2 Crônicas 18.5–7, 2 Crônicas 18.15, 2 Crônicas 18.18–22, 2 Crônicas 18.25–26, 2 Crônicas 18.28–34, 2 Crônicas 19.1–2, 2 Crônicas 19.4–11, 2 Crônicas 20.1, 2 Crônicas 20.2, 2 Crônicas 20.3–12, 2 Crônicas 20.10, 2 Crônicas 20.14–17, 2 Crônicas 20.20–21, 2 Crônicas 20.32–33, 2 Crônicas 20.35–37, 2 Crônicas 21.2–7, 2 Crônicas 21.5, 2 Crônicas 21.8–11, 2 Crônicas 21.12–15, 2 Crônicas 21.16–17, 2 Crônicas 21.18–20, 2 Crônicas 22.2, 2 Crônicas 22.2–4, 2 Crônicas 22.5–6, 2 Crônicas 22.7–9, 2 Crônicas 22.10–12, 2 Crônicas 23.1–3, 2 Crônicas 23.4–6, 2 Crônicas 23.6–7, 2 Crônicas 23.11, 2 Crônicas 23.16–17, 2 Crônicas 23.18–19, 2 Crônicas 24.1, 2 Crônicas 24.3, 2 Crônicas 24.4–8, 2 Crônicas 24.12–14, 2 Crônicas 24.15–16, 2 Crônicas 24.20–22, 2 Crônicas 24.23–26, 2 Crônicas 24.25–26, 2 Crônicas 24.27, 2 Crônicas 25.1, 2 Crônicas 25.2, 2 Crônicas 25.3–4, 2 Crônicas 25.5, 2 Crônicas 25.6, 2 Crônicas 25.7–8, 2 Crônicas 25.11, 2 Crônicas 25.14–15, 2 Crônicas 25.20, 2 Crônicas 25.21, 2 Crônicas 25.23, 2 Crônicas 26.1–5, 2 Crônicas 26.3, 2 Crônicas 26.6–8, 2 Crônicas 26.9–10, 2 Crônicas 26.11–14, 2 Crônicas 26.16–18, 2 Crônicas 26.21, 2 Crônicas 27.1, 2 Crônicas 27.3–4, 2 Crônicas 27.5, 2 Crônicas 28.1, 2 Crônicas 28.3–4, 2 Crônicas 28.9–10, 2 Crônicas 28.11, 2 Crônicas 28.16, 2 Crônicas 28.17–18, 2 Crônicas 28.22–23, 2 Crônicas 28.24–25, 2 Crônicas 28.26, 2 Crônicas 29.1, 2 Crônicas 29.3–4, 2 Crônicas 29.5–11, 2 Crônicas 29.12, 2 Crônicas 29.12–36, 2 Crônicas 29.21, 2 Crônicas 29.31–36, 2 Crônicas 29.34, 2 Crônicas 30.1–27, 2 Crônicas 30.2–3, 2 Crônicas 30.5, 2 Crônicas 30.9–11, 2 Crônicas 30.11, 2 Crônicas 30.14, 2 Crônicas 30.15, 2 Crônicas 30.17–19, 2 Crônicas 30.20, 2 Crônicas 30.25, 2 Crônicas 30.26, 2 Crônicas 31.1, 2 Crônicas 31.3–10, 2 Crônicas 31.6, 2 Crônicas 31.10, 2 Crônicas 31.14–19, 2 Crônicas 32.1–23, 2 Crônicas 32.3–5, 2 Crônicas 32.10–19, 2 Crônicas 32.21, 2 Crônicas 32.22–23, 2 Crônicas 32.26, 2 Crônicas 32.27–30, 2 Crônicas 32.31, 2 Crônicas 33.1–20, 2 Crônicas 33.7, 2 Crônicas 33.11, 2 Crônicas 33.12, 2 Crônicas 33.12–17, 2 Crônicas 33.13, 2 Crônicas 33.14–17, 2 Crônicas 33.18, 2 Crônicas 33.19, 2 Crônicas 33.21, 2 Crônicas 33.24, 2 Crônicas 34.1, 2 Crônicas 34.3, 2 Crônicas 34.6, 2 Crônicas 34.12–13, 2 Crônicas 34.14–18, 2 Crônicas 34.24, 2 Crônicas 34.27–28, 2 Crônicas 34.29–32, 2 Crônicas 35.3, 2 Crônicas 35.4–6, 2 Crônicas 35.7–9, 2 Crônicas 35.13, 2 Crônicas 35.18, 2 Crônicas 35.20–24, 2 Crônicas 35.25, 2 Crônicas 36.1–4, 2 Crônicas 36.2, 2 Crônicas 36.5, 2 Crônicas 36.9–10, 2 Crônicas 36.11, 2 Crônicas 36.11–14, 2 Crônicas 36.13, 2 Crônicas 36.19, 2 Crônicas 36.21, 2 Crônicas 36.22–23</w:t>
       </w:r>
       <w:r>
         <w:rPr>

--- a/por/docx/14.content.docx
+++ b/por/docx/14.content.docx
@@ -150,19 +150,6 @@
           <w:lang w:val="pt_PT" w:bidi="pt_PT"/>
         </w:rPr>
         <w:t>2CH</w:t>
-      </w:r>
-      <w:r>
-        <w:rPr>
-          <w:lang w:val="pt_PT" w:bidi="pt_PT"/>
-        </w:rPr>
-      </w:r>
-    </w:p>
-    <w:p>
-      <w:pPr/>
-      <w:r>
-        <w:rPr>
-          <w:lang w:val="pt_PT" w:bidi="pt_PT"/>
-        </w:rPr>
       </w:r>
       <w:r>
         <w:rPr>

--- a/por/docx/14.content.docx
+++ b/por/docx/14.content.docx
@@ -19,7 +19,7 @@
         <w:rPr>
           <w:lang w:val="pt_PT" w:bidi="pt_PT"/>
         </w:rPr>
-        <w:t>Resource: Notas de Estudo (Tyndale)</w:t>
+        <w:t>Resource: Tyndale Open Study Notes</w:t>
       </w:r>
       <w:r>
         <w:rPr>
@@ -112,7 +112,7 @@
         <w:rPr>
           <w:lang w:val="pt_PT" w:bidi="pt_PT"/>
         </w:rPr>
-        <w:t>Notas de Estudo (Tyndale)</w:t>
+        <w:t>Tyndale Open Study Notes</w:t>
       </w:r>
     </w:p>
     <w:p>

--- a/por/docx/14.content.docx
+++ b/por/docx/14.content.docx
@@ -19,7 +19,7 @@
         <w:rPr>
           <w:lang w:val="pt_PT" w:bidi="pt_PT"/>
         </w:rPr>
-        <w:t>Resource: Tyndale Open Study Notes</w:t>
+        <w:t>Resource: Aquifer Open Study Notes</w:t>
       </w:r>
       <w:r>
         <w:rPr>
@@ -112,7 +112,7 @@
         <w:rPr>
           <w:lang w:val="pt_PT" w:bidi="pt_PT"/>
         </w:rPr>
-        <w:t>Tyndale Open Study Notes</w:t>
+        <w:t>Aquifer Open Study Notes</w:t>
       </w:r>
     </w:p>
     <w:p>

--- a/por/docx/14.content.docx
+++ b/por/docx/14.content.docx
@@ -233,54 +233,36 @@
         </w:rPr>
         <w:t>Davi havia pedido que o Senhor estivesse com Salomão (</w:t>
       </w:r>
-      <w:hyperlink r:id="rId13">
-        <w:r>
-          <w:rPr>
-            <w:lang w:val="pt_PT" w:bidi="pt_PT"/>
-          </w:rPr>
-          <w:rPr>
-            <w:color w:val="0000EE"/>
-            <w:u w:val="single"/>
-          </w:rPr>
-          <w:t>1Cr 22.11</w:t>
-        </w:r>
-      </w:hyperlink>
+      <w:r>
+        <w:rPr>
+          <w:lang w:val="pt_PT" w:bidi="pt_PT"/>
+        </w:rPr>
+        <w:t>1Cr 22.11</w:t>
+      </w:r>
       <w:r>
         <w:rPr>
           <w:lang w:val="pt_PT" w:bidi="pt_PT"/>
         </w:rPr>
         <w:t>) e que Salomão fosse forte e corajoso (</w:t>
       </w:r>
-      <w:hyperlink r:id="rId14">
-        <w:r>
-          <w:rPr>
-            <w:lang w:val="pt_PT" w:bidi="pt_PT"/>
-          </w:rPr>
-          <w:rPr>
-            <w:color w:val="0000EE"/>
-            <w:u w:val="single"/>
-          </w:rPr>
-          <w:t>1Cr 28.20</w:t>
-        </w:r>
-      </w:hyperlink>
+      <w:r>
+        <w:rPr>
+          <w:lang w:val="pt_PT" w:bidi="pt_PT"/>
+        </w:rPr>
+        <w:t>1Cr 28.20</w:t>
+      </w:r>
       <w:r>
         <w:rPr>
           <w:lang w:val="pt_PT" w:bidi="pt_PT"/>
         </w:rPr>
         <w:t>). Davi também declarou que Deus faria Salomão grande, dando força a todo Israel (</w:t>
       </w:r>
-      <w:hyperlink r:id="rId15">
-        <w:r>
-          <w:rPr>
-            <w:lang w:val="pt_PT" w:bidi="pt_PT"/>
-          </w:rPr>
-          <w:rPr>
-            <w:color w:val="0000EE"/>
-            <w:u w:val="single"/>
-          </w:rPr>
-          <w:t>1Cr 29.12</w:t>
-        </w:r>
-      </w:hyperlink>
+      <w:r>
+        <w:rPr>
+          <w:lang w:val="pt_PT" w:bidi="pt_PT"/>
+        </w:rPr>
+        <w:t>1Cr 29.12</w:t>
+      </w:r>
       <w:r>
         <w:rPr>
           <w:lang w:val="pt_PT" w:bidi="pt_PT"/>
@@ -374,18 +356,12 @@
         </w:rPr>
         <w:t xml:space="preserve"> relatada em </w:t>
       </w:r>
-      <w:hyperlink r:id="rId16">
-        <w:r>
-          <w:rPr>
-            <w:lang w:val="pt_PT" w:bidi="pt_PT"/>
-          </w:rPr>
-          <w:rPr>
-            <w:color w:val="0000EE"/>
-            <w:u w:val="single"/>
-          </w:rPr>
-          <w:t>1Rs 3.4</w:t>
-        </w:r>
-      </w:hyperlink>
+      <w:r>
+        <w:rPr>
+          <w:lang w:val="pt_PT" w:bidi="pt_PT"/>
+        </w:rPr>
+        <w:t>1Rs 3.4</w:t>
+      </w:r>
       <w:r>
         <w:rPr>
           <w:lang w:val="pt_PT" w:bidi="pt_PT"/>
@@ -634,72 +610,48 @@
         </w:rPr>
         <w:t xml:space="preserve">A ilustração da riqueza e poder de Salomão (expandida em </w:t>
       </w:r>
-      <w:hyperlink r:id="rId17">
-        <w:r>
-          <w:rPr>
-            <w:lang w:val="pt_PT" w:bidi="pt_PT"/>
-          </w:rPr>
-          <w:rPr>
-            <w:color w:val="0000EE"/>
-            <w:u w:val="single"/>
-          </w:rPr>
-          <w:t>9.25–28</w:t>
-        </w:r>
-      </w:hyperlink>
+      <w:r>
+        <w:rPr>
+          <w:lang w:val="pt_PT" w:bidi="pt_PT"/>
+        </w:rPr>
+        <w:t>9.25–28</w:t>
+      </w:r>
       <w:r>
         <w:rPr>
           <w:lang w:val="pt_PT" w:bidi="pt_PT"/>
         </w:rPr>
         <w:t xml:space="preserve">) vem do resumo de seu reino em </w:t>
       </w:r>
-      <w:hyperlink r:id="rId18">
-        <w:r>
-          <w:rPr>
-            <w:lang w:val="pt_PT" w:bidi="pt_PT"/>
-          </w:rPr>
-          <w:rPr>
-            <w:color w:val="0000EE"/>
-            <w:u w:val="single"/>
-          </w:rPr>
-          <w:t>1Rs 10.26–29</w:t>
-        </w:r>
-      </w:hyperlink>
+      <w:r>
+        <w:rPr>
+          <w:lang w:val="pt_PT" w:bidi="pt_PT"/>
+        </w:rPr>
+        <w:t>1Rs 10.26–29</w:t>
+      </w:r>
       <w:r>
         <w:rPr>
           <w:lang w:val="pt_PT" w:bidi="pt_PT"/>
         </w:rPr>
         <w:t>. Em Reis, o resumo da riqueza de Salomão proporcionou uma transição para os aspectos negativos do governo de Salomão (</w:t>
       </w:r>
-      <w:hyperlink r:id="rId19">
-        <w:r>
-          <w:rPr>
-            <w:lang w:val="pt_PT" w:bidi="pt_PT"/>
-          </w:rPr>
-          <w:rPr>
-            <w:color w:val="0000EE"/>
-            <w:u w:val="single"/>
-          </w:rPr>
-          <w:t>1Rs 11</w:t>
-        </w:r>
-      </w:hyperlink>
+      <w:r>
+        <w:rPr>
+          <w:lang w:val="pt_PT" w:bidi="pt_PT"/>
+        </w:rPr>
+        <w:t>1Rs 11</w:t>
+      </w:r>
       <w:r>
         <w:rPr>
           <w:lang w:val="pt_PT" w:bidi="pt_PT"/>
         </w:rPr>
         <w:t>). Aqui, o acúmulo de riqueza por Salomão mostrou o cumprimento da promessa de Deus (</w:t>
       </w:r>
-      <w:hyperlink r:id="rId20">
-        <w:r>
-          <w:rPr>
-            <w:lang w:val="pt_PT" w:bidi="pt_PT"/>
-          </w:rPr>
-          <w:rPr>
-            <w:color w:val="0000EE"/>
-            <w:u w:val="single"/>
-          </w:rPr>
-          <w:t>2Cr 1.12</w:t>
-        </w:r>
-      </w:hyperlink>
+      <w:r>
+        <w:rPr>
+          <w:lang w:val="pt_PT" w:bidi="pt_PT"/>
+        </w:rPr>
+        <w:t>2Cr 1.12</w:t>
+      </w:r>
       <w:r>
         <w:rPr>
           <w:lang w:val="pt_PT" w:bidi="pt_PT"/>
@@ -754,18 +706,12 @@
         </w:rPr>
         <w:t xml:space="preserve">Se Egito é a tradução correta, este versículo indica desobediência por Salomão (veja </w:t>
       </w:r>
-      <w:hyperlink r:id="rId21">
-        <w:r>
-          <w:rPr>
-            <w:lang w:val="pt_PT" w:bidi="pt_PT"/>
-          </w:rPr>
-          <w:rPr>
-            <w:color w:val="0000EE"/>
-            <w:u w:val="single"/>
-          </w:rPr>
-          <w:t>Dt 17.16</w:t>
-        </w:r>
-      </w:hyperlink>
+      <w:r>
+        <w:rPr>
+          <w:lang w:val="pt_PT" w:bidi="pt_PT"/>
+        </w:rPr>
+        <w:t>Dt 17.16</w:t>
+      </w:r>
       <w:r>
         <w:rPr>
           <w:lang w:val="pt_PT" w:bidi="pt_PT"/>
@@ -833,36 +779,24 @@
         </w:rPr>
         <w:t>O Templo é imediatamente apresentado como a primeira prioridade entre os projetos de construção de Salomão, embora o trabalho tenha realmente começado no quarto ano de seu reinado (</w:t>
       </w:r>
-      <w:hyperlink r:id="rId22">
-        <w:r>
-          <w:rPr>
-            <w:lang w:val="pt_PT" w:bidi="pt_PT"/>
-          </w:rPr>
-          <w:rPr>
-            <w:color w:val="0000EE"/>
-            <w:u w:val="single"/>
-          </w:rPr>
-          <w:t>3.2</w:t>
-        </w:r>
-      </w:hyperlink>
+      <w:r>
+        <w:rPr>
+          <w:lang w:val="pt_PT" w:bidi="pt_PT"/>
+        </w:rPr>
+        <w:t>3.2</w:t>
+      </w:r>
       <w:r>
         <w:rPr>
           <w:lang w:val="pt_PT" w:bidi="pt_PT"/>
         </w:rPr>
         <w:t>). Salomão usou os anos intermediários para negociar com o Rei Hirão (</w:t>
       </w:r>
-      <w:hyperlink r:id="rId23">
-        <w:r>
-          <w:rPr>
-            <w:lang w:val="pt_PT" w:bidi="pt_PT"/>
-          </w:rPr>
-          <w:rPr>
-            <w:color w:val="0000EE"/>
-            <w:u w:val="single"/>
-          </w:rPr>
-          <w:t>2.3</w:t>
-        </w:r>
-      </w:hyperlink>
+      <w:r>
+        <w:rPr>
+          <w:lang w:val="pt_PT" w:bidi="pt_PT"/>
+        </w:rPr>
+        <w:t>2.3</w:t>
+      </w:r>
       <w:r>
         <w:rPr>
           <w:lang w:val="pt_PT" w:bidi="pt_PT"/>
@@ -978,18 +912,12 @@
         </w:rPr>
         <w:t xml:space="preserve"> ("cedro do Líbano"), uma árvore renomada por sua beleza, altura impressionante (às vezes atingindo cerca de 30,4 metros) e madeira perfumada. Reis do Egito, Fenícia, Assíria, Babilônia, Pérsia e Grécia usaram madeira de cedro do Líbano para construir templos e palácios. • O sândalo vermelho era usado para fazer suportes para o Templo (possivelmente pilares ou corrimões), bem como instrumentos musicais (veja </w:t>
       </w:r>
-      <w:hyperlink r:id="rId24">
-        <w:r>
-          <w:rPr>
-            <w:lang w:val="pt_PT" w:bidi="pt_PT"/>
-          </w:rPr>
-          <w:rPr>
-            <w:color w:val="0000EE"/>
-            <w:u w:val="single"/>
-          </w:rPr>
-          <w:t>1Rs 10.11</w:t>
-        </w:r>
-      </w:hyperlink>
+      <w:r>
+        <w:rPr>
+          <w:lang w:val="pt_PT" w:bidi="pt_PT"/>
+        </w:rPr>
+        <w:t>1Rs 10.11</w:t>
+      </w:r>
       <w:r>
         <w:rPr>
           <w:lang w:val="pt_PT" w:bidi="pt_PT"/>
@@ -1057,18 +985,12 @@
         </w:rPr>
         <w:t>), foram necessários para a construção do Templo. Hirão-Abi tinha especialidade em metais (ouro, prata, bronze e ferro), em pedra e madeira, e em têxteis (tecido púrpura, azul, escarlate e linho fino). Da mesma forma, Deus escolheu Bezalel como o mestre artesão do Tabernáculo e o dotou de sabedoria para realizar o trabalho (</w:t>
       </w:r>
-      <w:hyperlink r:id="rId25">
-        <w:r>
-          <w:rPr>
-            <w:lang w:val="pt_PT" w:bidi="pt_PT"/>
-          </w:rPr>
-          <w:rPr>
-            <w:color w:val="0000EE"/>
-            <w:u w:val="single"/>
-          </w:rPr>
-          <w:t>Êx 31.1–5</w:t>
-        </w:r>
-      </w:hyperlink>
+      <w:r>
+        <w:rPr>
+          <w:lang w:val="pt_PT" w:bidi="pt_PT"/>
+        </w:rPr>
+        <w:t>Êx 31.1–5</w:t>
+      </w:r>
       <w:r>
         <w:rPr>
           <w:lang w:val="pt_PT" w:bidi="pt_PT"/>
@@ -1123,18 +1045,12 @@
         </w:rPr>
         <w:t>O livro dos Reis explica que todos os que restaram das sete nações foram recrutados para o trabalho. Além disso, nenhum israelita foi recrutado, e os israelitas foram colocados no comando dos trabalhadores (</w:t>
       </w:r>
-      <w:hyperlink r:id="rId26">
-        <w:r>
-          <w:rPr>
-            <w:lang w:val="pt_PT" w:bidi="pt_PT"/>
-          </w:rPr>
-          <w:rPr>
-            <w:color w:val="0000EE"/>
-            <w:u w:val="single"/>
-          </w:rPr>
-          <w:t>1Rs 9.20–23</w:t>
-        </w:r>
-      </w:hyperlink>
+      <w:r>
+        <w:rPr>
+          <w:lang w:val="pt_PT" w:bidi="pt_PT"/>
+        </w:rPr>
+        <w:t>1Rs 9.20–23</w:t>
+      </w:r>
       <w:r>
         <w:rPr>
           <w:lang w:val="pt_PT" w:bidi="pt_PT"/>
@@ -1215,36 +1131,24 @@
         </w:rPr>
         <w:t xml:space="preserve"> foi selecionado sob a autoridade de Davi, e era o lugar sagrado onde a praga foi interrompida na eira de Araúna, o jebuseu. Abraão amarrou Isaque na terra de Moriá (</w:t>
       </w:r>
-      <w:hyperlink r:id="rId27">
-        <w:r>
-          <w:rPr>
-            <w:lang w:val="pt_PT" w:bidi="pt_PT"/>
-          </w:rPr>
-          <w:rPr>
-            <w:color w:val="0000EE"/>
-            <w:u w:val="single"/>
-          </w:rPr>
-          <w:t>Gn 22.2</w:t>
-        </w:r>
-      </w:hyperlink>
+      <w:r>
+        <w:rPr>
+          <w:lang w:val="pt_PT" w:bidi="pt_PT"/>
+        </w:rPr>
+        <w:t>Gn 22.2</w:t>
+      </w:r>
       <w:r>
         <w:rPr>
           <w:lang w:val="pt_PT" w:bidi="pt_PT"/>
         </w:rPr>
         <w:t>), e a tradição associava o Monte do Templo como o lugar onde o Senhor providenciou para Abraão (</w:t>
       </w:r>
-      <w:hyperlink r:id="rId28">
-        <w:r>
-          <w:rPr>
-            <w:lang w:val="pt_PT" w:bidi="pt_PT"/>
-          </w:rPr>
-          <w:rPr>
-            <w:color w:val="0000EE"/>
-            <w:u w:val="single"/>
-          </w:rPr>
-          <w:t>Gn 22.14</w:t>
-        </w:r>
-      </w:hyperlink>
+      <w:r>
+        <w:rPr>
+          <w:lang w:val="pt_PT" w:bidi="pt_PT"/>
+        </w:rPr>
+        <w:t>Gn 22.14</w:t>
+      </w:r>
       <w:r>
         <w:rPr>
           <w:lang w:val="pt_PT" w:bidi="pt_PT"/>
@@ -1299,18 +1203,12 @@
         </w:rPr>
         <w:t xml:space="preserve">Embora em Crônicas o Templo seja o tema central do reinado de Salomão, a atenção à sua arquitetura e mobiliário reais é consideravelmente menor do que a encontrada em Reis (e.g., </w:t>
       </w:r>
-      <w:hyperlink r:id="rId29">
-        <w:r>
-          <w:rPr>
-            <w:lang w:val="pt_PT" w:bidi="pt_PT"/>
-          </w:rPr>
-          <w:rPr>
-            <w:color w:val="0000EE"/>
-            <w:u w:val="single"/>
-          </w:rPr>
-          <w:t>1Rs 6.2–10</w:t>
-        </w:r>
-      </w:hyperlink>
+      <w:r>
+        <w:rPr>
+          <w:lang w:val="pt_PT" w:bidi="pt_PT"/>
+        </w:rPr>
+        <w:t>1Rs 6.2–10</w:t>
+      </w:r>
       <w:r>
         <w:rPr>
           <w:lang w:val="pt_PT" w:bidi="pt_PT"/>
@@ -1365,18 +1263,12 @@
         </w:rPr>
         <w:t>O livro dos Reis data o início da construção do Templo em relação ao Êxodo do Egito (</w:t>
       </w:r>
-      <w:hyperlink r:id="rId30">
-        <w:r>
-          <w:rPr>
-            <w:lang w:val="pt_PT" w:bidi="pt_PT"/>
-          </w:rPr>
-          <w:rPr>
-            <w:color w:val="0000EE"/>
-            <w:u w:val="single"/>
-          </w:rPr>
-          <w:t>1Rs 6.1</w:t>
-        </w:r>
-      </w:hyperlink>
+      <w:r>
+        <w:rPr>
+          <w:lang w:val="pt_PT" w:bidi="pt_PT"/>
+        </w:rPr>
+        <w:t>1Rs 6.1</w:t>
+      </w:r>
       <w:r>
         <w:rPr>
           <w:lang w:val="pt_PT" w:bidi="pt_PT"/>
@@ -1431,36 +1323,24 @@
         </w:rPr>
         <w:t xml:space="preserve">O interior do Templo foi concluído com materiais caros (veja </w:t>
       </w:r>
-      <w:hyperlink r:id="rId31">
-        <w:r>
-          <w:rPr>
-            <w:lang w:val="pt_PT" w:bidi="pt_PT"/>
-          </w:rPr>
-          <w:rPr>
-            <w:color w:val="0000EE"/>
-            <w:u w:val="single"/>
-          </w:rPr>
-          <w:t>1Rs 6.15–18</w:t>
-        </w:r>
-      </w:hyperlink>
+      <w:r>
+        <w:rPr>
+          <w:lang w:val="pt_PT" w:bidi="pt_PT"/>
+        </w:rPr>
+        <w:t>1Rs 6.15–18</w:t>
+      </w:r>
       <w:r>
         <w:rPr>
           <w:lang w:val="pt_PT" w:bidi="pt_PT"/>
         </w:rPr>
         <w:t>,</w:t>
       </w:r>
-      <w:hyperlink r:id="rId32">
-        <w:r>
-          <w:rPr>
-            <w:lang w:val="pt_PT" w:bidi="pt_PT"/>
-          </w:rPr>
-          <w:rPr>
-            <w:color w:val="0000EE"/>
-            <w:u w:val="single"/>
-          </w:rPr>
-          <w:t>29</w:t>
-        </w:r>
-      </w:hyperlink>
+      <w:r>
+        <w:rPr>
+          <w:lang w:val="pt_PT" w:bidi="pt_PT"/>
+        </w:rPr>
+        <w:t>29</w:t>
+      </w:r>
       <w:r>
         <w:rPr>
           <w:lang w:val="pt_PT" w:bidi="pt_PT"/>
@@ -1698,18 +1578,12 @@
         </w:rPr>
         <w:t xml:space="preserve">Os dois pilares colocados no pórtico do Templo eram feitos de bronze e estavam ricamente decorados (cp. </w:t>
       </w:r>
-      <w:hyperlink r:id="rId33">
-        <w:r>
-          <w:rPr>
-            <w:lang w:val="pt_PT" w:bidi="pt_PT"/>
-          </w:rPr>
-          <w:rPr>
-            <w:color w:val="0000EE"/>
-            <w:u w:val="single"/>
-          </w:rPr>
-          <w:t>1Rs 7.15–22</w:t>
-        </w:r>
-      </w:hyperlink>
+      <w:r>
+        <w:rPr>
+          <w:lang w:val="pt_PT" w:bidi="pt_PT"/>
+        </w:rPr>
+        <w:t>1Rs 7.15–22</w:t>
+      </w:r>
       <w:r>
         <w:rPr>
           <w:lang w:val="pt_PT" w:bidi="pt_PT"/>
@@ -1764,36 +1638,24 @@
         </w:rPr>
         <w:t xml:space="preserve">Jaquim (“ele estabelece”) pode se referir à promessa de Deus em relação ao reino (veja </w:t>
       </w:r>
-      <w:hyperlink r:id="rId34">
-        <w:r>
-          <w:rPr>
-            <w:lang w:val="pt_PT" w:bidi="pt_PT"/>
-          </w:rPr>
-          <w:rPr>
-            <w:color w:val="0000EE"/>
-            <w:u w:val="single"/>
-          </w:rPr>
-          <w:t>1Cr 17.7–14</w:t>
-        </w:r>
-      </w:hyperlink>
+      <w:r>
+        <w:rPr>
+          <w:lang w:val="pt_PT" w:bidi="pt_PT"/>
+        </w:rPr>
+        <w:t>1Cr 17.7–14</w:t>
+      </w:r>
       <w:r>
         <w:rPr>
           <w:lang w:val="pt_PT" w:bidi="pt_PT"/>
         </w:rPr>
         <w:t>). Boaz (“nele há força”) pode ter sido uma proclamação de confiança em Deus. Os relevos dourados de querubins, palmeiras e flores adornando as portas e paredes do Templo sugerem que as colunas estavam relacionadas à árvore da vida (</w:t>
       </w:r>
-      <w:hyperlink r:id="rId35">
-        <w:r>
-          <w:rPr>
-            <w:lang w:val="pt_PT" w:bidi="pt_PT"/>
-          </w:rPr>
-          <w:rPr>
-            <w:color w:val="0000EE"/>
-            <w:u w:val="single"/>
-          </w:rPr>
-          <w:t>Gn 2.9</w:t>
-        </w:r>
-      </w:hyperlink>
+      <w:r>
+        <w:rPr>
+          <w:lang w:val="pt_PT" w:bidi="pt_PT"/>
+        </w:rPr>
+        <w:t>Gn 2.9</w:t>
+      </w:r>
       <w:r>
         <w:rPr>
           <w:lang w:val="pt_PT" w:bidi="pt_PT"/>
@@ -1848,54 +1710,36 @@
         </w:rPr>
         <w:t xml:space="preserve">O Templo, a casa de Deus, representava o Éden, o jardim de Deus (cp. </w:t>
       </w:r>
-      <w:hyperlink r:id="rId36">
-        <w:r>
-          <w:rPr>
-            <w:lang w:val="pt_PT" w:bidi="pt_PT"/>
-          </w:rPr>
-          <w:rPr>
-            <w:color w:val="0000EE"/>
-            <w:u w:val="single"/>
-          </w:rPr>
-          <w:t>Is 51.3</w:t>
-        </w:r>
-      </w:hyperlink>
+      <w:r>
+        <w:rPr>
+          <w:lang w:val="pt_PT" w:bidi="pt_PT"/>
+        </w:rPr>
+        <w:t>Is 51.3</w:t>
+      </w:r>
       <w:r>
         <w:rPr>
           <w:lang w:val="pt_PT" w:bidi="pt_PT"/>
         </w:rPr>
         <w:t>). O imenso Mar que repousava sobre as costas dos doze bois de bronze representava as águas cósmicas pré-criação ou as águas da vida que emanavam do Jardim do Éden. Forças divinas subjugam as águas do caos (</w:t>
       </w:r>
-      <w:hyperlink r:id="rId37">
-        <w:r>
-          <w:rPr>
-            <w:lang w:val="pt_PT" w:bidi="pt_PT"/>
-          </w:rPr>
-          <w:rPr>
-            <w:color w:val="0000EE"/>
-            <w:u w:val="single"/>
-          </w:rPr>
-          <w:t>Gn 1.2</w:t>
-        </w:r>
-      </w:hyperlink>
+      <w:r>
+        <w:rPr>
+          <w:lang w:val="pt_PT" w:bidi="pt_PT"/>
+        </w:rPr>
+        <w:t>Gn 1.2</w:t>
+      </w:r>
       <w:r>
         <w:rPr>
           <w:lang w:val="pt_PT" w:bidi="pt_PT"/>
         </w:rPr>
         <w:t xml:space="preserve">) para que elas forneçam nutrição vital para a vida vegetal, animal e humana (veja </w:t>
       </w:r>
-      <w:hyperlink r:id="rId38">
-        <w:r>
-          <w:rPr>
-            <w:lang w:val="pt_PT" w:bidi="pt_PT"/>
-          </w:rPr>
-          <w:rPr>
-            <w:color w:val="0000EE"/>
-            <w:u w:val="single"/>
-          </w:rPr>
-          <w:t>Ap 21.1</w:t>
-        </w:r>
-      </w:hyperlink>
+      <w:r>
+        <w:rPr>
+          <w:lang w:val="pt_PT" w:bidi="pt_PT"/>
+        </w:rPr>
+        <w:t>Ap 21.1</w:t>
+      </w:r>
       <w:r>
         <w:rPr>
           <w:lang w:val="pt_PT" w:bidi="pt_PT"/>
@@ -1950,18 +1794,12 @@
         </w:rPr>
         <w:t xml:space="preserve">O Mar servia ao mesmo propósito que a bacia de bronze no Tabernáculo (cp. </w:t>
       </w:r>
-      <w:hyperlink r:id="rId39">
-        <w:r>
-          <w:rPr>
-            <w:lang w:val="pt_PT" w:bidi="pt_PT"/>
-          </w:rPr>
-          <w:rPr>
-            <w:color w:val="0000EE"/>
-            <w:u w:val="single"/>
-          </w:rPr>
-          <w:t>Êx 30.18–19</w:t>
-        </w:r>
-      </w:hyperlink>
+      <w:r>
+        <w:rPr>
+          <w:lang w:val="pt_PT" w:bidi="pt_PT"/>
+        </w:rPr>
+        <w:t>Êx 30.18–19</w:t>
+      </w:r>
       <w:r>
         <w:rPr>
           <w:lang w:val="pt_PT" w:bidi="pt_PT"/>
@@ -2016,54 +1854,36 @@
         </w:rPr>
         <w:t xml:space="preserve">As sete luzes de cada um dos dez candelabros de ouro podem ter representado as Plêiades, um aglomerado de estrelas simbolizado por sete pontos na antiga Mesopotâmia (cp. </w:t>
       </w:r>
-      <w:hyperlink r:id="rId40">
-        <w:r>
-          <w:rPr>
-            <w:lang w:val="pt_PT" w:bidi="pt_PT"/>
-          </w:rPr>
-          <w:rPr>
-            <w:color w:val="0000EE"/>
-            <w:u w:val="single"/>
-          </w:rPr>
-          <w:t>Jó 9.9</w:t>
-        </w:r>
-      </w:hyperlink>
+      <w:r>
+        <w:rPr>
+          <w:lang w:val="pt_PT" w:bidi="pt_PT"/>
+        </w:rPr>
+        <w:t>Jó 9.9</w:t>
+      </w:r>
       <w:r>
         <w:rPr>
           <w:lang w:val="pt_PT" w:bidi="pt_PT"/>
         </w:rPr>
         <w:t xml:space="preserve">; </w:t>
       </w:r>
-      <w:hyperlink r:id="rId41">
-        <w:r>
-          <w:rPr>
-            <w:lang w:val="pt_PT" w:bidi="pt_PT"/>
-          </w:rPr>
-          <w:rPr>
-            <w:color w:val="0000EE"/>
-            <w:u w:val="single"/>
-          </w:rPr>
-          <w:t>38.31</w:t>
-        </w:r>
-      </w:hyperlink>
+      <w:r>
+        <w:rPr>
+          <w:lang w:val="pt_PT" w:bidi="pt_PT"/>
+        </w:rPr>
+        <w:t>38.31</w:t>
+      </w:r>
       <w:r>
         <w:rPr>
           <w:lang w:val="pt_PT" w:bidi="pt_PT"/>
         </w:rPr>
         <w:t xml:space="preserve">; </w:t>
       </w:r>
-      <w:hyperlink r:id="rId42">
-        <w:r>
-          <w:rPr>
-            <w:lang w:val="pt_PT" w:bidi="pt_PT"/>
-          </w:rPr>
-          <w:rPr>
-            <w:color w:val="0000EE"/>
-            <w:u w:val="single"/>
-          </w:rPr>
-          <w:t>Am 5.8</w:t>
-        </w:r>
-      </w:hyperlink>
+      <w:r>
+        <w:rPr>
+          <w:lang w:val="pt_PT" w:bidi="pt_PT"/>
+        </w:rPr>
+        <w:t>Am 5.8</w:t>
+      </w:r>
       <w:r>
         <w:rPr>
           <w:lang w:val="pt_PT" w:bidi="pt_PT"/>
@@ -2118,18 +1938,12 @@
         </w:rPr>
         <w:t xml:space="preserve">Veja </w:t>
       </w:r>
-      <w:hyperlink r:id="rId43">
-        <w:r>
-          <w:rPr>
-            <w:lang w:val="pt_PT" w:bidi="pt_PT"/>
-          </w:rPr>
-          <w:rPr>
-            <w:color w:val="0000EE"/>
-            <w:u w:val="single"/>
-          </w:rPr>
-          <w:t>1Rs 7.40b-47</w:t>
-        </w:r>
-      </w:hyperlink>
+      <w:r>
+        <w:rPr>
+          <w:lang w:val="pt_PT" w:bidi="pt_PT"/>
+        </w:rPr>
+        <w:t>1Rs 7.40b-47</w:t>
+      </w:r>
       <w:r>
         <w:rPr>
           <w:lang w:val="pt_PT" w:bidi="pt_PT"/>
@@ -2184,54 +1998,36 @@
         </w:rPr>
         <w:t>O Pão da Presença simbolizava a provisão de Deus para o seu povo. Ele era colocado diante de Deus nas mesas (</w:t>
       </w:r>
-      <w:hyperlink r:id="rId44">
-        <w:r>
-          <w:rPr>
-            <w:lang w:val="pt_PT" w:bidi="pt_PT"/>
-          </w:rPr>
-          <w:rPr>
-            <w:color w:val="0000EE"/>
-            <w:u w:val="single"/>
-          </w:rPr>
-          <w:t>4.8</w:t>
-        </w:r>
-      </w:hyperlink>
+      <w:r>
+        <w:rPr>
+          <w:lang w:val="pt_PT" w:bidi="pt_PT"/>
+        </w:rPr>
+        <w:t>4.8</w:t>
+      </w:r>
       <w:r>
         <w:rPr>
           <w:lang w:val="pt_PT" w:bidi="pt_PT"/>
         </w:rPr>
         <w:t>) como um tipo de oferta, demonstrando que pertencia a Deus e que a provisão de Israel vinha da “mesa” de Deus. Parte do pão era consumida pelos sacerdotes (</w:t>
       </w:r>
-      <w:hyperlink r:id="rId45">
-        <w:r>
-          <w:rPr>
-            <w:lang w:val="pt_PT" w:bidi="pt_PT"/>
-          </w:rPr>
-          <w:rPr>
-            <w:color w:val="0000EE"/>
-            <w:u w:val="single"/>
-          </w:rPr>
-          <w:t>Lv 24.5–9</w:t>
-        </w:r>
-      </w:hyperlink>
+      <w:r>
+        <w:rPr>
+          <w:lang w:val="pt_PT" w:bidi="pt_PT"/>
+        </w:rPr>
+        <w:t>Lv 24.5–9</w:t>
+      </w:r>
       <w:r>
         <w:rPr>
           <w:lang w:val="pt_PT" w:bidi="pt_PT"/>
         </w:rPr>
         <w:t xml:space="preserve">), e o restante era queimado; esta refeição simbolizava a refeição de aliança de comunhão entre Deus e seu povo (veja </w:t>
       </w:r>
-      <w:hyperlink r:id="rId46">
-        <w:r>
-          <w:rPr>
-            <w:lang w:val="pt_PT" w:bidi="pt_PT"/>
-          </w:rPr>
-          <w:rPr>
-            <w:color w:val="0000EE"/>
-            <w:u w:val="single"/>
-          </w:rPr>
-          <w:t>Êx 24.9–11</w:t>
-        </w:r>
-      </w:hyperlink>
+      <w:r>
+        <w:rPr>
+          <w:lang w:val="pt_PT" w:bidi="pt_PT"/>
+        </w:rPr>
+        <w:t>Êx 24.9–11</w:t>
+      </w:r>
       <w:r>
         <w:rPr>
           <w:lang w:val="pt_PT" w:bidi="pt_PT"/>
@@ -2286,54 +2082,36 @@
         </w:rPr>
         <w:t xml:space="preserve">Este versículo conclui a seção sobre os móveis do Templo, seguindo </w:t>
       </w:r>
-      <w:hyperlink r:id="rId47">
-        <w:r>
-          <w:rPr>
-            <w:lang w:val="pt_PT" w:bidi="pt_PT"/>
-          </w:rPr>
-          <w:rPr>
-            <w:color w:val="0000EE"/>
-            <w:u w:val="single"/>
-          </w:rPr>
-          <w:t>1Rs 7.51</w:t>
-        </w:r>
-      </w:hyperlink>
+      <w:r>
+        <w:rPr>
+          <w:lang w:val="pt_PT" w:bidi="pt_PT"/>
+        </w:rPr>
+        <w:t>1Rs 7.51</w:t>
+      </w:r>
       <w:r>
         <w:rPr>
           <w:lang w:val="pt_PT" w:bidi="pt_PT"/>
         </w:rPr>
         <w:t xml:space="preserve"> quase literalmente. • os presentes que seu pai, Davi, havia dedicado: Assim como os despojos tomados do Egito foram usados na construção do Tabernáculo, os despojos dos inimigos de Israel construíram o Templo. Os profetas frequentemente retratavam os despojos de outras nações como estando à disposição de Israel (veja </w:t>
       </w:r>
-      <w:hyperlink r:id="rId48">
-        <w:r>
-          <w:rPr>
-            <w:lang w:val="pt_PT" w:bidi="pt_PT"/>
-          </w:rPr>
-          <w:rPr>
-            <w:color w:val="0000EE"/>
-            <w:u w:val="single"/>
-          </w:rPr>
-          <w:t>Is 60.10–14</w:t>
-        </w:r>
-      </w:hyperlink>
+      <w:r>
+        <w:rPr>
+          <w:lang w:val="pt_PT" w:bidi="pt_PT"/>
+        </w:rPr>
+        <w:t>Is 60.10–14</w:t>
+      </w:r>
       <w:r>
         <w:rPr>
           <w:lang w:val="pt_PT" w:bidi="pt_PT"/>
         </w:rPr>
         <w:t xml:space="preserve">; </w:t>
       </w:r>
-      <w:hyperlink r:id="rId49">
-        <w:r>
-          <w:rPr>
-            <w:lang w:val="pt_PT" w:bidi="pt_PT"/>
-          </w:rPr>
-          <w:rPr>
-            <w:color w:val="0000EE"/>
-            <w:u w:val="single"/>
-          </w:rPr>
-          <w:t>Zc 14.14</w:t>
-        </w:r>
-      </w:hyperlink>
+      <w:r>
+        <w:rPr>
+          <w:lang w:val="pt_PT" w:bidi="pt_PT"/>
+        </w:rPr>
+        <w:t>Zc 14.14</w:t>
+      </w:r>
       <w:r>
         <w:rPr>
           <w:lang w:val="pt_PT" w:bidi="pt_PT"/>
@@ -2388,18 +2166,12 @@
         </w:rPr>
         <w:t>A dedicação do Templo ocorreu durante o Festival anual das Cabanas, realizado no início do outono. Este festival de sete dias exigia uma peregrinação ao local central de adoração (</w:t>
       </w:r>
-      <w:hyperlink r:id="rId50">
-        <w:r>
-          <w:rPr>
-            <w:lang w:val="pt_PT" w:bidi="pt_PT"/>
-          </w:rPr>
-          <w:rPr>
-            <w:color w:val="0000EE"/>
-            <w:u w:val="single"/>
-          </w:rPr>
-          <w:t>Dt 16.13–15</w:t>
-        </w:r>
-      </w:hyperlink>
+      <w:r>
+        <w:rPr>
+          <w:lang w:val="pt_PT" w:bidi="pt_PT"/>
+        </w:rPr>
+        <w:t>Dt 16.13–15</w:t>
+      </w:r>
       <w:r>
         <w:rPr>
           <w:lang w:val="pt_PT" w:bidi="pt_PT"/>
@@ -2454,36 +2226,24 @@
         </w:rPr>
         <w:t xml:space="preserve">A tenda especial: "Tenda da Reunião" é o nome usado em Êxodo para indicar a função do Tabernáculo (e.g., </w:t>
       </w:r>
-      <w:hyperlink r:id="rId51">
-        <w:r>
-          <w:rPr>
-            <w:lang w:val="pt_PT" w:bidi="pt_PT"/>
-          </w:rPr>
-          <w:rPr>
-            <w:color w:val="0000EE"/>
-            <w:u w:val="single"/>
-          </w:rPr>
-          <w:t>Êx 33.7</w:t>
-        </w:r>
-      </w:hyperlink>
+      <w:r>
+        <w:rPr>
+          <w:lang w:val="pt_PT" w:bidi="pt_PT"/>
+        </w:rPr>
+        <w:t>Êx 33.7</w:t>
+      </w:r>
       <w:r>
         <w:rPr>
           <w:lang w:val="pt_PT" w:bidi="pt_PT"/>
         </w:rPr>
         <w:t xml:space="preserve">). O Tabernáculo era a morada da presença divina (e.g., </w:t>
       </w:r>
-      <w:hyperlink r:id="rId52">
-        <w:r>
-          <w:rPr>
-            <w:lang w:val="pt_PT" w:bidi="pt_PT"/>
-          </w:rPr>
-          <w:rPr>
-            <w:color w:val="0000EE"/>
-            <w:u w:val="single"/>
-          </w:rPr>
-          <w:t>Êx 25.8–9</w:t>
-        </w:r>
-      </w:hyperlink>
+      <w:r>
+        <w:rPr>
+          <w:lang w:val="pt_PT" w:bidi="pt_PT"/>
+        </w:rPr>
+        <w:t>Êx 25.8–9</w:t>
+      </w:r>
       <w:r>
         <w:rPr>
           <w:lang w:val="pt_PT" w:bidi="pt_PT"/>
@@ -2647,54 +2407,36 @@
         </w:rPr>
         <w:t xml:space="preserve">A Arca continha apenas as tábuas da aliança (veja </w:t>
       </w:r>
-      <w:hyperlink r:id="rId53">
-        <w:r>
-          <w:rPr>
-            <w:lang w:val="pt_PT" w:bidi="pt_PT"/>
-          </w:rPr>
-          <w:rPr>
-            <w:color w:val="0000EE"/>
-            <w:u w:val="single"/>
-          </w:rPr>
-          <w:t>Êx 25.21</w:t>
-        </w:r>
-      </w:hyperlink>
+      <w:r>
+        <w:rPr>
+          <w:lang w:val="pt_PT" w:bidi="pt_PT"/>
+        </w:rPr>
+        <w:t>Êx 25.21</w:t>
+      </w:r>
       <w:r>
         <w:rPr>
           <w:lang w:val="pt_PT" w:bidi="pt_PT"/>
         </w:rPr>
         <w:t xml:space="preserve">; </w:t>
       </w:r>
-      <w:hyperlink r:id="rId54">
-        <w:r>
-          <w:rPr>
-            <w:lang w:val="pt_PT" w:bidi="pt_PT"/>
-          </w:rPr>
-          <w:rPr>
-            <w:color w:val="0000EE"/>
-            <w:u w:val="single"/>
-          </w:rPr>
-          <w:t>Dt 10.5</w:t>
-        </w:r>
-      </w:hyperlink>
+      <w:r>
+        <w:rPr>
+          <w:lang w:val="pt_PT" w:bidi="pt_PT"/>
+        </w:rPr>
+        <w:t>Dt 10.5</w:t>
+      </w:r>
       <w:r>
         <w:rPr>
           <w:lang w:val="pt_PT" w:bidi="pt_PT"/>
         </w:rPr>
         <w:t>). O pote de maná que Arão colocou na Arca (</w:t>
       </w:r>
-      <w:hyperlink r:id="rId55">
-        <w:r>
-          <w:rPr>
-            <w:lang w:val="pt_PT" w:bidi="pt_PT"/>
-          </w:rPr>
-          <w:rPr>
-            <w:color w:val="0000EE"/>
-            <w:u w:val="single"/>
-          </w:rPr>
-          <w:t>Êx 16.33–34</w:t>
-        </w:r>
-      </w:hyperlink>
+      <w:r>
+        <w:rPr>
+          <w:lang w:val="pt_PT" w:bidi="pt_PT"/>
+        </w:rPr>
+        <w:t>Êx 16.33–34</w:t>
+      </w:r>
       <w:r>
         <w:rPr>
           <w:lang w:val="pt_PT" w:bidi="pt_PT"/>
@@ -2749,18 +2491,12 @@
         </w:rPr>
         <w:t>O Cronista complementa a dedicação do Templo com uma descrição detalhada de uma grande celebração. Ele menciona as três ordens específicas de cantores e todos os seus parentes. Os 120... trompetistas ou trombeteiros aparentemente incluíam cinco sacerdotes de cada uma das 24 divisões (</w:t>
       </w:r>
-      <w:hyperlink r:id="rId56">
-        <w:r>
-          <w:rPr>
-            <w:lang w:val="pt_PT" w:bidi="pt_PT"/>
-          </w:rPr>
-          <w:rPr>
-            <w:color w:val="0000EE"/>
-            <w:u w:val="single"/>
-          </w:rPr>
-          <w:t>1Cr 24.3–19</w:t>
-        </w:r>
-      </w:hyperlink>
+      <w:r>
+        <w:rPr>
+          <w:lang w:val="pt_PT" w:bidi="pt_PT"/>
+        </w:rPr>
+        <w:t>1Cr 24.3–19</w:t>
+      </w:r>
       <w:r>
         <w:rPr>
           <w:lang w:val="pt_PT" w:bidi="pt_PT"/>
@@ -2863,54 +2599,36 @@
         </w:rPr>
         <w:t xml:space="preserve">A história de Israel como povo de Deus, que teve origem no Êxodo, atingiu seu auge quando Deus escolheu Davi para ser rei e Jerusalém como sua capital. Tanto a cidade quanto a dinastia eram aspectos da promessa de Deus a Davi (veja </w:t>
       </w:r>
-      <w:hyperlink r:id="rId57">
-        <w:r>
-          <w:rPr>
-            <w:lang w:val="pt_PT" w:bidi="pt_PT"/>
-          </w:rPr>
-          <w:rPr>
-            <w:color w:val="0000EE"/>
-            <w:u w:val="single"/>
-          </w:rPr>
-          <w:t>1Cr 28.4</w:t>
-        </w:r>
-      </w:hyperlink>
+      <w:r>
+        <w:rPr>
+          <w:lang w:val="pt_PT" w:bidi="pt_PT"/>
+        </w:rPr>
+        <w:t>1Cr 28.4</w:t>
+      </w:r>
       <w:r>
         <w:rPr>
           <w:lang w:val="pt_PT" w:bidi="pt_PT"/>
         </w:rPr>
         <w:t xml:space="preserve">; cp. </w:t>
       </w:r>
-      <w:hyperlink r:id="rId58">
-        <w:r>
-          <w:rPr>
-            <w:lang w:val="pt_PT" w:bidi="pt_PT"/>
-          </w:rPr>
-          <w:rPr>
-            <w:color w:val="0000EE"/>
-            <w:u w:val="single"/>
-          </w:rPr>
-          <w:t>2Sm 7.8–17</w:t>
-        </w:r>
-      </w:hyperlink>
+      <w:r>
+        <w:rPr>
+          <w:lang w:val="pt_PT" w:bidi="pt_PT"/>
+        </w:rPr>
+        <w:t>2Sm 7.8–17</w:t>
+      </w:r>
       <w:r>
         <w:rPr>
           <w:lang w:val="pt_PT" w:bidi="pt_PT"/>
         </w:rPr>
         <w:t xml:space="preserve">; </w:t>
       </w:r>
-      <w:hyperlink r:id="rId59">
-        <w:r>
-          <w:rPr>
-            <w:lang w:val="pt_PT" w:bidi="pt_PT"/>
-          </w:rPr>
-          <w:rPr>
-            <w:color w:val="0000EE"/>
-            <w:u w:val="single"/>
-          </w:rPr>
-          <w:t>Sl 2.6–7</w:t>
-        </w:r>
-      </w:hyperlink>
+      <w:r>
+        <w:rPr>
+          <w:lang w:val="pt_PT" w:bidi="pt_PT"/>
+        </w:rPr>
+        <w:t>Sl 2.6–7</w:t>
+      </w:r>
       <w:r>
         <w:rPr>
           <w:lang w:val="pt_PT" w:bidi="pt_PT"/>
@@ -3013,18 +2731,12 @@
         </w:rPr>
         <w:t xml:space="preserve">nem os mais altos céus podem contê-lo: Toda a criação pode ser vista como o verdadeiro templo de Deus — o palácio do Rei divino (veja </w:t>
       </w:r>
-      <w:hyperlink r:id="rId60">
-        <w:r>
-          <w:rPr>
-            <w:lang w:val="pt_PT" w:bidi="pt_PT"/>
-          </w:rPr>
-          <w:rPr>
-            <w:color w:val="0000EE"/>
-            <w:u w:val="single"/>
-          </w:rPr>
-          <w:t>Is 66.1–2</w:t>
-        </w:r>
-      </w:hyperlink>
+      <w:r>
+        <w:rPr>
+          <w:lang w:val="pt_PT" w:bidi="pt_PT"/>
+        </w:rPr>
+        <w:t>Is 66.1–2</w:t>
+      </w:r>
       <w:r>
         <w:rPr>
           <w:lang w:val="pt_PT" w:bidi="pt_PT"/>
@@ -3079,36 +2791,24 @@
         </w:rPr>
         <w:t>Na sua aliança com Israel, o Senhor estabeleceu bênçãos e vida como consequências da obediência, e maldições e morte como consequências da desobediência (</w:t>
       </w:r>
-      <w:hyperlink r:id="rId61">
-        <w:r>
-          <w:rPr>
-            <w:lang w:val="pt_PT" w:bidi="pt_PT"/>
-          </w:rPr>
-          <w:rPr>
-            <w:color w:val="0000EE"/>
-            <w:u w:val="single"/>
-          </w:rPr>
-          <w:t>Dt 27.11–28.68</w:t>
-        </w:r>
-      </w:hyperlink>
+      <w:r>
+        <w:rPr>
+          <w:lang w:val="pt_PT" w:bidi="pt_PT"/>
+        </w:rPr>
+        <w:t>Dt 27.11–28.68</w:t>
+      </w:r>
       <w:r>
         <w:rPr>
           <w:lang w:val="pt_PT" w:bidi="pt_PT"/>
         </w:rPr>
         <w:t xml:space="preserve">; </w:t>
       </w:r>
-      <w:hyperlink r:id="rId62">
-        <w:r>
-          <w:rPr>
-            <w:lang w:val="pt_PT" w:bidi="pt_PT"/>
-          </w:rPr>
-          <w:rPr>
-            <w:color w:val="0000EE"/>
-            <w:u w:val="single"/>
-          </w:rPr>
-          <w:t>30.15–18</w:t>
-        </w:r>
-      </w:hyperlink>
+      <w:r>
+        <w:rPr>
+          <w:lang w:val="pt_PT" w:bidi="pt_PT"/>
+        </w:rPr>
+        <w:t>30.15–18</w:t>
+      </w:r>
       <w:r>
         <w:rPr>
           <w:lang w:val="pt_PT" w:bidi="pt_PT"/>
@@ -3163,18 +2863,12 @@
         </w:rPr>
         <w:t>Petição 1: Salomão pediu que a justiça prevalecesse quando a culpa e a inocência não pudessem ser facilmente determinadas. Um exemplo de tal caso seria o roubo (</w:t>
       </w:r>
-      <w:hyperlink r:id="rId63">
-        <w:r>
-          <w:rPr>
-            <w:lang w:val="pt_PT" w:bidi="pt_PT"/>
-          </w:rPr>
-          <w:rPr>
-            <w:color w:val="0000EE"/>
-            <w:u w:val="single"/>
-          </w:rPr>
-          <w:t>Êx 22.7–9</w:t>
-        </w:r>
-      </w:hyperlink>
+      <w:r>
+        <w:rPr>
+          <w:lang w:val="pt_PT" w:bidi="pt_PT"/>
+        </w:rPr>
+        <w:t>Êx 22.7–9</w:t>
+      </w:r>
       <w:r>
         <w:rPr>
           <w:lang w:val="pt_PT" w:bidi="pt_PT"/>
@@ -3373,18 +3067,12 @@
         </w:rPr>
         <w:t>Petição 5: Salomão expressou preocupação por aqueles de outras nações que voluntariamente se juntaram à sociedade da aliança ao verem as bênçãos de Deus sobre aqueles que a obedeciam (</w:t>
       </w:r>
-      <w:hyperlink r:id="rId64">
-        <w:r>
-          <w:rPr>
-            <w:lang w:val="pt_PT" w:bidi="pt_PT"/>
-          </w:rPr>
-          <w:rPr>
-            <w:color w:val="0000EE"/>
-            <w:u w:val="single"/>
-          </w:rPr>
-          <w:t>Dt 4.6–8</w:t>
-        </w:r>
-      </w:hyperlink>
+      <w:r>
+        <w:rPr>
+          <w:lang w:val="pt_PT" w:bidi="pt_PT"/>
+        </w:rPr>
+        <w:t>Dt 4.6–8</w:t>
+      </w:r>
       <w:r>
         <w:rPr>
           <w:lang w:val="pt_PT" w:bidi="pt_PT"/>
@@ -3500,18 +3188,12 @@
         </w:rPr>
         <w:t>Petição 7: A preocupação profética de Salomão de que Israel pudesse ser completamente exilado é evidente na petição final de sua oração. Houve muitos exílios na história de Israel, mas a destruição completa de Jerusalém e de seu Templo foram os maiores desafios para a fé. As petições de Salomão viam o Templo como um recurso para a fé; em uma terra estrangeira, o povo poderia lembrar-se do lugar escolhido e orar. A menção de terra, cidade e Templo (</w:t>
       </w:r>
-      <w:hyperlink r:id="rId65">
-        <w:r>
-          <w:rPr>
-            <w:lang w:val="pt_PT" w:bidi="pt_PT"/>
-          </w:rPr>
-          <w:rPr>
-            <w:color w:val="0000EE"/>
-            <w:u w:val="single"/>
-          </w:rPr>
-          <w:t>6.38</w:t>
-        </w:r>
-      </w:hyperlink>
+      <w:r>
+        <w:rPr>
+          <w:lang w:val="pt_PT" w:bidi="pt_PT"/>
+        </w:rPr>
+        <w:t>6.38</w:t>
+      </w:r>
       <w:r>
         <w:rPr>
           <w:lang w:val="pt_PT" w:bidi="pt_PT"/>
@@ -3566,36 +3248,24 @@
         </w:rPr>
         <w:t>A oração de Salomão conclui com a citação de um salmo (</w:t>
       </w:r>
-      <w:hyperlink r:id="rId66">
-        <w:r>
-          <w:rPr>
-            <w:lang w:val="pt_PT" w:bidi="pt_PT"/>
-          </w:rPr>
-          <w:rPr>
-            <w:color w:val="0000EE"/>
-            <w:u w:val="single"/>
-          </w:rPr>
-          <w:t>Sl 132.8–10</w:t>
-        </w:r>
-      </w:hyperlink>
+      <w:r>
+        <w:rPr>
+          <w:lang w:val="pt_PT" w:bidi="pt_PT"/>
+        </w:rPr>
+        <w:t>Sl 132.8–10</w:t>
+      </w:r>
       <w:r>
         <w:rPr>
           <w:lang w:val="pt_PT" w:bidi="pt_PT"/>
         </w:rPr>
         <w:t>). Esta oração foi a parte final da transferência da Arca para o seu lugar no Templo. Orações com salmos também acompanharam a transferência da Arca por Davi para Jerusalém (</w:t>
       </w:r>
-      <w:hyperlink r:id="rId67">
-        <w:r>
-          <w:rPr>
-            <w:lang w:val="pt_PT" w:bidi="pt_PT"/>
-          </w:rPr>
-          <w:rPr>
-            <w:color w:val="0000EE"/>
-            <w:u w:val="single"/>
-          </w:rPr>
-          <w:t>1Cr 16.7–36</w:t>
-        </w:r>
-      </w:hyperlink>
+      <w:r>
+        <w:rPr>
+          <w:lang w:val="pt_PT" w:bidi="pt_PT"/>
+        </w:rPr>
+        <w:t>1Cr 16.7–36</w:t>
+      </w:r>
       <w:r>
         <w:rPr>
           <w:lang w:val="pt_PT" w:bidi="pt_PT"/>
@@ -3615,18 +3285,12 @@
         </w:rPr>
         <w:t xml:space="preserve"> não para a guerra (cp. </w:t>
       </w:r>
-      <w:hyperlink r:id="rId68">
-        <w:r>
-          <w:rPr>
-            <w:lang w:val="pt_PT" w:bidi="pt_PT"/>
-          </w:rPr>
-          <w:rPr>
-            <w:color w:val="0000EE"/>
-            <w:u w:val="single"/>
-          </w:rPr>
-          <w:t>Nm 10.35</w:t>
-        </w:r>
-      </w:hyperlink>
+      <w:r>
+        <w:rPr>
+          <w:lang w:val="pt_PT" w:bidi="pt_PT"/>
+        </w:rPr>
+        <w:t>Nm 10.35</w:t>
+      </w:r>
       <w:r>
         <w:rPr>
           <w:lang w:val="pt_PT" w:bidi="pt_PT"/>
@@ -3681,54 +3345,36 @@
         </w:rPr>
         <w:t>Em harmonia com a abertura da oração (</w:t>
       </w:r>
-      <w:hyperlink r:id="rId69">
-        <w:r>
-          <w:rPr>
-            <w:lang w:val="pt_PT" w:bidi="pt_PT"/>
-          </w:rPr>
-          <w:rPr>
-            <w:color w:val="0000EE"/>
-            <w:u w:val="single"/>
-          </w:rPr>
-          <w:t>6.15–17</w:t>
-        </w:r>
-      </w:hyperlink>
+      <w:r>
+        <w:rPr>
+          <w:lang w:val="pt_PT" w:bidi="pt_PT"/>
+        </w:rPr>
+        <w:t>6.15–17</w:t>
+      </w:r>
       <w:r>
         <w:rPr>
           <w:lang w:val="pt_PT" w:bidi="pt_PT"/>
         </w:rPr>
         <w:t>), Salomão pede a Deus que se lembre de Seu amor infalível por... Davi; isso se refere à promessa de aliança que Deus fez a Davi (</w:t>
       </w:r>
-      <w:hyperlink r:id="rId70">
-        <w:r>
-          <w:rPr>
-            <w:lang w:val="pt_PT" w:bidi="pt_PT"/>
-          </w:rPr>
-          <w:rPr>
-            <w:color w:val="0000EE"/>
-            <w:u w:val="single"/>
-          </w:rPr>
-          <w:t>1Cr 17.4–14</w:t>
-        </w:r>
-      </w:hyperlink>
+      <w:r>
+        <w:rPr>
+          <w:lang w:val="pt_PT" w:bidi="pt_PT"/>
+        </w:rPr>
+        <w:t>1Cr 17.4–14</w:t>
+      </w:r>
       <w:r>
         <w:rPr>
           <w:lang w:val="pt_PT" w:bidi="pt_PT"/>
         </w:rPr>
         <w:t xml:space="preserve">; veja </w:t>
       </w:r>
-      <w:hyperlink r:id="rId71">
-        <w:r>
-          <w:rPr>
-            <w:lang w:val="pt_PT" w:bidi="pt_PT"/>
-          </w:rPr>
-          <w:rPr>
-            <w:color w:val="0000EE"/>
-            <w:u w:val="single"/>
-          </w:rPr>
-          <w:t>Is 55.3</w:t>
-        </w:r>
-      </w:hyperlink>
+      <w:r>
+        <w:rPr>
+          <w:lang w:val="pt_PT" w:bidi="pt_PT"/>
+        </w:rPr>
+        <w:t>Is 55.3</w:t>
+      </w:r>
       <w:r>
         <w:rPr>
           <w:lang w:val="pt_PT" w:bidi="pt_PT"/>
@@ -3783,18 +3429,12 @@
         </w:rPr>
         <w:t xml:space="preserve">Quando a Arca foi levada ao seu lugar (veja </w:t>
       </w:r>
-      <w:hyperlink r:id="rId72">
-        <w:r>
-          <w:rPr>
-            <w:lang w:val="pt_PT" w:bidi="pt_PT"/>
-          </w:rPr>
-          <w:rPr>
-            <w:color w:val="0000EE"/>
-            <w:u w:val="single"/>
-          </w:rPr>
-          <w:t>5.13–14</w:t>
-        </w:r>
-      </w:hyperlink>
+      <w:r>
+        <w:rPr>
+          <w:lang w:val="pt_PT" w:bidi="pt_PT"/>
+        </w:rPr>
+        <w:t>5.13–14</w:t>
+      </w:r>
       <w:r>
         <w:rPr>
           <w:lang w:val="pt_PT" w:bidi="pt_PT"/>
@@ -3873,18 +3513,12 @@
         </w:rPr>
         <w:t xml:space="preserve">A oferta de sacrifícios era essencial para dedicar a morada do Altíssimo na terra; os sacrifícios também forneciam alimento para o povo durante os quinze dias de celebração. O número de animais sacrificados corresponde aos encontrados em </w:t>
       </w:r>
-      <w:hyperlink r:id="rId73">
-        <w:r>
-          <w:rPr>
-            <w:lang w:val="pt_PT" w:bidi="pt_PT"/>
-          </w:rPr>
-          <w:rPr>
-            <w:color w:val="0000EE"/>
-            <w:u w:val="single"/>
-          </w:rPr>
-          <w:t>1Rs 8.63</w:t>
-        </w:r>
-      </w:hyperlink>
+      <w:r>
+        <w:rPr>
+          <w:lang w:val="pt_PT" w:bidi="pt_PT"/>
+        </w:rPr>
+        <w:t>1Rs 8.63</w:t>
+      </w:r>
       <w:r>
         <w:rPr>
           <w:lang w:val="pt_PT" w:bidi="pt_PT"/>
@@ -3939,72 +3573,48 @@
         </w:rPr>
         <w:t>Lebo-Hamate ao norte e o Ribeiro do Egito ao sul marcaram os limites de Israel conforme prometido aos patriarcas (</w:t>
       </w:r>
-      <w:hyperlink r:id="rId74">
-        <w:r>
-          <w:rPr>
-            <w:lang w:val="pt_PT" w:bidi="pt_PT"/>
-          </w:rPr>
-          <w:rPr>
-            <w:color w:val="0000EE"/>
-            <w:u w:val="single"/>
-          </w:rPr>
-          <w:t>Gn 15.18</w:t>
-        </w:r>
-      </w:hyperlink>
+      <w:r>
+        <w:rPr>
+          <w:lang w:val="pt_PT" w:bidi="pt_PT"/>
+        </w:rPr>
+        <w:t>Gn 15.18</w:t>
+      </w:r>
       <w:r>
         <w:rPr>
           <w:lang w:val="pt_PT" w:bidi="pt_PT"/>
         </w:rPr>
         <w:t xml:space="preserve">; </w:t>
       </w:r>
-      <w:hyperlink r:id="rId75">
-        <w:r>
-          <w:rPr>
-            <w:lang w:val="pt_PT" w:bidi="pt_PT"/>
-          </w:rPr>
-          <w:rPr>
-            <w:color w:val="0000EE"/>
-            <w:u w:val="single"/>
-          </w:rPr>
-          <w:t>Nm 34.5</w:t>
-        </w:r>
-      </w:hyperlink>
+      <w:r>
+        <w:rPr>
+          <w:lang w:val="pt_PT" w:bidi="pt_PT"/>
+        </w:rPr>
+        <w:t>Nm 34.5</w:t>
+      </w:r>
       <w:r>
         <w:rPr>
           <w:lang w:val="pt_PT" w:bidi="pt_PT"/>
         </w:rPr>
         <w:t>,</w:t>
       </w:r>
-      <w:hyperlink r:id="rId76">
-        <w:r>
-          <w:rPr>
-            <w:lang w:val="pt_PT" w:bidi="pt_PT"/>
-          </w:rPr>
-          <w:rPr>
-            <w:color w:val="0000EE"/>
-            <w:u w:val="single"/>
-          </w:rPr>
-          <w:t>8</w:t>
-        </w:r>
-      </w:hyperlink>
+      <w:r>
+        <w:rPr>
+          <w:lang w:val="pt_PT" w:bidi="pt_PT"/>
+        </w:rPr>
+        <w:t>8</w:t>
+      </w:r>
       <w:r>
         <w:rPr>
           <w:lang w:val="pt_PT" w:bidi="pt_PT"/>
         </w:rPr>
         <w:t xml:space="preserve">; </w:t>
       </w:r>
-      <w:hyperlink r:id="rId77">
-        <w:r>
-          <w:rPr>
-            <w:lang w:val="pt_PT" w:bidi="pt_PT"/>
-          </w:rPr>
-          <w:rPr>
-            <w:color w:val="0000EE"/>
-            <w:u w:val="single"/>
-          </w:rPr>
-          <w:t>Js 15.4</w:t>
-        </w:r>
-      </w:hyperlink>
+      <w:r>
+        <w:rPr>
+          <w:lang w:val="pt_PT" w:bidi="pt_PT"/>
+        </w:rPr>
+        <w:t>Js 15.4</w:t>
+      </w:r>
       <w:r>
         <w:rPr>
           <w:lang w:val="pt_PT" w:bidi="pt_PT"/>
@@ -4059,54 +3669,36 @@
         </w:rPr>
         <w:t xml:space="preserve">Esses versículos referem-se diretamente à oração de Salomão (veja </w:t>
       </w:r>
-      <w:hyperlink r:id="rId78">
-        <w:r>
-          <w:rPr>
-            <w:lang w:val="pt_PT" w:bidi="pt_PT"/>
-          </w:rPr>
-          <w:rPr>
-            <w:color w:val="0000EE"/>
-            <w:u w:val="single"/>
-          </w:rPr>
-          <w:t>6.26</w:t>
-        </w:r>
-      </w:hyperlink>
+      <w:r>
+        <w:rPr>
+          <w:lang w:val="pt_PT" w:bidi="pt_PT"/>
+        </w:rPr>
+        <w:t>6.26</w:t>
+      </w:r>
       <w:r>
         <w:rPr>
           <w:lang w:val="pt_PT" w:bidi="pt_PT"/>
         </w:rPr>
         <w:t>,</w:t>
       </w:r>
-      <w:hyperlink r:id="rId79">
-        <w:r>
-          <w:rPr>
-            <w:lang w:val="pt_PT" w:bidi="pt_PT"/>
-          </w:rPr>
-          <w:rPr>
-            <w:color w:val="0000EE"/>
-            <w:u w:val="single"/>
-          </w:rPr>
-          <w:t>28</w:t>
-        </w:r>
-      </w:hyperlink>
+      <w:r>
+        <w:rPr>
+          <w:lang w:val="pt_PT" w:bidi="pt_PT"/>
+        </w:rPr>
+        <w:t>28</w:t>
+      </w:r>
       <w:r>
         <w:rPr>
           <w:lang w:val="pt_PT" w:bidi="pt_PT"/>
         </w:rPr>
         <w:t>,</w:t>
       </w:r>
-      <w:hyperlink r:id="rId80">
-        <w:r>
-          <w:rPr>
-            <w:lang w:val="pt_PT" w:bidi="pt_PT"/>
-          </w:rPr>
-          <w:rPr>
-            <w:color w:val="0000EE"/>
-            <w:u w:val="single"/>
-          </w:rPr>
-          <w:t>40</w:t>
-        </w:r>
-      </w:hyperlink>
+      <w:r>
+        <w:rPr>
+          <w:lang w:val="pt_PT" w:bidi="pt_PT"/>
+        </w:rPr>
+        <w:t>40</w:t>
+      </w:r>
       <w:r>
         <w:rPr>
           <w:lang w:val="pt_PT" w:bidi="pt_PT"/>
@@ -4161,36 +3753,24 @@
         </w:rPr>
         <w:t xml:space="preserve">Deus declarou a Salomão que o Reino de Deus é eterno. Onde </w:t>
       </w:r>
-      <w:hyperlink r:id="rId81">
-        <w:r>
-          <w:rPr>
-            <w:lang w:val="pt_PT" w:bidi="pt_PT"/>
-          </w:rPr>
-          <w:rPr>
-            <w:color w:val="0000EE"/>
-            <w:u w:val="single"/>
-          </w:rPr>
-          <w:t>1Rs 9.5</w:t>
-        </w:r>
-      </w:hyperlink>
+      <w:r>
+        <w:rPr>
+          <w:lang w:val="pt_PT" w:bidi="pt_PT"/>
+        </w:rPr>
+        <w:t>1Rs 9.5</w:t>
+      </w:r>
       <w:r>
         <w:rPr>
           <w:lang w:val="pt_PT" w:bidi="pt_PT"/>
         </w:rPr>
         <w:t xml:space="preserve"> afirma que um de seus descendentes estará sempre no trono de Israel, o Cronista diz: Um de seus descendentes sempre governará sobre Israel. Nos dias do Cronista não havia trono em Israel, então sua declaração alude ao Messias (cp. </w:t>
       </w:r>
-      <w:hyperlink r:id="rId82">
-        <w:r>
-          <w:rPr>
-            <w:lang w:val="pt_PT" w:bidi="pt_PT"/>
-          </w:rPr>
-          <w:rPr>
-            <w:color w:val="0000EE"/>
-            <w:u w:val="single"/>
-          </w:rPr>
-          <w:t>Mq 5.2</w:t>
-        </w:r>
-      </w:hyperlink>
+      <w:r>
+        <w:rPr>
+          <w:lang w:val="pt_PT" w:bidi="pt_PT"/>
+        </w:rPr>
+        <w:t>Mq 5.2</w:t>
+      </w:r>
       <w:r>
         <w:rPr>
           <w:lang w:val="pt_PT" w:bidi="pt_PT"/>
@@ -4293,18 +3873,12 @@
         </w:rPr>
         <w:t>As vinte cidades que Salomão havia dado a Hirão em troca de ouro eram insatisfatórias para Hirão (</w:t>
       </w:r>
-      <w:hyperlink r:id="rId83">
-        <w:r>
-          <w:rPr>
-            <w:lang w:val="pt_PT" w:bidi="pt_PT"/>
-          </w:rPr>
-          <w:rPr>
-            <w:color w:val="0000EE"/>
-            <w:u w:val="single"/>
-          </w:rPr>
-          <w:t>1Rs 9.11–14</w:t>
-        </w:r>
-      </w:hyperlink>
+      <w:r>
+        <w:rPr>
+          <w:lang w:val="pt_PT" w:bidi="pt_PT"/>
+        </w:rPr>
+        <w:t>1Rs 9.11–14</w:t>
+      </w:r>
       <w:r>
         <w:rPr>
           <w:lang w:val="pt_PT" w:bidi="pt_PT"/>
@@ -4359,54 +3933,36 @@
         </w:rPr>
         <w:t>Este versículo é a única referência nas Crônicas sobre as conquistas militares de Salomão; ele era conhecido como um homem de paz (</w:t>
       </w:r>
-      <w:hyperlink r:id="rId84">
-        <w:r>
-          <w:rPr>
-            <w:lang w:val="pt_PT" w:bidi="pt_PT"/>
-          </w:rPr>
-          <w:rPr>
-            <w:color w:val="0000EE"/>
-            <w:u w:val="single"/>
-          </w:rPr>
-          <w:t>1Cr 22.9</w:t>
-        </w:r>
-      </w:hyperlink>
+      <w:r>
+        <w:rPr>
+          <w:lang w:val="pt_PT" w:bidi="pt_PT"/>
+        </w:rPr>
+        <w:t>1Cr 22.9</w:t>
+      </w:r>
       <w:r>
         <w:rPr>
           <w:lang w:val="pt_PT" w:bidi="pt_PT"/>
         </w:rPr>
         <w:t>). Os reinos de Davi e Salomão se estendiam até Hamate-Zoba, no extremo norte, no rio Orontes. O rei Toí, governante de Hamate, buscou o apoio de Davi contra Hadadezer, rei de Zoba (</w:t>
       </w:r>
-      <w:hyperlink r:id="rId85">
-        <w:r>
-          <w:rPr>
-            <w:lang w:val="pt_PT" w:bidi="pt_PT"/>
-          </w:rPr>
-          <w:rPr>
-            <w:color w:val="0000EE"/>
-            <w:u w:val="single"/>
-          </w:rPr>
-          <w:t>1Cr 18.9–10</w:t>
-        </w:r>
-      </w:hyperlink>
+      <w:r>
+        <w:rPr>
+          <w:lang w:val="pt_PT" w:bidi="pt_PT"/>
+        </w:rPr>
+        <w:t>1Cr 18.9–10</w:t>
+      </w:r>
       <w:r>
         <w:rPr>
           <w:lang w:val="pt_PT" w:bidi="pt_PT"/>
         </w:rPr>
         <w:t>). Hadadezer também era referido como o rei de "Zoba, junto a Hamate" (</w:t>
       </w:r>
-      <w:hyperlink r:id="rId86">
-        <w:r>
-          <w:rPr>
-            <w:lang w:val="pt_PT" w:bidi="pt_PT"/>
-          </w:rPr>
-          <w:rPr>
-            <w:color w:val="0000EE"/>
-            <w:u w:val="single"/>
-          </w:rPr>
-          <w:t>1Cr 18.3</w:t>
-        </w:r>
-      </w:hyperlink>
+      <w:r>
+        <w:rPr>
+          <w:lang w:val="pt_PT" w:bidi="pt_PT"/>
+        </w:rPr>
+        <w:t>1Cr 18.3</w:t>
+      </w:r>
       <w:r>
         <w:rPr>
           <w:lang w:val="pt_PT" w:bidi="pt_PT"/>
@@ -4461,18 +4017,12 @@
         </w:rPr>
         <w:t xml:space="preserve">O Cronista descreve as regiões ao norte do reino de Salomão. Tadmor mais tarde se tornou Palmira, uma cidade-oásis na Síria ao longo das rotas comerciais do deserto com a Mesopotâmia, a cerca de 193 quilômetros a nordeste de Damasco. Não é mencionada em outro lugar na Bíblia. Em algum momento, passou a ser identificada com a lista de cidades fortificadas no reino de Salomão (cp. </w:t>
       </w:r>
-      <w:hyperlink r:id="rId87">
-        <w:r>
-          <w:rPr>
-            <w:lang w:val="pt_PT" w:bidi="pt_PT"/>
-          </w:rPr>
-          <w:rPr>
-            <w:color w:val="0000EE"/>
-            <w:u w:val="single"/>
-          </w:rPr>
-          <w:t>1Rs 9.18</w:t>
-        </w:r>
-      </w:hyperlink>
+      <w:r>
+        <w:rPr>
+          <w:lang w:val="pt_PT" w:bidi="pt_PT"/>
+        </w:rPr>
+        <w:t>1Rs 9.18</w:t>
+      </w:r>
       <w:r>
         <w:rPr>
           <w:lang w:val="pt_PT" w:bidi="pt_PT"/>
@@ -4623,72 +4173,48 @@
         </w:rPr>
         <w:t>A aliança de Salomão com o Egito através de seu casamento com a filha do Faraó é mencionada repetidamente em Reis (</w:t>
       </w:r>
-      <w:hyperlink r:id="rId88">
-        <w:r>
-          <w:rPr>
-            <w:lang w:val="pt_PT" w:bidi="pt_PT"/>
-          </w:rPr>
-          <w:rPr>
-            <w:color w:val="0000EE"/>
-            <w:u w:val="single"/>
-          </w:rPr>
-          <w:t>1Rs 3.1</w:t>
-        </w:r>
-      </w:hyperlink>
+      <w:r>
+        <w:rPr>
+          <w:lang w:val="pt_PT" w:bidi="pt_PT"/>
+        </w:rPr>
+        <w:t>1Rs 3.1</w:t>
+      </w:r>
       <w:r>
         <w:rPr>
           <w:lang w:val="pt_PT" w:bidi="pt_PT"/>
         </w:rPr>
         <w:t xml:space="preserve">; </w:t>
       </w:r>
-      <w:hyperlink r:id="rId89">
-        <w:r>
-          <w:rPr>
-            <w:lang w:val="pt_PT" w:bidi="pt_PT"/>
-          </w:rPr>
-          <w:rPr>
-            <w:color w:val="0000EE"/>
-            <w:u w:val="single"/>
-          </w:rPr>
-          <w:t>9.16</w:t>
-        </w:r>
-      </w:hyperlink>
+      <w:r>
+        <w:rPr>
+          <w:lang w:val="pt_PT" w:bidi="pt_PT"/>
+        </w:rPr>
+        <w:t>9.16</w:t>
+      </w:r>
       <w:r>
         <w:rPr>
           <w:lang w:val="pt_PT" w:bidi="pt_PT"/>
         </w:rPr>
         <w:t>,</w:t>
       </w:r>
-      <w:hyperlink r:id="rId90">
-        <w:r>
-          <w:rPr>
-            <w:lang w:val="pt_PT" w:bidi="pt_PT"/>
-          </w:rPr>
-          <w:rPr>
-            <w:color w:val="0000EE"/>
-            <w:u w:val="single"/>
-          </w:rPr>
-          <w:t>24</w:t>
-        </w:r>
-      </w:hyperlink>
+      <w:r>
+        <w:rPr>
+          <w:lang w:val="pt_PT" w:bidi="pt_PT"/>
+        </w:rPr>
+        <w:t>24</w:t>
+      </w:r>
       <w:r>
         <w:rPr>
           <w:lang w:val="pt_PT" w:bidi="pt_PT"/>
         </w:rPr>
         <w:t xml:space="preserve">; </w:t>
       </w:r>
-      <w:hyperlink r:id="rId91">
-        <w:r>
-          <w:rPr>
-            <w:lang w:val="pt_PT" w:bidi="pt_PT"/>
-          </w:rPr>
-          <w:rPr>
-            <w:color w:val="0000EE"/>
-            <w:u w:val="single"/>
-          </w:rPr>
-          <w:t>11.1</w:t>
-        </w:r>
-      </w:hyperlink>
+      <w:r>
+        <w:rPr>
+          <w:lang w:val="pt_PT" w:bidi="pt_PT"/>
+        </w:rPr>
+        <w:t>11.1</w:t>
+      </w:r>
       <w:r>
         <w:rPr>
           <w:lang w:val="pt_PT" w:bidi="pt_PT"/>
@@ -4743,18 +4269,12 @@
         </w:rPr>
         <w:t xml:space="preserve">Ao discutir as atividades de Salomão nas fronteiras mais ao norte e ao sul de seu reino, o Cronista mostra a extensão do império de Salomão. Salomão controlava portos no Mar Vermelho que proporcionavam comércio internacional para o sul. • Hirão era um aliado valioso; seu povo, os fenícios de Tiro, tinha extensas redes de comércio e eram marinheiros experientes, ajudando Salomão a comercializar com Ofir. • Tradicionalmente, acredita-se que Ofir esteja no sudoeste da Arábia (veja </w:t>
       </w:r>
-      <w:hyperlink r:id="rId92">
-        <w:r>
-          <w:rPr>
-            <w:lang w:val="pt_PT" w:bidi="pt_PT"/>
-          </w:rPr>
-          <w:rPr>
-            <w:color w:val="0000EE"/>
-            <w:u w:val="single"/>
-          </w:rPr>
-          <w:t>Gn 10.28–29</w:t>
-        </w:r>
-      </w:hyperlink>
+      <w:r>
+        <w:rPr>
+          <w:lang w:val="pt_PT" w:bidi="pt_PT"/>
+        </w:rPr>
+        <w:t>Gn 10.28–29</w:t>
+      </w:r>
       <w:r>
         <w:rPr>
           <w:lang w:val="pt_PT" w:bidi="pt_PT"/>
@@ -4809,72 +4329,48 @@
         </w:rPr>
         <w:t>Embora Salomão tivesse laços econômicos e políticos de longo prazo com Hirão de Tiro (</w:t>
       </w:r>
-      <w:hyperlink r:id="rId93">
-        <w:r>
-          <w:rPr>
-            <w:lang w:val="pt_PT" w:bidi="pt_PT"/>
-          </w:rPr>
-          <w:rPr>
-            <w:color w:val="0000EE"/>
-            <w:u w:val="single"/>
-          </w:rPr>
-          <w:t>8.17–18</w:t>
-        </w:r>
-      </w:hyperlink>
+      <w:r>
+        <w:rPr>
+          <w:lang w:val="pt_PT" w:bidi="pt_PT"/>
+        </w:rPr>
+        <w:t>8.17–18</w:t>
+      </w:r>
       <w:r>
         <w:rPr>
           <w:lang w:val="pt_PT" w:bidi="pt_PT"/>
         </w:rPr>
         <w:t xml:space="preserve">; </w:t>
       </w:r>
-      <w:hyperlink r:id="rId94">
-        <w:r>
-          <w:rPr>
-            <w:lang w:val="pt_PT" w:bidi="pt_PT"/>
-          </w:rPr>
-          <w:rPr>
-            <w:color w:val="0000EE"/>
-            <w:u w:val="single"/>
-          </w:rPr>
-          <w:t>9.10–11</w:t>
-        </w:r>
-      </w:hyperlink>
+      <w:r>
+        <w:rPr>
+          <w:lang w:val="pt_PT" w:bidi="pt_PT"/>
+        </w:rPr>
+        <w:t>9.10–11</w:t>
+      </w:r>
       <w:r>
         <w:rPr>
           <w:lang w:val="pt_PT" w:bidi="pt_PT"/>
         </w:rPr>
         <w:t>), a Rainha de Sabá visitou apenas uma vez. A antiga Sabá (aproximadamente o moderno Iêmen) era conhecida por suas importantes governantes femininas e por uma economia rica baseada no comércio de incenso e mirra. Uma tradição antiga sugere que a Rainha de Sabá veio de Cuxe (Etiópia), talvez por causa de Sebá, filho de Raamá, um descendente de Cuxe (</w:t>
       </w:r>
-      <w:hyperlink r:id="rId95">
-        <w:r>
-          <w:rPr>
-            <w:lang w:val="pt_PT" w:bidi="pt_PT"/>
-          </w:rPr>
-          <w:rPr>
-            <w:color w:val="0000EE"/>
-            <w:u w:val="single"/>
-          </w:rPr>
-          <w:t>Gn 10.7</w:t>
-        </w:r>
-      </w:hyperlink>
+      <w:r>
+        <w:rPr>
+          <w:lang w:val="pt_PT" w:bidi="pt_PT"/>
+        </w:rPr>
+        <w:t>Gn 10.7</w:t>
+      </w:r>
       <w:r>
         <w:rPr>
           <w:lang w:val="pt_PT" w:bidi="pt_PT"/>
         </w:rPr>
         <w:t xml:space="preserve">; </w:t>
       </w:r>
-      <w:hyperlink r:id="rId96">
-        <w:r>
-          <w:rPr>
-            <w:lang w:val="pt_PT" w:bidi="pt_PT"/>
-          </w:rPr>
-          <w:rPr>
-            <w:color w:val="0000EE"/>
-            <w:u w:val="single"/>
-          </w:rPr>
-          <w:t>1Cr 1.9</w:t>
-        </w:r>
-      </w:hyperlink>
+      <w:r>
+        <w:rPr>
+          <w:lang w:val="pt_PT" w:bidi="pt_PT"/>
+        </w:rPr>
+        <w:t>1Cr 1.9</w:t>
+      </w:r>
       <w:r>
         <w:rPr>
           <w:lang w:val="pt_PT" w:bidi="pt_PT"/>
@@ -4977,18 +4473,12 @@
         </w:rPr>
         <w:t xml:space="preserve">4000 kg de ouro: A rainha presenteou Salomão com ouro equivalente à quantidade que ele havia recebido de Hirão (cp. </w:t>
       </w:r>
-      <w:hyperlink r:id="rId97">
-        <w:r>
-          <w:rPr>
-            <w:lang w:val="pt_PT" w:bidi="pt_PT"/>
-          </w:rPr>
-          <w:rPr>
-            <w:color w:val="0000EE"/>
-            <w:u w:val="single"/>
-          </w:rPr>
-          <w:t>1Rs 9.14</w:t>
-        </w:r>
-      </w:hyperlink>
+      <w:r>
+        <w:rPr>
+          <w:lang w:val="pt_PT" w:bidi="pt_PT"/>
+        </w:rPr>
+        <w:t>1Rs 9.14</w:t>
+      </w:r>
       <w:r>
         <w:rPr>
           <w:lang w:val="pt_PT" w:bidi="pt_PT"/>
@@ -5008,18 +4498,12 @@
         </w:rPr>
         <w:t xml:space="preserve"> como incenso e mirra, era usado em cosméticos, para embalsamamento e para oferendas religiosas. A alta demanda e a tributação repetida ao longo da longa rota comercial tornavam as especiarias tão valiosas quanto o ouro em presentes para um rei (veja </w:t>
       </w:r>
-      <w:hyperlink r:id="rId98">
-        <w:r>
-          <w:rPr>
-            <w:lang w:val="pt_PT" w:bidi="pt_PT"/>
-          </w:rPr>
-          <w:rPr>
-            <w:color w:val="0000EE"/>
-            <w:u w:val="single"/>
-          </w:rPr>
-          <w:t>Mt 2.11</w:t>
-        </w:r>
-      </w:hyperlink>
+      <w:r>
+        <w:rPr>
+          <w:lang w:val="pt_PT" w:bidi="pt_PT"/>
+        </w:rPr>
+        <w:t>Mt 2.11</w:t>
+      </w:r>
       <w:r>
         <w:rPr>
           <w:lang w:val="pt_PT" w:bidi="pt_PT"/>
@@ -5410,18 +4894,12 @@
         </w:rPr>
         <w:t xml:space="preserve">Jeroboão havia fugido para o Egito para escapar do rei Salomão: Veja </w:t>
       </w:r>
-      <w:hyperlink r:id="rId99">
-        <w:r>
-          <w:rPr>
-            <w:lang w:val="pt_PT" w:bidi="pt_PT"/>
-          </w:rPr>
-          <w:rPr>
-            <w:color w:val="0000EE"/>
-            <w:u w:val="single"/>
-          </w:rPr>
-          <w:t>1Rs 11.26–40</w:t>
-        </w:r>
-      </w:hyperlink>
+      <w:r>
+        <w:rPr>
+          <w:lang w:val="pt_PT" w:bidi="pt_PT"/>
+        </w:rPr>
+        <w:t>1Rs 11.26–40</w:t>
+      </w:r>
       <w:r>
         <w:rPr>
           <w:lang w:val="pt_PT" w:bidi="pt_PT"/>
@@ -5524,126 +5002,84 @@
         </w:rPr>
         <w:t>Os homens mais velhos de Israel eram distintos de oficiais, nobres e guardiões (</w:t>
       </w:r>
-      <w:hyperlink r:id="rId100">
-        <w:r>
-          <w:rPr>
-            <w:lang w:val="pt_PT" w:bidi="pt_PT"/>
-          </w:rPr>
-          <w:rPr>
-            <w:color w:val="0000EE"/>
-            <w:u w:val="single"/>
-          </w:rPr>
-          <w:t>Jz 8.14</w:t>
-        </w:r>
-      </w:hyperlink>
+      <w:r>
+        <w:rPr>
+          <w:lang w:val="pt_PT" w:bidi="pt_PT"/>
+        </w:rPr>
+        <w:t>Jz 8.14</w:t>
+      </w:r>
       <w:r>
         <w:rPr>
           <w:lang w:val="pt_PT" w:bidi="pt_PT"/>
         </w:rPr>
         <w:t xml:space="preserve">; </w:t>
       </w:r>
-      <w:hyperlink r:id="rId101">
-        <w:r>
-          <w:rPr>
-            <w:lang w:val="pt_PT" w:bidi="pt_PT"/>
-          </w:rPr>
-          <w:rPr>
-            <w:color w:val="0000EE"/>
-            <w:u w:val="single"/>
-          </w:rPr>
-          <w:t>1Rs 21.8</w:t>
-        </w:r>
-      </w:hyperlink>
+      <w:r>
+        <w:rPr>
+          <w:lang w:val="pt_PT" w:bidi="pt_PT"/>
+        </w:rPr>
+        <w:t>1Rs 21.8</w:t>
+      </w:r>
       <w:r>
         <w:rPr>
           <w:lang w:val="pt_PT" w:bidi="pt_PT"/>
         </w:rPr>
         <w:t xml:space="preserve">; </w:t>
       </w:r>
-      <w:hyperlink r:id="rId102">
-        <w:r>
-          <w:rPr>
-            <w:lang w:val="pt_PT" w:bidi="pt_PT"/>
-          </w:rPr>
-          <w:rPr>
-            <w:color w:val="0000EE"/>
-            <w:u w:val="single"/>
-          </w:rPr>
-          <w:t>2Rs 10.5</w:t>
-        </w:r>
-      </w:hyperlink>
+      <w:r>
+        <w:rPr>
+          <w:lang w:val="pt_PT" w:bidi="pt_PT"/>
+        </w:rPr>
+        <w:t>2Rs 10.5</w:t>
+      </w:r>
       <w:r>
         <w:rPr>
           <w:lang w:val="pt_PT" w:bidi="pt_PT"/>
         </w:rPr>
         <w:t>) que tinham papéis oficiais no governo. Esses anciãos tradicionalmente exerciam considerável influência nas decisões reais. Quando Ben-Hadade, rei de Arã, atacou Samaria, os anciãos de Samaria foram decisivos ao rejeitar seus duros termos de rendição (</w:t>
       </w:r>
-      <w:hyperlink r:id="rId103">
-        <w:r>
-          <w:rPr>
-            <w:lang w:val="pt_PT" w:bidi="pt_PT"/>
-          </w:rPr>
-          <w:rPr>
-            <w:color w:val="0000EE"/>
-            <w:u w:val="single"/>
-          </w:rPr>
-          <w:t>1Rs 20.7–9</w:t>
-        </w:r>
-      </w:hyperlink>
+      <w:r>
+        <w:rPr>
+          <w:lang w:val="pt_PT" w:bidi="pt_PT"/>
+        </w:rPr>
+        <w:t>1Rs 20.7–9</w:t>
+      </w:r>
       <w:r>
         <w:rPr>
           <w:lang w:val="pt_PT" w:bidi="pt_PT"/>
         </w:rPr>
         <w:t>). Anteriormente, quando Absalão se revoltou contra Davi, os anciãos de Israel foram influentes em decisões críticas (</w:t>
       </w:r>
-      <w:hyperlink r:id="rId104">
-        <w:r>
-          <w:rPr>
-            <w:lang w:val="pt_PT" w:bidi="pt_PT"/>
-          </w:rPr>
-          <w:rPr>
-            <w:color w:val="0000EE"/>
-            <w:u w:val="single"/>
-          </w:rPr>
-          <w:t>2Sm 17.4</w:t>
-        </w:r>
-      </w:hyperlink>
+      <w:r>
+        <w:rPr>
+          <w:lang w:val="pt_PT" w:bidi="pt_PT"/>
+        </w:rPr>
+        <w:t>2Sm 17.4</w:t>
+      </w:r>
       <w:r>
         <w:rPr>
           <w:lang w:val="pt_PT" w:bidi="pt_PT"/>
         </w:rPr>
         <w:t>,</w:t>
       </w:r>
-      <w:hyperlink r:id="rId105">
-        <w:r>
-          <w:rPr>
-            <w:lang w:val="pt_PT" w:bidi="pt_PT"/>
-          </w:rPr>
-          <w:rPr>
-            <w:color w:val="0000EE"/>
-            <w:u w:val="single"/>
-          </w:rPr>
-          <w:t>15</w:t>
-        </w:r>
-      </w:hyperlink>
+      <w:r>
+        <w:rPr>
+          <w:lang w:val="pt_PT" w:bidi="pt_PT"/>
+        </w:rPr>
+        <w:t>15</w:t>
+      </w:r>
       <w:r>
         <w:rPr>
           <w:lang w:val="pt_PT" w:bidi="pt_PT"/>
         </w:rPr>
         <w:t xml:space="preserve">; </w:t>
       </w:r>
-      <w:hyperlink r:id="rId106">
-        <w:r>
-          <w:rPr>
-            <w:lang w:val="pt_PT" w:bidi="pt_PT"/>
-          </w:rPr>
-          <w:rPr>
-            <w:color w:val="0000EE"/>
-            <w:u w:val="single"/>
-          </w:rPr>
-          <w:t>19.11</w:t>
-        </w:r>
-      </w:hyperlink>
+      <w:r>
+        <w:rPr>
+          <w:lang w:val="pt_PT" w:bidi="pt_PT"/>
+        </w:rPr>
+        <w:t>19.11</w:t>
+      </w:r>
       <w:r>
         <w:rPr>
           <w:lang w:val="pt_PT" w:bidi="pt_PT"/>
@@ -5698,54 +5134,36 @@
         </w:rPr>
         <w:t>Roboão tinha quarenta e um anos quando começou a reinar (</w:t>
       </w:r>
-      <w:hyperlink r:id="rId107">
-        <w:r>
-          <w:rPr>
-            <w:lang w:val="pt_PT" w:bidi="pt_PT"/>
-          </w:rPr>
-          <w:rPr>
-            <w:color w:val="0000EE"/>
-            <w:u w:val="single"/>
-          </w:rPr>
-          <w:t>12.13</w:t>
-        </w:r>
-      </w:hyperlink>
+      <w:r>
+        <w:rPr>
+          <w:lang w:val="pt_PT" w:bidi="pt_PT"/>
+        </w:rPr>
+        <w:t>12.13</w:t>
+      </w:r>
       <w:r>
         <w:rPr>
           <w:lang w:val="pt_PT" w:bidi="pt_PT"/>
         </w:rPr>
         <w:t>), então os jovens que cresceram com ele não eram inexperientes. Eles poderiam ter sido príncipes reais, filhos de outras esposas de Salomão. Era natural que tivessem um papel no governo de Roboão, como mostrado pela promoção de seu filho Abias (</w:t>
       </w:r>
-      <w:hyperlink r:id="rId108">
-        <w:r>
-          <w:rPr>
-            <w:lang w:val="pt_PT" w:bidi="pt_PT"/>
-          </w:rPr>
-          <w:rPr>
-            <w:color w:val="0000EE"/>
-            <w:u w:val="single"/>
-          </w:rPr>
-          <w:t>11.22</w:t>
-        </w:r>
-      </w:hyperlink>
+      <w:r>
+        <w:rPr>
+          <w:lang w:val="pt_PT" w:bidi="pt_PT"/>
+        </w:rPr>
+        <w:t>11.22</w:t>
+      </w:r>
       <w:r>
         <w:rPr>
           <w:lang w:val="pt_PT" w:bidi="pt_PT"/>
         </w:rPr>
         <w:t xml:space="preserve">). Referir-se a esses príncipes como "jovens" pode ter sido um comentário sobre o valor de seus conselhos, pois os jovens não eram vistos como sábios (veja </w:t>
       </w:r>
-      <w:hyperlink r:id="rId109">
-        <w:r>
-          <w:rPr>
-            <w:lang w:val="pt_PT" w:bidi="pt_PT"/>
-          </w:rPr>
-          <w:rPr>
-            <w:color w:val="0000EE"/>
-            <w:u w:val="single"/>
-          </w:rPr>
-          <w:t>Jó 12.12</w:t>
-        </w:r>
-      </w:hyperlink>
+      <w:r>
+        <w:rPr>
+          <w:lang w:val="pt_PT" w:bidi="pt_PT"/>
+        </w:rPr>
+        <w:t>Jó 12.12</w:t>
+      </w:r>
       <w:r>
         <w:rPr>
           <w:lang w:val="pt_PT" w:bidi="pt_PT"/>
@@ -5848,36 +5266,24 @@
         </w:rPr>
         <w:t>As pessoas responderam usando palavras que eram o inverso de um ditado poético que o Cronista havia usado anteriormente (</w:t>
       </w:r>
-      <w:hyperlink r:id="rId110">
-        <w:r>
-          <w:rPr>
-            <w:lang w:val="pt_PT" w:bidi="pt_PT"/>
-          </w:rPr>
-          <w:rPr>
-            <w:color w:val="0000EE"/>
-            <w:u w:val="single"/>
-          </w:rPr>
-          <w:t>1Cr 12.18</w:t>
-        </w:r>
-      </w:hyperlink>
+      <w:r>
+        <w:rPr>
+          <w:lang w:val="pt_PT" w:bidi="pt_PT"/>
+        </w:rPr>
+        <w:t>1Cr 12.18</w:t>
+      </w:r>
       <w:r>
         <w:rPr>
           <w:lang w:val="pt_PT" w:bidi="pt_PT"/>
         </w:rPr>
         <w:t>); lá, o povo das tribos do sul de Benjamim e Judá (</w:t>
       </w:r>
-      <w:hyperlink r:id="rId111">
-        <w:r>
-          <w:rPr>
-            <w:lang w:val="pt_PT" w:bidi="pt_PT"/>
-          </w:rPr>
-          <w:rPr>
-            <w:color w:val="0000EE"/>
-            <w:u w:val="single"/>
-          </w:rPr>
-          <w:t>1Cr 12.16</w:t>
-        </w:r>
-      </w:hyperlink>
+      <w:r>
+        <w:rPr>
+          <w:lang w:val="pt_PT" w:bidi="pt_PT"/>
+        </w:rPr>
+        <w:t>1Cr 12.16</w:t>
+      </w:r>
       <w:r>
         <w:rPr>
           <w:lang w:val="pt_PT" w:bidi="pt_PT"/>
@@ -5980,18 +5386,12 @@
         </w:rPr>
         <w:t>A intervenção profética de Semaías evitou uma guerra civil imediata entre as tribos de Israel, mas o resumo de Roboão caracteriza seu reinado como um período de guerra contínua com Jeroboão (</w:t>
       </w:r>
-      <w:hyperlink r:id="rId112">
-        <w:r>
-          <w:rPr>
-            <w:lang w:val="pt_PT" w:bidi="pt_PT"/>
-          </w:rPr>
-          <w:rPr>
-            <w:color w:val="0000EE"/>
-            <w:u w:val="single"/>
-          </w:rPr>
-          <w:t>12.15</w:t>
-        </w:r>
-      </w:hyperlink>
+      <w:r>
+        <w:rPr>
+          <w:lang w:val="pt_PT" w:bidi="pt_PT"/>
+        </w:rPr>
+        <w:t>12.15</w:t>
+      </w:r>
       <w:r>
         <w:rPr>
           <w:lang w:val="pt_PT" w:bidi="pt_PT"/>
@@ -6190,18 +5590,12 @@
         </w:rPr>
         <w:t xml:space="preserve">A apostasia que Jeroboão iniciou no norte (veja </w:t>
       </w:r>
-      <w:hyperlink r:id="rId113">
-        <w:r>
-          <w:rPr>
-            <w:lang w:val="pt_PT" w:bidi="pt_PT"/>
-          </w:rPr>
-          <w:rPr>
-            <w:color w:val="0000EE"/>
-            <w:u w:val="single"/>
-          </w:rPr>
-          <w:t>1Rs 12.26–33</w:t>
-        </w:r>
-      </w:hyperlink>
+      <w:r>
+        <w:rPr>
+          <w:lang w:val="pt_PT" w:bidi="pt_PT"/>
+        </w:rPr>
+        <w:t>1Rs 12.26–33</w:t>
+      </w:r>
       <w:r>
         <w:rPr>
           <w:lang w:val="pt_PT" w:bidi="pt_PT"/>
@@ -6221,36 +5615,24 @@
         </w:rPr>
         <w:t xml:space="preserve"> mas foi infiel no quarto ano de seu reinado (</w:t>
       </w:r>
-      <w:hyperlink r:id="rId114">
-        <w:r>
-          <w:rPr>
-            <w:lang w:val="pt_PT" w:bidi="pt_PT"/>
-          </w:rPr>
-          <w:rPr>
-            <w:color w:val="0000EE"/>
-            <w:u w:val="single"/>
-          </w:rPr>
-          <w:t>2Cr 12.1</w:t>
-        </w:r>
-      </w:hyperlink>
+      <w:r>
+        <w:rPr>
+          <w:lang w:val="pt_PT" w:bidi="pt_PT"/>
+        </w:rPr>
+        <w:t>2Cr 12.1</w:t>
+      </w:r>
       <w:r>
         <w:rPr>
           <w:lang w:val="pt_PT" w:bidi="pt_PT"/>
         </w:rPr>
         <w:t>). Deus então imediatamente puniu Roboão enviando Sisaque do Egito para invadir (</w:t>
       </w:r>
-      <w:hyperlink r:id="rId115">
-        <w:r>
-          <w:rPr>
-            <w:lang w:val="pt_PT" w:bidi="pt_PT"/>
-          </w:rPr>
-          <w:rPr>
-            <w:color w:val="0000EE"/>
-            <w:u w:val="single"/>
-          </w:rPr>
-          <w:t>12.2–5</w:t>
-        </w:r>
-      </w:hyperlink>
+      <w:r>
+        <w:rPr>
+          <w:lang w:val="pt_PT" w:bidi="pt_PT"/>
+        </w:rPr>
+        <w:t>12.2–5</w:t>
+      </w:r>
       <w:r>
         <w:rPr>
           <w:lang w:val="pt_PT" w:bidi="pt_PT"/>
@@ -6305,54 +5687,36 @@
         </w:rPr>
         <w:t xml:space="preserve">Alguns estudiosos acreditam que Jeroboão estabeleceu os ídolos de bode e bezerro como pedestais para o Senhor, observando que os cananeus acreditavam que seus deuses ficavam sobre as costas dos animais (cp. </w:t>
       </w:r>
-      <w:hyperlink r:id="rId116">
-        <w:r>
-          <w:rPr>
-            <w:lang w:val="pt_PT" w:bidi="pt_PT"/>
-          </w:rPr>
-          <w:rPr>
-            <w:color w:val="0000EE"/>
-            <w:u w:val="single"/>
-          </w:rPr>
-          <w:t>Êx 32.5</w:t>
-        </w:r>
-      </w:hyperlink>
+      <w:r>
+        <w:rPr>
+          <w:lang w:val="pt_PT" w:bidi="pt_PT"/>
+        </w:rPr>
+        <w:t>Êx 32.5</w:t>
+      </w:r>
       <w:r>
         <w:rPr>
           <w:lang w:val="pt_PT" w:bidi="pt_PT"/>
         </w:rPr>
         <w:t>, onde o bezerro de ouro foi usado em “uma festa em honra de Deus”). No entanto, Jeroboão nunca creditou especificamente ao Senhor o resgate de Israel (</w:t>
       </w:r>
-      <w:hyperlink r:id="rId117">
-        <w:r>
-          <w:rPr>
-            <w:lang w:val="pt_PT" w:bidi="pt_PT"/>
-          </w:rPr>
-          <w:rPr>
-            <w:color w:val="0000EE"/>
-            <w:u w:val="single"/>
-          </w:rPr>
-          <w:t>1Rs 12.28</w:t>
-        </w:r>
-      </w:hyperlink>
+      <w:r>
+        <w:rPr>
+          <w:lang w:val="pt_PT" w:bidi="pt_PT"/>
+        </w:rPr>
+        <w:t>1Rs 12.28</w:t>
+      </w:r>
       <w:r>
         <w:rPr>
           <w:lang w:val="pt_PT" w:bidi="pt_PT"/>
         </w:rPr>
         <w:t xml:space="preserve">), então outros acham que ele poderia ter querido dizer que outros deuses ficavam sobre os animais. Ainda outros pensam que Jeroboão pode ter adotado a prática dos egípcios, retratando deidades pagãs reais em forma animal (cp. </w:t>
       </w:r>
-      <w:hyperlink r:id="rId118">
-        <w:r>
-          <w:rPr>
-            <w:lang w:val="pt_PT" w:bidi="pt_PT"/>
-          </w:rPr>
-          <w:rPr>
-            <w:color w:val="0000EE"/>
-            <w:u w:val="single"/>
-          </w:rPr>
-          <w:t>Êx 32.4</w:t>
-        </w:r>
-      </w:hyperlink>
+      <w:r>
+        <w:rPr>
+          <w:lang w:val="pt_PT" w:bidi="pt_PT"/>
+        </w:rPr>
+        <w:t>Êx 32.4</w:t>
+      </w:r>
       <w:r>
         <w:rPr>
           <w:lang w:val="pt_PT" w:bidi="pt_PT"/>
@@ -6407,18 +5771,12 @@
         </w:rPr>
         <w:t xml:space="preserve">O número de esposas e filhos de Roboão é provavelmente o total de todo o seu reinado, em vez de apenas aqueles acumulados até o seu quinto ano. Roboão amava mais sua segunda esposa do que a primeira, então ele violou o direito de primogenitura (herança pertencente ao filho primogênito, </w:t>
       </w:r>
-      <w:hyperlink r:id="rId119">
-        <w:r>
-          <w:rPr>
-            <w:lang w:val="pt_PT" w:bidi="pt_PT"/>
-          </w:rPr>
-          <w:rPr>
-            <w:color w:val="0000EE"/>
-            <w:u w:val="single"/>
-          </w:rPr>
-          <w:t>Dt 21.15–17</w:t>
-        </w:r>
-      </w:hyperlink>
+      <w:r>
+        <w:rPr>
+          <w:lang w:val="pt_PT" w:bidi="pt_PT"/>
+        </w:rPr>
+        <w:t>Dt 21.15–17</w:t>
+      </w:r>
       <w:r>
         <w:rPr>
           <w:lang w:val="pt_PT" w:bidi="pt_PT"/>
@@ -6473,18 +5831,12 @@
         </w:rPr>
         <w:t>A delegação de controle de Roboão aos príncipes reais expandiu o reinado da família real para distritos periféricos. Isso proporcionou uma transição de poder suave e também tornou uma revolta ou tentativa de golpe menos provável. Talvez essa tenha sido a tentativa consciente de Roboão de evitar problemas que Deus havia prometido à casa de Davi (</w:t>
       </w:r>
-      <w:hyperlink r:id="rId120">
-        <w:r>
-          <w:rPr>
-            <w:lang w:val="pt_PT" w:bidi="pt_PT"/>
-          </w:rPr>
-          <w:rPr>
-            <w:color w:val="0000EE"/>
-            <w:u w:val="single"/>
-          </w:rPr>
-          <w:t>2Sm 12.10–11</w:t>
-        </w:r>
-      </w:hyperlink>
+      <w:r>
+        <w:rPr>
+          <w:lang w:val="pt_PT" w:bidi="pt_PT"/>
+        </w:rPr>
+        <w:t>2Sm 12.10–11</w:t>
+      </w:r>
       <w:r>
         <w:rPr>
           <w:lang w:val="pt_PT" w:bidi="pt_PT"/>
@@ -6696,18 +6048,12 @@
         </w:rPr>
         <w:t>O discurso de Semaías expressa os elementos necessários na oração de Salomão na dedicação do Templo (</w:t>
       </w:r>
-      <w:hyperlink r:id="rId121">
-        <w:r>
-          <w:rPr>
-            <w:lang w:val="pt_PT" w:bidi="pt_PT"/>
-          </w:rPr>
-          <w:rPr>
-            <w:color w:val="0000EE"/>
-            <w:u w:val="single"/>
-          </w:rPr>
-          <w:t>7.14</w:t>
-        </w:r>
-      </w:hyperlink>
+      <w:r>
+        <w:rPr>
+          <w:lang w:val="pt_PT" w:bidi="pt_PT"/>
+        </w:rPr>
+        <w:t>7.14</w:t>
+      </w:r>
       <w:r>
         <w:rPr>
           <w:lang w:val="pt_PT" w:bidi="pt_PT"/>
@@ -6775,36 +6121,24 @@
         </w:rPr>
         <w:t xml:space="preserve">O saque dos tesouros reais e do Templo foi o castigo que Roboão recebeu por sua desobediência. Os escudos de ouro eram carregados ritualmente pela guarda que acompanhava o rei quando ele se movia do palácio para o Templo. As procissões reais perderam muito de seu esplendor com os escudos de bronze (cp. </w:t>
       </w:r>
-      <w:hyperlink r:id="rId122">
-        <w:r>
-          <w:rPr>
-            <w:lang w:val="pt_PT" w:bidi="pt_PT"/>
-          </w:rPr>
-          <w:rPr>
-            <w:color w:val="0000EE"/>
-            <w:u w:val="single"/>
-          </w:rPr>
-          <w:t>9.15–16</w:t>
-        </w:r>
-      </w:hyperlink>
+      <w:r>
+        <w:rPr>
+          <w:lang w:val="pt_PT" w:bidi="pt_PT"/>
+        </w:rPr>
+        <w:t>9.15–16</w:t>
+      </w:r>
       <w:r>
         <w:rPr>
           <w:lang w:val="pt_PT" w:bidi="pt_PT"/>
         </w:rPr>
         <w:t>), que eram armazenados com segurança na enorme armaria que Salomão havia construído (</w:t>
       </w:r>
-      <w:hyperlink r:id="rId123">
-        <w:r>
-          <w:rPr>
-            <w:lang w:val="pt_PT" w:bidi="pt_PT"/>
-          </w:rPr>
-          <w:rPr>
-            <w:color w:val="0000EE"/>
-            <w:u w:val="single"/>
-          </w:rPr>
-          <w:t>8.6</w:t>
-        </w:r>
-      </w:hyperlink>
+      <w:r>
+        <w:rPr>
+          <w:lang w:val="pt_PT" w:bidi="pt_PT"/>
+        </w:rPr>
+        <w:t>8.6</w:t>
+      </w:r>
       <w:r>
         <w:rPr>
           <w:lang w:val="pt_PT" w:bidi="pt_PT"/>
@@ -6859,18 +6193,12 @@
         </w:rPr>
         <w:t xml:space="preserve">Quando Roboão se arrependeu, Deus permitiu que coisas boas permanecessem em Jerusalém: o arrependimento do povo, sua determinação em buscar o Senhor e a preservação da adoração (veja </w:t>
       </w:r>
-      <w:hyperlink r:id="rId124">
-        <w:r>
-          <w:rPr>
-            <w:lang w:val="pt_PT" w:bidi="pt_PT"/>
-          </w:rPr>
-          <w:rPr>
-            <w:color w:val="0000EE"/>
-            <w:u w:val="single"/>
-          </w:rPr>
-          <w:t>19.3</w:t>
-        </w:r>
-      </w:hyperlink>
+      <w:r>
+        <w:rPr>
+          <w:lang w:val="pt_PT" w:bidi="pt_PT"/>
+        </w:rPr>
+        <w:t>19.3</w:t>
+      </w:r>
       <w:r>
         <w:rPr>
           <w:lang w:val="pt_PT" w:bidi="pt_PT"/>
@@ -6925,18 +6253,12 @@
         </w:rPr>
         <w:t xml:space="preserve">Abias é chamado de Abijam em Reis em algumas traduções (e.g., </w:t>
       </w:r>
-      <w:hyperlink r:id="rId125">
-        <w:r>
-          <w:rPr>
-            <w:lang w:val="pt_PT" w:bidi="pt_PT"/>
-          </w:rPr>
-          <w:rPr>
-            <w:color w:val="0000EE"/>
-            <w:u w:val="single"/>
-          </w:rPr>
-          <w:t>1Rs 15.1</w:t>
-        </w:r>
-      </w:hyperlink>
+      <w:r>
+        <w:rPr>
+          <w:lang w:val="pt_PT" w:bidi="pt_PT"/>
+        </w:rPr>
+        <w:t>1Rs 15.1</w:t>
+      </w:r>
       <w:r>
         <w:rPr>
           <w:lang w:val="pt_PT" w:bidi="pt_PT"/>
@@ -7042,72 +6364,48 @@
         </w:rPr>
         <w:t xml:space="preserve">O conflito contínuo entre Roboão e Jeroboão (veja </w:t>
       </w:r>
-      <w:hyperlink r:id="rId112">
-        <w:r>
-          <w:rPr>
-            <w:lang w:val="pt_PT" w:bidi="pt_PT"/>
-          </w:rPr>
-          <w:rPr>
-            <w:color w:val="0000EE"/>
-            <w:u w:val="single"/>
-          </w:rPr>
-          <w:t>12.15</w:t>
-        </w:r>
-      </w:hyperlink>
+      <w:r>
+        <w:rPr>
+          <w:lang w:val="pt_PT" w:bidi="pt_PT"/>
+        </w:rPr>
+        <w:t>12.15</w:t>
+      </w:r>
       <w:r>
         <w:rPr>
           <w:lang w:val="pt_PT" w:bidi="pt_PT"/>
         </w:rPr>
         <w:t>) persistiu no reinado de Abias. Abias pode ter tentado reunir o norte e o sul, como é sugerido por seu discurso (</w:t>
       </w:r>
-      <w:hyperlink r:id="rId126">
-        <w:r>
-          <w:rPr>
-            <w:lang w:val="pt_PT" w:bidi="pt_PT"/>
-          </w:rPr>
-          <w:rPr>
-            <w:color w:val="0000EE"/>
-            <w:u w:val="single"/>
-          </w:rPr>
-          <w:t>13.5–12</w:t>
-        </w:r>
-      </w:hyperlink>
+      <w:r>
+        <w:rPr>
+          <w:lang w:val="pt_PT" w:bidi="pt_PT"/>
+        </w:rPr>
+        <w:t>13.5–12</w:t>
+      </w:r>
       <w:r>
         <w:rPr>
           <w:lang w:val="pt_PT" w:bidi="pt_PT"/>
         </w:rPr>
         <w:t>). Os grandes números de soldados de cada lado correspondem aproximadamente ao censo de Davi (</w:t>
       </w:r>
-      <w:hyperlink r:id="rId127">
-        <w:r>
-          <w:rPr>
-            <w:lang w:val="pt_PT" w:bidi="pt_PT"/>
-          </w:rPr>
-          <w:rPr>
-            <w:color w:val="0000EE"/>
-            <w:u w:val="single"/>
-          </w:rPr>
-          <w:t>2Sm 24.9</w:t>
-        </w:r>
-      </w:hyperlink>
+      <w:r>
+        <w:rPr>
+          <w:lang w:val="pt_PT" w:bidi="pt_PT"/>
+        </w:rPr>
+        <w:t>2Sm 24.9</w:t>
+      </w:r>
       <w:r>
         <w:rPr>
           <w:lang w:val="pt_PT" w:bidi="pt_PT"/>
         </w:rPr>
         <w:t>); o número dobrado de soldados de Israel destaca a intervenção de Deus em favor de Judá (</w:t>
       </w:r>
-      <w:hyperlink r:id="rId128">
-        <w:r>
-          <w:rPr>
-            <w:lang w:val="pt_PT" w:bidi="pt_PT"/>
-          </w:rPr>
-          <w:rPr>
-            <w:color w:val="0000EE"/>
-            <w:u w:val="single"/>
-          </w:rPr>
-          <w:t>2Cr 13.14–19</w:t>
-        </w:r>
-      </w:hyperlink>
+      <w:r>
+        <w:rPr>
+          <w:lang w:val="pt_PT" w:bidi="pt_PT"/>
+        </w:rPr>
+        <w:t>2Cr 13.14–19</w:t>
+      </w:r>
       <w:r>
         <w:rPr>
           <w:lang w:val="pt_PT" w:bidi="pt_PT"/>
@@ -7162,18 +6460,12 @@
         </w:rPr>
         <w:t xml:space="preserve">Monte Zemaraim: A cidade com esse nome estava na fronteira norte de Benjamim (veja </w:t>
       </w:r>
-      <w:hyperlink r:id="rId129">
-        <w:r>
-          <w:rPr>
-            <w:lang w:val="pt_PT" w:bidi="pt_PT"/>
-          </w:rPr>
-          <w:rPr>
-            <w:color w:val="0000EE"/>
-            <w:u w:val="single"/>
-          </w:rPr>
-          <w:t>Js 18.22</w:t>
-        </w:r>
-      </w:hyperlink>
+      <w:r>
+        <w:rPr>
+          <w:lang w:val="pt_PT" w:bidi="pt_PT"/>
+        </w:rPr>
+        <w:t>Js 18.22</w:t>
+      </w:r>
       <w:r>
         <w:rPr>
           <w:lang w:val="pt_PT" w:bidi="pt_PT"/>
@@ -7241,18 +6533,12 @@
         </w:rPr>
         <w:t xml:space="preserve"> O sal era exigido em uma oferta de cereais (</w:t>
       </w:r>
-      <w:hyperlink r:id="rId130">
-        <w:r>
-          <w:rPr>
-            <w:lang w:val="pt_PT" w:bidi="pt_PT"/>
-          </w:rPr>
-          <w:rPr>
-            <w:color w:val="0000EE"/>
-            <w:u w:val="single"/>
-          </w:rPr>
-          <w:t>Lv 2.13</w:t>
-        </w:r>
-      </w:hyperlink>
+      <w:r>
+        <w:rPr>
+          <w:lang w:val="pt_PT" w:bidi="pt_PT"/>
+        </w:rPr>
+        <w:t>Lv 2.13</w:t>
+      </w:r>
       <w:r>
         <w:rPr>
           <w:lang w:val="pt_PT" w:bidi="pt_PT"/>
@@ -7355,18 +6641,12 @@
         </w:rPr>
         <w:t>O discurso de Abias destacou dois pontos principais sobre a rebelião do norte: o norte rejeitou o único rei legítimo e o único lugar legítimo de adoração. A revolta dos nortistas, que afastaram a ordem sacerdotal adequada, é fortemente contrastada com "nós" (</w:t>
       </w:r>
-      <w:hyperlink r:id="rId131">
-        <w:r>
-          <w:rPr>
-            <w:lang w:val="pt_PT" w:bidi="pt_PT"/>
-          </w:rPr>
-          <w:rPr>
-            <w:color w:val="0000EE"/>
-            <w:u w:val="single"/>
-          </w:rPr>
-          <w:t>13.10</w:t>
-        </w:r>
-      </w:hyperlink>
+      <w:r>
+        <w:rPr>
+          <w:lang w:val="pt_PT" w:bidi="pt_PT"/>
+        </w:rPr>
+        <w:t>13.10</w:t>
+      </w:r>
       <w:r>
         <w:rPr>
           <w:lang w:val="pt_PT" w:bidi="pt_PT"/>
@@ -7421,18 +6701,12 @@
         </w:rPr>
         <w:t>O discurso de Abias o retrata como preocupado com a pureza do culto em Jerusalém. O relato em Reis não menciona nada sobre a devoção de Abias (</w:t>
       </w:r>
-      <w:hyperlink r:id="rId132">
-        <w:r>
-          <w:rPr>
-            <w:lang w:val="pt_PT" w:bidi="pt_PT"/>
-          </w:rPr>
-          <w:rPr>
-            <w:color w:val="0000EE"/>
-            <w:u w:val="single"/>
-          </w:rPr>
-          <w:t>1Rs 15.3–4</w:t>
-        </w:r>
-      </w:hyperlink>
+      <w:r>
+        <w:rPr>
+          <w:lang w:val="pt_PT" w:bidi="pt_PT"/>
+        </w:rPr>
+        <w:t>1Rs 15.3–4</w:t>
+      </w:r>
       <w:r>
         <w:rPr>
           <w:lang w:val="pt_PT" w:bidi="pt_PT"/>
@@ -7535,54 +6809,36 @@
         </w:rPr>
         <w:t>O Senhor concedeu ao reino de Judá uma vitória milagrosa. Abias tomou os territórios ao redor de Betel, Jesana e Efrom de Israel (</w:t>
       </w:r>
-      <w:hyperlink r:id="rId133">
-        <w:r>
-          <w:rPr>
-            <w:lang w:val="pt_PT" w:bidi="pt_PT"/>
-          </w:rPr>
-          <w:rPr>
-            <w:color w:val="0000EE"/>
-            <w:u w:val="single"/>
-          </w:rPr>
-          <w:t>13.19</w:t>
-        </w:r>
-      </w:hyperlink>
+      <w:r>
+        <w:rPr>
+          <w:lang w:val="pt_PT" w:bidi="pt_PT"/>
+        </w:rPr>
+        <w:t>13.19</w:t>
+      </w:r>
       <w:r>
         <w:rPr>
           <w:lang w:val="pt_PT" w:bidi="pt_PT"/>
         </w:rPr>
         <w:t>). Junto com Zemaraim (</w:t>
       </w:r>
-      <w:hyperlink r:id="rId134">
-        <w:r>
-          <w:rPr>
-            <w:lang w:val="pt_PT" w:bidi="pt_PT"/>
-          </w:rPr>
-          <w:rPr>
-            <w:color w:val="0000EE"/>
-            <w:u w:val="single"/>
-          </w:rPr>
-          <w:t>13.4</w:t>
-        </w:r>
-      </w:hyperlink>
+      <w:r>
+        <w:rPr>
+          <w:lang w:val="pt_PT" w:bidi="pt_PT"/>
+        </w:rPr>
+        <w:t>13.4</w:t>
+      </w:r>
       <w:r>
         <w:rPr>
           <w:lang w:val="pt_PT" w:bidi="pt_PT"/>
         </w:rPr>
         <w:t xml:space="preserve">), essas cidades na região montanhosa na fronteira norte de Judá formavam uma unidade geográfica (veja </w:t>
       </w:r>
-      <w:hyperlink r:id="rId135">
-        <w:r>
-          <w:rPr>
-            <w:lang w:val="pt_PT" w:bidi="pt_PT"/>
-          </w:rPr>
-          <w:rPr>
-            <w:color w:val="0000EE"/>
-            <w:u w:val="single"/>
-          </w:rPr>
-          <w:t>Js 18.22–23</w:t>
-        </w:r>
-      </w:hyperlink>
+      <w:r>
+        <w:rPr>
+          <w:lang w:val="pt_PT" w:bidi="pt_PT"/>
+        </w:rPr>
+        <w:t>Js 18.22–23</w:t>
+      </w:r>
       <w:r>
         <w:rPr>
           <w:lang w:val="pt_PT" w:bidi="pt_PT"/>
@@ -7637,36 +6893,24 @@
         </w:rPr>
         <w:t xml:space="preserve">Jeroboão sobreviveu a Abias (veja </w:t>
       </w:r>
-      <w:hyperlink r:id="rId136">
-        <w:r>
-          <w:rPr>
-            <w:lang w:val="pt_PT" w:bidi="pt_PT"/>
-          </w:rPr>
-          <w:rPr>
-            <w:color w:val="0000EE"/>
-            <w:u w:val="single"/>
-          </w:rPr>
-          <w:t>1Rs 15.9</w:t>
-        </w:r>
-      </w:hyperlink>
+      <w:r>
+        <w:rPr>
+          <w:lang w:val="pt_PT" w:bidi="pt_PT"/>
+        </w:rPr>
+        <w:t>1Rs 15.9</w:t>
+      </w:r>
       <w:r>
         <w:rPr>
           <w:lang w:val="pt_PT" w:bidi="pt_PT"/>
         </w:rPr>
         <w:t xml:space="preserve">). O relato de sua morte está incluído com sua derrota, o que era típico de guerreiros vencidos (veja </w:t>
       </w:r>
-      <w:hyperlink r:id="rId137">
-        <w:r>
-          <w:rPr>
-            <w:lang w:val="pt_PT" w:bidi="pt_PT"/>
-          </w:rPr>
-          <w:rPr>
-            <w:color w:val="0000EE"/>
-            <w:u w:val="single"/>
-          </w:rPr>
-          <w:t>2Rs 19.37</w:t>
-        </w:r>
-      </w:hyperlink>
+      <w:r>
+        <w:rPr>
+          <w:lang w:val="pt_PT" w:bidi="pt_PT"/>
+        </w:rPr>
+        <w:t>2Rs 19.37</w:t>
+      </w:r>
       <w:r>
         <w:rPr>
           <w:lang w:val="pt_PT" w:bidi="pt_PT"/>
@@ -7769,36 +7013,24 @@
         </w:rPr>
         <w:t>No início de seu reinado, Asa... removeu os altares estrangeiros em Judá (</w:t>
       </w:r>
-      <w:hyperlink r:id="rId138">
-        <w:r>
-          <w:rPr>
-            <w:lang w:val="pt_PT" w:bidi="pt_PT"/>
-          </w:rPr>
-          <w:rPr>
-            <w:color w:val="0000EE"/>
-            <w:u w:val="single"/>
-          </w:rPr>
-          <w:t>14.5</w:t>
-        </w:r>
-      </w:hyperlink>
+      <w:r>
+        <w:rPr>
+          <w:lang w:val="pt_PT" w:bidi="pt_PT"/>
+        </w:rPr>
+        <w:t>14.5</w:t>
+      </w:r>
       <w:r>
         <w:rPr>
           <w:lang w:val="pt_PT" w:bidi="pt_PT"/>
         </w:rPr>
         <w:t>). No entanto, ele não removeu os santuários pagãos de Israel (</w:t>
       </w:r>
-      <w:hyperlink r:id="rId139">
-        <w:r>
-          <w:rPr>
-            <w:lang w:val="pt_PT" w:bidi="pt_PT"/>
-          </w:rPr>
-          <w:rPr>
-            <w:color w:val="0000EE"/>
-            <w:u w:val="single"/>
-          </w:rPr>
-          <w:t>15.17</w:t>
-        </w:r>
-      </w:hyperlink>
+      <w:r>
+        <w:rPr>
+          <w:lang w:val="pt_PT" w:bidi="pt_PT"/>
+        </w:rPr>
+        <w:t>15.17</w:t>
+      </w:r>
       <w:r>
         <w:rPr>
           <w:lang w:val="pt_PT" w:bidi="pt_PT"/>
@@ -7853,54 +7085,36 @@
         </w:rPr>
         <w:t xml:space="preserve">A expressão buscar o Senhor é a fórmula do Cronista para a restauração; ela tanto destaca quanto critica o reinado de Asa (veja </w:t>
       </w:r>
-      <w:hyperlink r:id="rId140">
-        <w:r>
-          <w:rPr>
-            <w:lang w:val="pt_PT" w:bidi="pt_PT"/>
-          </w:rPr>
-          <w:rPr>
-            <w:color w:val="0000EE"/>
-            <w:u w:val="single"/>
-          </w:rPr>
-          <w:t>15.2</w:t>
-        </w:r>
-      </w:hyperlink>
+      <w:r>
+        <w:rPr>
+          <w:lang w:val="pt_PT" w:bidi="pt_PT"/>
+        </w:rPr>
+        <w:t>15.2</w:t>
+      </w:r>
       <w:r>
         <w:rPr>
           <w:lang w:val="pt_PT" w:bidi="pt_PT"/>
         </w:rPr>
         <w:t>,</w:t>
       </w:r>
-      <w:hyperlink r:id="rId141">
-        <w:r>
-          <w:rPr>
-            <w:lang w:val="pt_PT" w:bidi="pt_PT"/>
-          </w:rPr>
-          <w:rPr>
-            <w:color w:val="0000EE"/>
-            <w:u w:val="single"/>
-          </w:rPr>
-          <w:t>12–13</w:t>
-        </w:r>
-      </w:hyperlink>
+      <w:r>
+        <w:rPr>
+          <w:lang w:val="pt_PT" w:bidi="pt_PT"/>
+        </w:rPr>
+        <w:t>12–13</w:t>
+      </w:r>
       <w:r>
         <w:rPr>
           <w:lang w:val="pt_PT" w:bidi="pt_PT"/>
         </w:rPr>
         <w:t xml:space="preserve">; </w:t>
       </w:r>
-      <w:hyperlink r:id="rId142">
-        <w:r>
-          <w:rPr>
-            <w:lang w:val="pt_PT" w:bidi="pt_PT"/>
-          </w:rPr>
-          <w:rPr>
-            <w:color w:val="0000EE"/>
-            <w:u w:val="single"/>
-          </w:rPr>
-          <w:t>16.12</w:t>
-        </w:r>
-      </w:hyperlink>
+      <w:r>
+        <w:rPr>
+          <w:lang w:val="pt_PT" w:bidi="pt_PT"/>
+        </w:rPr>
+        <w:t>16.12</w:t>
+      </w:r>
       <w:r>
         <w:rPr>
           <w:lang w:val="pt_PT" w:bidi="pt_PT"/>
@@ -7955,18 +7169,12 @@
         </w:rPr>
         <w:t>Salomão havia orado para que o Senhor ouvisse seu povo quando fossem levados à batalha (</w:t>
       </w:r>
-      <w:hyperlink r:id="rId143">
-        <w:r>
-          <w:rPr>
-            <w:lang w:val="pt_PT" w:bidi="pt_PT"/>
-          </w:rPr>
-          <w:rPr>
-            <w:color w:val="0000EE"/>
-            <w:u w:val="single"/>
-          </w:rPr>
-          <w:t>6.34</w:t>
-        </w:r>
-      </w:hyperlink>
+      <w:r>
+        <w:rPr>
+          <w:lang w:val="pt_PT" w:bidi="pt_PT"/>
+        </w:rPr>
+        <w:t>6.34</w:t>
+      </w:r>
       <w:r>
         <w:rPr>
           <w:lang w:val="pt_PT" w:bidi="pt_PT"/>
@@ -7986,72 +7194,48 @@
         </w:rPr>
         <w:t xml:space="preserve"> Deus respondeu a essa oração. • Etíope (literalmente “Cuxita”) pode se referir a alguém do sul do Egito (Núbia) ou de um território midianita a nordeste de Aqabah (veja </w:t>
       </w:r>
-      <w:hyperlink r:id="rId144">
-        <w:r>
-          <w:rPr>
-            <w:lang w:val="pt_PT" w:bidi="pt_PT"/>
-          </w:rPr>
-          <w:rPr>
-            <w:color w:val="0000EE"/>
-            <w:u w:val="single"/>
-          </w:rPr>
-          <w:t>Nm 12.1</w:t>
-        </w:r>
-      </w:hyperlink>
+      <w:r>
+        <w:rPr>
+          <w:lang w:val="pt_PT" w:bidi="pt_PT"/>
+        </w:rPr>
+        <w:t>Nm 12.1</w:t>
+      </w:r>
       <w:r>
         <w:rPr>
           <w:lang w:val="pt_PT" w:bidi="pt_PT"/>
         </w:rPr>
         <w:t xml:space="preserve">; </w:t>
       </w:r>
-      <w:hyperlink r:id="rId145">
-        <w:r>
-          <w:rPr>
-            <w:lang w:val="pt_PT" w:bidi="pt_PT"/>
-          </w:rPr>
-          <w:rPr>
-            <w:color w:val="0000EE"/>
-            <w:u w:val="single"/>
-          </w:rPr>
-          <w:t>Hc 3.7</w:t>
-        </w:r>
-      </w:hyperlink>
+      <w:r>
+        <w:rPr>
+          <w:lang w:val="pt_PT" w:bidi="pt_PT"/>
+        </w:rPr>
+        <w:t>Hc 3.7</w:t>
+      </w:r>
       <w:r>
         <w:rPr>
           <w:lang w:val="pt_PT" w:bidi="pt_PT"/>
         </w:rPr>
         <w:t xml:space="preserve">). No entanto, a menção da Líbia em </w:t>
       </w:r>
-      <w:hyperlink r:id="rId146">
-        <w:r>
-          <w:rPr>
-            <w:lang w:val="pt_PT" w:bidi="pt_PT"/>
-          </w:rPr>
-          <w:rPr>
-            <w:color w:val="0000EE"/>
-            <w:u w:val="single"/>
-          </w:rPr>
-          <w:t>2Cr 16.8</w:t>
-        </w:r>
-      </w:hyperlink>
+      <w:r>
+        <w:rPr>
+          <w:lang w:val="pt_PT" w:bidi="pt_PT"/>
+        </w:rPr>
+        <w:t>2Cr 16.8</w:t>
+      </w:r>
       <w:r>
         <w:rPr>
           <w:lang w:val="pt_PT" w:bidi="pt_PT"/>
         </w:rPr>
         <w:t xml:space="preserve">, o tamanho da batalha (comparável ao ataque de Sisaque contra Roboão em </w:t>
       </w:r>
-      <w:hyperlink r:id="rId147">
-        <w:r>
-          <w:rPr>
-            <w:lang w:val="pt_PT" w:bidi="pt_PT"/>
-          </w:rPr>
-          <w:rPr>
-            <w:color w:val="0000EE"/>
-            <w:u w:val="single"/>
-          </w:rPr>
-          <w:t>12.3</w:t>
-        </w:r>
-      </w:hyperlink>
+      <w:r>
+        <w:rPr>
+          <w:lang w:val="pt_PT" w:bidi="pt_PT"/>
+        </w:rPr>
+        <w:t>12.3</w:t>
+      </w:r>
       <w:r>
         <w:rPr>
           <w:lang w:val="pt_PT" w:bidi="pt_PT"/>
@@ -8206,18 +7390,12 @@
         </w:rPr>
         <w:t xml:space="preserve"> descritos como resultantes da falta de conhecimento de Deus (cp. </w:t>
       </w:r>
-      <w:hyperlink r:id="rId148">
-        <w:r>
-          <w:rPr>
-            <w:lang w:val="pt_PT" w:bidi="pt_PT"/>
-          </w:rPr>
-          <w:rPr>
-            <w:color w:val="0000EE"/>
-            <w:u w:val="single"/>
-          </w:rPr>
-          <w:t>Os 3.4–5</w:t>
-        </w:r>
-      </w:hyperlink>
+      <w:r>
+        <w:rPr>
+          <w:lang w:val="pt_PT" w:bidi="pt_PT"/>
+        </w:rPr>
+        <w:t>Os 3.4–5</w:t>
+      </w:r>
       <w:r>
         <w:rPr>
           <w:lang w:val="pt_PT" w:bidi="pt_PT"/>
@@ -8272,36 +7450,24 @@
         </w:rPr>
         <w:t xml:space="preserve">não era seguro viajar: Cp. </w:t>
       </w:r>
-      <w:hyperlink r:id="rId149">
-        <w:r>
-          <w:rPr>
-            <w:lang w:val="pt_PT" w:bidi="pt_PT"/>
-          </w:rPr>
-          <w:rPr>
-            <w:color w:val="0000EE"/>
-            <w:u w:val="single"/>
-          </w:rPr>
-          <w:t>Jz 5.6–8</w:t>
-        </w:r>
-      </w:hyperlink>
+      <w:r>
+        <w:rPr>
+          <w:lang w:val="pt_PT" w:bidi="pt_PT"/>
+        </w:rPr>
+        <w:t>Jz 5.6–8</w:t>
+      </w:r>
       <w:r>
         <w:rPr>
           <w:lang w:val="pt_PT" w:bidi="pt_PT"/>
         </w:rPr>
         <w:t xml:space="preserve">; </w:t>
       </w:r>
-      <w:hyperlink r:id="rId150">
-        <w:r>
-          <w:rPr>
-            <w:lang w:val="pt_PT" w:bidi="pt_PT"/>
-          </w:rPr>
-          <w:rPr>
-            <w:color w:val="0000EE"/>
-            <w:u w:val="single"/>
-          </w:rPr>
-          <w:t>Zc 8.10</w:t>
-        </w:r>
-      </w:hyperlink>
+      <w:r>
+        <w:rPr>
+          <w:lang w:val="pt_PT" w:bidi="pt_PT"/>
+        </w:rPr>
+        <w:t>Zc 8.10</w:t>
+      </w:r>
       <w:r>
         <w:rPr>
           <w:lang w:val="pt_PT" w:bidi="pt_PT"/>
@@ -8356,72 +7522,48 @@
         </w:rPr>
         <w:t>A exortação para ser forte e corajoso é uma citação literal da orientação que tanto Moisés quanto Josué deram a Israel quando estavam entrando pela primeira vez na terra (</w:t>
       </w:r>
-      <w:hyperlink r:id="rId151">
-        <w:r>
-          <w:rPr>
-            <w:lang w:val="pt_PT" w:bidi="pt_PT"/>
-          </w:rPr>
-          <w:rPr>
-            <w:color w:val="0000EE"/>
-            <w:u w:val="single"/>
-          </w:rPr>
-          <w:t>Dt 31.6–7</w:t>
-        </w:r>
-      </w:hyperlink>
+      <w:r>
+        <w:rPr>
+          <w:lang w:val="pt_PT" w:bidi="pt_PT"/>
+        </w:rPr>
+        <w:t>Dt 31.6–7</w:t>
+      </w:r>
       <w:r>
         <w:rPr>
           <w:lang w:val="pt_PT" w:bidi="pt_PT"/>
         </w:rPr>
         <w:t xml:space="preserve">; </w:t>
       </w:r>
-      <w:hyperlink r:id="rId152">
-        <w:r>
-          <w:rPr>
-            <w:lang w:val="pt_PT" w:bidi="pt_PT"/>
-          </w:rPr>
-          <w:rPr>
-            <w:color w:val="0000EE"/>
-            <w:u w:val="single"/>
-          </w:rPr>
-          <w:t>Js 1.6</w:t>
-        </w:r>
-      </w:hyperlink>
+      <w:r>
+        <w:rPr>
+          <w:lang w:val="pt_PT" w:bidi="pt_PT"/>
+        </w:rPr>
+        <w:t>Js 1.6</w:t>
+      </w:r>
       <w:r>
         <w:rPr>
           <w:lang w:val="pt_PT" w:bidi="pt_PT"/>
         </w:rPr>
         <w:t>,</w:t>
       </w:r>
-      <w:hyperlink r:id="rId153">
-        <w:r>
-          <w:rPr>
-            <w:lang w:val="pt_PT" w:bidi="pt_PT"/>
-          </w:rPr>
-          <w:rPr>
-            <w:color w:val="0000EE"/>
-            <w:u w:val="single"/>
-          </w:rPr>
-          <w:t>9</w:t>
-        </w:r>
-      </w:hyperlink>
+      <w:r>
+        <w:rPr>
+          <w:lang w:val="pt_PT" w:bidi="pt_PT"/>
+        </w:rPr>
+        <w:t>9</w:t>
+      </w:r>
       <w:r>
         <w:rPr>
           <w:lang w:val="pt_PT" w:bidi="pt_PT"/>
         </w:rPr>
         <w:t>,</w:t>
       </w:r>
-      <w:hyperlink r:id="rId154">
-        <w:r>
-          <w:rPr>
-            <w:lang w:val="pt_PT" w:bidi="pt_PT"/>
-          </w:rPr>
-          <w:rPr>
-            <w:color w:val="0000EE"/>
-            <w:u w:val="single"/>
-          </w:rPr>
-          <w:t>18</w:t>
-        </w:r>
-      </w:hyperlink>
+      <w:r>
+        <w:rPr>
+          <w:lang w:val="pt_PT" w:bidi="pt_PT"/>
+        </w:rPr>
+        <w:t>18</w:t>
+      </w:r>
       <w:r>
         <w:rPr>
           <w:lang w:val="pt_PT" w:bidi="pt_PT"/>
@@ -8476,36 +7618,24 @@
         </w:rPr>
         <w:t>As cidades que ele havia capturado na região montanhosa de Efraim foram aquelas conquistadas em sua guerra com Baasa (</w:t>
       </w:r>
-      <w:hyperlink r:id="rId155">
-        <w:r>
-          <w:rPr>
-            <w:lang w:val="pt_PT" w:bidi="pt_PT"/>
-          </w:rPr>
-          <w:rPr>
-            <w:color w:val="0000EE"/>
-            <w:u w:val="single"/>
-          </w:rPr>
-          <w:t>16.1</w:t>
-        </w:r>
-      </w:hyperlink>
+      <w:r>
+        <w:rPr>
+          <w:lang w:val="pt_PT" w:bidi="pt_PT"/>
+        </w:rPr>
+        <w:t>16.1</w:t>
+      </w:r>
       <w:r>
         <w:rPr>
           <w:lang w:val="pt_PT" w:bidi="pt_PT"/>
         </w:rPr>
         <w:t xml:space="preserve">). Houve guerra contínua entre Baasa e Asa (veja </w:t>
       </w:r>
-      <w:hyperlink r:id="rId156">
-        <w:r>
-          <w:rPr>
-            <w:lang w:val="pt_PT" w:bidi="pt_PT"/>
-          </w:rPr>
-          <w:rPr>
-            <w:color w:val="0000EE"/>
-            <w:u w:val="single"/>
-          </w:rPr>
-          <w:t>1Rs 15.16</w:t>
-        </w:r>
-      </w:hyperlink>
+      <w:r>
+        <w:rPr>
+          <w:lang w:val="pt_PT" w:bidi="pt_PT"/>
+        </w:rPr>
+        <w:t>1Rs 15.16</w:t>
+      </w:r>
       <w:r>
         <w:rPr>
           <w:lang w:val="pt_PT" w:bidi="pt_PT"/>
@@ -8560,36 +7690,24 @@
         </w:rPr>
         <w:t xml:space="preserve">O Cronista descreveu a resposta de Asa nos termos precisos da exortação do profeta, mas as ações específicas de Asa foram muito além de suas diretrizes gerais. Assim que Asa ouviu as palavras proféticas, ele se encorajou a iniciar uma reforma abrangente, começando com a remoção dos ídolos detestáveis que novamente infestavam a terra (veja </w:t>
       </w:r>
-      <w:hyperlink r:id="rId138">
-        <w:r>
-          <w:rPr>
-            <w:lang w:val="pt_PT" w:bidi="pt_PT"/>
-          </w:rPr>
-          <w:rPr>
-            <w:color w:val="0000EE"/>
-            <w:u w:val="single"/>
-          </w:rPr>
-          <w:t>14.5</w:t>
-        </w:r>
-      </w:hyperlink>
+      <w:r>
+        <w:rPr>
+          <w:lang w:val="pt_PT" w:bidi="pt_PT"/>
+        </w:rPr>
+        <w:t>14.5</w:t>
+      </w:r>
       <w:r>
         <w:rPr>
           <w:lang w:val="pt_PT" w:bidi="pt_PT"/>
         </w:rPr>
         <w:t>). A plena confiança em Deus havia vencido a guerra contra os cuxitas, e a renovação total da aliança trouxe descanso à Terra Prometida (</w:t>
       </w:r>
-      <w:hyperlink r:id="rId157">
-        <w:r>
-          <w:rPr>
-            <w:lang w:val="pt_PT" w:bidi="pt_PT"/>
-          </w:rPr>
-          <w:rPr>
-            <w:color w:val="0000EE"/>
-            <w:u w:val="single"/>
-          </w:rPr>
-          <w:t>15.15</w:t>
-        </w:r>
-      </w:hyperlink>
+      <w:r>
+        <w:rPr>
+          <w:lang w:val="pt_PT" w:bidi="pt_PT"/>
+        </w:rPr>
+        <w:t>15.15</w:t>
+      </w:r>
       <w:r>
         <w:rPr>
           <w:lang w:val="pt_PT" w:bidi="pt_PT"/>
@@ -8644,18 +7762,12 @@
         </w:rPr>
         <w:t xml:space="preserve">o povo de Efraim, Manassés: O Cronista sempre incluiu as tribos do norte em seus relatos de reforma espiritual (cp. </w:t>
       </w:r>
-      <w:hyperlink r:id="rId158">
-        <w:r>
-          <w:rPr>
-            <w:lang w:val="pt_PT" w:bidi="pt_PT"/>
-          </w:rPr>
-          <w:rPr>
-            <w:color w:val="0000EE"/>
-            <w:u w:val="single"/>
-          </w:rPr>
-          <w:t>30.1–11</w:t>
-        </w:r>
-      </w:hyperlink>
+      <w:r>
+        <w:rPr>
+          <w:lang w:val="pt_PT" w:bidi="pt_PT"/>
+        </w:rPr>
+        <w:t>30.1–11</w:t>
+      </w:r>
       <w:r>
         <w:rPr>
           <w:lang w:val="pt_PT" w:bidi="pt_PT"/>
@@ -8710,36 +7822,24 @@
         </w:rPr>
         <w:t>A cerimônia de renovação da aliança no terceiro mês foi provavelmente durante o Festival da Colheita (Pentecostes). Este grande festival atraía multidões ao Templo de todas as regiões circundantes. A deslealdade à aliança era considerada traição e acarretava a pena máxima (</w:t>
       </w:r>
-      <w:hyperlink r:id="rId159">
-        <w:r>
-          <w:rPr>
-            <w:lang w:val="pt_PT" w:bidi="pt_PT"/>
-          </w:rPr>
-          <w:rPr>
-            <w:color w:val="0000EE"/>
-            <w:u w:val="single"/>
-          </w:rPr>
-          <w:t>Dt 17.2–7</w:t>
-        </w:r>
-      </w:hyperlink>
+      <w:r>
+        <w:rPr>
+          <w:lang w:val="pt_PT" w:bidi="pt_PT"/>
+        </w:rPr>
+        <w:t>Dt 17.2–7</w:t>
+      </w:r>
       <w:r>
         <w:rPr>
           <w:lang w:val="pt_PT" w:bidi="pt_PT"/>
         </w:rPr>
         <w:t>). Os sacrifícios eram ofertas dedicadas da vitória sobre Zerá (</w:t>
       </w:r>
-      <w:hyperlink r:id="rId160">
-        <w:r>
-          <w:rPr>
-            <w:lang w:val="pt_PT" w:bidi="pt_PT"/>
-          </w:rPr>
-          <w:rPr>
-            <w:color w:val="0000EE"/>
-            <w:u w:val="single"/>
-          </w:rPr>
-          <w:t>2Cr 14.15</w:t>
-        </w:r>
-      </w:hyperlink>
+      <w:r>
+        <w:rPr>
+          <w:lang w:val="pt_PT" w:bidi="pt_PT"/>
+        </w:rPr>
+        <w:t>2Cr 14.15</w:t>
+      </w:r>
       <w:r>
         <w:rPr>
           <w:lang w:val="pt_PT" w:bidi="pt_PT"/>
@@ -8820,18 +7920,12 @@
         </w:rPr>
         <w:t xml:space="preserve"> O termo “mãe” pode ser usado genericamente para qualquer ancestral feminina. Veja </w:t>
       </w:r>
-      <w:hyperlink r:id="rId161">
-        <w:r>
-          <w:rPr>
-            <w:lang w:val="pt_PT" w:bidi="pt_PT"/>
-          </w:rPr>
-          <w:rPr>
-            <w:color w:val="0000EE"/>
-            <w:u w:val="single"/>
-          </w:rPr>
-          <w:t>11.20</w:t>
-        </w:r>
-      </w:hyperlink>
+      <w:r>
+        <w:rPr>
+          <w:lang w:val="pt_PT" w:bidi="pt_PT"/>
+        </w:rPr>
+        <w:t>11.20</w:t>
+      </w:r>
       <w:r>
         <w:rPr>
           <w:lang w:val="pt_PT" w:bidi="pt_PT"/>
@@ -8899,18 +7993,12 @@
         </w:rPr>
         <w:t>. A maioria das traduções, adiciona "mais" para ajudar a transmitir o provável significado. Mas se "sem guerra" for de fato a melhor leitura, o trigésimo quinto ano pode se referir ao trigésimo quinto ano desde a divisão dos reinos do norte e do sul. Isso teria sido por volta da época em que Zerá, o etíope, invadiu Judá e foi derrotado por Asa (</w:t>
       </w:r>
-      <w:hyperlink r:id="rId162">
-        <w:r>
-          <w:rPr>
-            <w:lang w:val="pt_PT" w:bidi="pt_PT"/>
-          </w:rPr>
-          <w:rPr>
-            <w:color w:val="0000EE"/>
-            <w:u w:val="single"/>
-          </w:rPr>
-          <w:t>14.9–15</w:t>
-        </w:r>
-      </w:hyperlink>
+      <w:r>
+        <w:rPr>
+          <w:lang w:val="pt_PT" w:bidi="pt_PT"/>
+        </w:rPr>
+        <w:t>14.9–15</w:t>
+      </w:r>
       <w:r>
         <w:rPr>
           <w:lang w:val="pt_PT" w:bidi="pt_PT"/>
@@ -8929,108 +8017,72 @@
         </w:rPr>
         <w:t xml:space="preserve">. • O Cronista insere notas cronológicas em seu relato para dividir o reinado de Asa em períodos que mostram as consequências de suas decisões (veja </w:t>
       </w:r>
-      <w:hyperlink r:id="rId163">
-        <w:r>
-          <w:rPr>
-            <w:lang w:val="pt_PT" w:bidi="pt_PT"/>
-          </w:rPr>
-          <w:rPr>
-            <w:color w:val="0000EE"/>
-            <w:u w:val="single"/>
-          </w:rPr>
-          <w:t>14.1</w:t>
-        </w:r>
-      </w:hyperlink>
+      <w:r>
+        <w:rPr>
+          <w:lang w:val="pt_PT" w:bidi="pt_PT"/>
+        </w:rPr>
+        <w:t>14.1</w:t>
+      </w:r>
       <w:r>
         <w:rPr>
           <w:lang w:val="pt_PT" w:bidi="pt_PT"/>
         </w:rPr>
         <w:t xml:space="preserve">; </w:t>
       </w:r>
-      <w:hyperlink r:id="rId164">
-        <w:r>
-          <w:rPr>
-            <w:lang w:val="pt_PT" w:bidi="pt_PT"/>
-          </w:rPr>
-          <w:rPr>
-            <w:color w:val="0000EE"/>
-            <w:u w:val="single"/>
-          </w:rPr>
-          <w:t>15.10</w:t>
-        </w:r>
-      </w:hyperlink>
+      <w:r>
+        <w:rPr>
+          <w:lang w:val="pt_PT" w:bidi="pt_PT"/>
+        </w:rPr>
+        <w:t>15.10</w:t>
+      </w:r>
       <w:r>
         <w:rPr>
           <w:lang w:val="pt_PT" w:bidi="pt_PT"/>
         </w:rPr>
         <w:t xml:space="preserve">; </w:t>
       </w:r>
-      <w:hyperlink r:id="rId155">
-        <w:r>
-          <w:rPr>
-            <w:lang w:val="pt_PT" w:bidi="pt_PT"/>
-          </w:rPr>
-          <w:rPr>
-            <w:color w:val="0000EE"/>
-            <w:u w:val="single"/>
-          </w:rPr>
-          <w:t>16.1</w:t>
-        </w:r>
-      </w:hyperlink>
+      <w:r>
+        <w:rPr>
+          <w:lang w:val="pt_PT" w:bidi="pt_PT"/>
+        </w:rPr>
+        <w:t>16.1</w:t>
+      </w:r>
       <w:r>
         <w:rPr>
           <w:lang w:val="pt_PT" w:bidi="pt_PT"/>
         </w:rPr>
         <w:t>,</w:t>
       </w:r>
-      <w:hyperlink r:id="rId142">
-        <w:r>
-          <w:rPr>
-            <w:lang w:val="pt_PT" w:bidi="pt_PT"/>
-          </w:rPr>
-          <w:rPr>
-            <w:color w:val="0000EE"/>
-            <w:u w:val="single"/>
-          </w:rPr>
-          <w:t>12</w:t>
-        </w:r>
-      </w:hyperlink>
+      <w:r>
+        <w:rPr>
+          <w:lang w:val="pt_PT" w:bidi="pt_PT"/>
+        </w:rPr>
+        <w:t>12</w:t>
+      </w:r>
       <w:r>
         <w:rPr>
           <w:lang w:val="pt_PT" w:bidi="pt_PT"/>
         </w:rPr>
         <w:t>,</w:t>
       </w:r>
-      <w:hyperlink r:id="rId165">
-        <w:r>
-          <w:rPr>
-            <w:lang w:val="pt_PT" w:bidi="pt_PT"/>
-          </w:rPr>
-          <w:rPr>
-            <w:color w:val="0000EE"/>
-            <w:u w:val="single"/>
-          </w:rPr>
-          <w:t>13</w:t>
-        </w:r>
-      </w:hyperlink>
+      <w:r>
+        <w:rPr>
+          <w:lang w:val="pt_PT" w:bidi="pt_PT"/>
+        </w:rPr>
+        <w:t>13</w:t>
+      </w:r>
       <w:r>
         <w:rPr>
           <w:lang w:val="pt_PT" w:bidi="pt_PT"/>
         </w:rPr>
         <w:t xml:space="preserve">). As primeiras batalhas com o norte foram vistas como inconsequentes para aquele período, embora o Cronista estivesse plenamente ciente delas (veja </w:t>
       </w:r>
-      <w:hyperlink r:id="rId166">
-        <w:r>
-          <w:rPr>
-            <w:lang w:val="pt_PT" w:bidi="pt_PT"/>
-          </w:rPr>
-          <w:rPr>
-            <w:color w:val="0000EE"/>
-            <w:u w:val="single"/>
-          </w:rPr>
-          <w:t>15.8</w:t>
-        </w:r>
-      </w:hyperlink>
+      <w:r>
+        <w:rPr>
+          <w:lang w:val="pt_PT" w:bidi="pt_PT"/>
+        </w:rPr>
+        <w:t>15.8</w:t>
+      </w:r>
       <w:r>
         <w:rPr>
           <w:lang w:val="pt_PT" w:bidi="pt_PT"/>
@@ -9085,36 +8137,24 @@
         </w:rPr>
         <w:t>No trigésimo sexto ano do reinado de Asa: De acordo com o livro dos Reis, o Rei Baasa (909–886 a.C.) morreu no vigésimo sexto ano do reinado de Asa (</w:t>
       </w:r>
-      <w:hyperlink r:id="rId167">
-        <w:r>
-          <w:rPr>
-            <w:lang w:val="pt_PT" w:bidi="pt_PT"/>
-          </w:rPr>
-          <w:rPr>
-            <w:color w:val="0000EE"/>
-            <w:u w:val="single"/>
-          </w:rPr>
-          <w:t>1Rs 16.8</w:t>
-        </w:r>
-      </w:hyperlink>
+      <w:r>
+        <w:rPr>
+          <w:lang w:val="pt_PT" w:bidi="pt_PT"/>
+        </w:rPr>
+        <w:t>1Rs 16.8</w:t>
+      </w:r>
       <w:r>
         <w:rPr>
           <w:lang w:val="pt_PT" w:bidi="pt_PT"/>
         </w:rPr>
         <w:t>). Uma solução é que o texto das Crônicas pode conter erros de transmissão e deveria, em vez disso, ler o décimo quinto e décimo sexto anos (cerca de 895 a.C.) em vez do trigésimo quinto (</w:t>
       </w:r>
-      <w:hyperlink r:id="rId168">
-        <w:r>
-          <w:rPr>
-            <w:lang w:val="pt_PT" w:bidi="pt_PT"/>
-          </w:rPr>
-          <w:rPr>
-            <w:color w:val="0000EE"/>
-            <w:u w:val="single"/>
-          </w:rPr>
-          <w:t>2Cr 15.19</w:t>
-        </w:r>
-      </w:hyperlink>
+      <w:r>
+        <w:rPr>
+          <w:lang w:val="pt_PT" w:bidi="pt_PT"/>
+        </w:rPr>
+        <w:t>2Cr 15.19</w:t>
+      </w:r>
       <w:r>
         <w:rPr>
           <w:lang w:val="pt_PT" w:bidi="pt_PT"/>
@@ -9134,36 +8174,24 @@
         </w:rPr>
         <w:t xml:space="preserve"> anos de Asa. Outra possibilidade é que o Cronista contou esses anos a partir da divisão do reino. • Ramá estava localizada a cerca de oito quilômetros ao norte de Jerusalém, perto de Geba e Mispa (veja </w:t>
       </w:r>
-      <w:hyperlink r:id="rId169">
-        <w:r>
-          <w:rPr>
-            <w:lang w:val="pt_PT" w:bidi="pt_PT"/>
-          </w:rPr>
-          <w:rPr>
-            <w:color w:val="0000EE"/>
-            <w:u w:val="single"/>
-          </w:rPr>
-          <w:t>16.6</w:t>
-        </w:r>
-      </w:hyperlink>
+      <w:r>
+        <w:rPr>
+          <w:lang w:val="pt_PT" w:bidi="pt_PT"/>
+        </w:rPr>
+        <w:t>16.6</w:t>
+      </w:r>
       <w:r>
         <w:rPr>
           <w:lang w:val="pt_PT" w:bidi="pt_PT"/>
         </w:rPr>
         <w:t>). O Rei Baasa expandiu Israel profundamente no território de Benjamim, separando território importante de Judá muito pouco tempo após as vitórias de Abias (</w:t>
       </w:r>
-      <w:hyperlink r:id="rId133">
-        <w:r>
-          <w:rPr>
-            <w:lang w:val="pt_PT" w:bidi="pt_PT"/>
-          </w:rPr>
-          <w:rPr>
-            <w:color w:val="0000EE"/>
-            <w:u w:val="single"/>
-          </w:rPr>
-          <w:t>13.19</w:t>
-        </w:r>
-      </w:hyperlink>
+      <w:r>
+        <w:rPr>
+          <w:lang w:val="pt_PT" w:bidi="pt_PT"/>
+        </w:rPr>
+        <w:t>13.19</w:t>
+      </w:r>
       <w:r>
         <w:rPr>
           <w:lang w:val="pt_PT" w:bidi="pt_PT"/>
@@ -9327,18 +8355,12 @@
         </w:rPr>
         <w:t>O rei Ben-Hadade de Aram (</w:t>
       </w:r>
-      <w:hyperlink r:id="rId170">
-        <w:r>
-          <w:rPr>
-            <w:lang w:val="pt_PT" w:bidi="pt_PT"/>
-          </w:rPr>
-          <w:rPr>
-            <w:color w:val="0000EE"/>
-            <w:u w:val="single"/>
-          </w:rPr>
-          <w:t>16.2</w:t>
-        </w:r>
-      </w:hyperlink>
+      <w:r>
+        <w:rPr>
+          <w:lang w:val="pt_PT" w:bidi="pt_PT"/>
+        </w:rPr>
+        <w:t>16.2</w:t>
+      </w:r>
       <w:r>
         <w:rPr>
           <w:lang w:val="pt_PT" w:bidi="pt_PT"/>
@@ -9506,36 +8528,24 @@
         </w:rPr>
         <w:t>Hanani, o vidente, anunciou a Asa que ele enfrentaria guerra a partir de então como consequência de sua desobediência. Este julgamento foi uma clara antítese à vitória anterior de Asa sobre Zerá, quando as probabilidades estavam contra ele, mas ele confiou no Senhor (</w:t>
       </w:r>
-      <w:hyperlink r:id="rId171">
-        <w:r>
-          <w:rPr>
-            <w:lang w:val="pt_PT" w:bidi="pt_PT"/>
-          </w:rPr>
-          <w:rPr>
-            <w:color w:val="0000EE"/>
-            <w:u w:val="single"/>
-          </w:rPr>
-          <w:t>14.9–13</w:t>
-        </w:r>
-      </w:hyperlink>
+      <w:r>
+        <w:rPr>
+          <w:lang w:val="pt_PT" w:bidi="pt_PT"/>
+        </w:rPr>
+        <w:t>14.9–13</w:t>
+      </w:r>
       <w:r>
         <w:rPr>
           <w:lang w:val="pt_PT" w:bidi="pt_PT"/>
         </w:rPr>
         <w:t>). Assim como a confiança anterior de Asa no Senhor havia trazido paz à terra (</w:t>
       </w:r>
-      <w:hyperlink r:id="rId138">
-        <w:r>
-          <w:rPr>
-            <w:lang w:val="pt_PT" w:bidi="pt_PT"/>
-          </w:rPr>
-          <w:rPr>
-            <w:color w:val="0000EE"/>
-            <w:u w:val="single"/>
-          </w:rPr>
-          <w:t>14.5</w:t>
-        </w:r>
-      </w:hyperlink>
+      <w:r>
+        <w:rPr>
+          <w:lang w:val="pt_PT" w:bidi="pt_PT"/>
+        </w:rPr>
+        <w:t>14.5</w:t>
+      </w:r>
       <w:r>
         <w:rPr>
           <w:lang w:val="pt_PT" w:bidi="pt_PT"/>
@@ -9638,36 +8648,24 @@
         </w:rPr>
         <w:t xml:space="preserve">A doença era frequentemente vista como punição pelo pecado (veja </w:t>
       </w:r>
-      <w:hyperlink r:id="rId172">
-        <w:r>
-          <w:rPr>
-            <w:lang w:val="pt_PT" w:bidi="pt_PT"/>
-          </w:rPr>
-          <w:rPr>
-            <w:color w:val="0000EE"/>
-            <w:u w:val="single"/>
-          </w:rPr>
-          <w:t>21.18–19</w:t>
-        </w:r>
-      </w:hyperlink>
+      <w:r>
+        <w:rPr>
+          <w:lang w:val="pt_PT" w:bidi="pt_PT"/>
+        </w:rPr>
+        <w:t>21.18–19</w:t>
+      </w:r>
       <w:r>
         <w:rPr>
           <w:lang w:val="pt_PT" w:bidi="pt_PT"/>
         </w:rPr>
         <w:t xml:space="preserve">; </w:t>
       </w:r>
-      <w:hyperlink r:id="rId173">
-        <w:r>
-          <w:rPr>
-            <w:lang w:val="pt_PT" w:bidi="pt_PT"/>
-          </w:rPr>
-          <w:rPr>
-            <w:color w:val="0000EE"/>
-            <w:u w:val="single"/>
-          </w:rPr>
-          <w:t>26.20</w:t>
-        </w:r>
-      </w:hyperlink>
+      <w:r>
+        <w:rPr>
+          <w:lang w:val="pt_PT" w:bidi="pt_PT"/>
+        </w:rPr>
+        <w:t>26.20</w:t>
+      </w:r>
       <w:r>
         <w:rPr>
           <w:lang w:val="pt_PT" w:bidi="pt_PT"/>
@@ -9722,18 +8720,12 @@
         </w:rPr>
         <w:t xml:space="preserve">Asa teve um enterro honroso, apesar de seus pecados. Ele havia feito preparativos extravagantes para seu enterro durante sua vida, incluindo um túmulo que ele mesmo esculpiu. Asa pode ter estado imitando os faraós do Egito ao fazer esses preparativos. • O costume de uma grande fogueira funerária é desconhecido fora de Crônicas e Jeremias (cp. </w:t>
       </w:r>
-      <w:hyperlink r:id="rId174">
-        <w:r>
-          <w:rPr>
-            <w:lang w:val="pt_PT" w:bidi="pt_PT"/>
-          </w:rPr>
-          <w:rPr>
-            <w:color w:val="0000EE"/>
-            <w:u w:val="single"/>
-          </w:rPr>
-          <w:t>Jr 34.5</w:t>
-        </w:r>
-      </w:hyperlink>
+      <w:r>
+        <w:rPr>
+          <w:lang w:val="pt_PT" w:bidi="pt_PT"/>
+        </w:rPr>
+        <w:t>Jr 34.5</w:t>
+      </w:r>
       <w:r>
         <w:rPr>
           <w:lang w:val="pt_PT" w:bidi="pt_PT"/>
@@ -9788,18 +8780,12 @@
         </w:rPr>
         <w:t>Incluindo uma co-regência de dois anos com seu pai, Asa, Josafá reinou de 872 a 848 a.C. • Os últimos anos do reinado de Asa foram marcados por conflitos e opressão, então Josafá precisou consolidar o poder dentro de Judá para restaurar a paz e a estabilidade. Israel tinha sido um inimigo durante os dias de Asa, mas Josafá logo entrou em uma aliança com Acabe (</w:t>
       </w:r>
-      <w:hyperlink r:id="rId175">
-        <w:r>
-          <w:rPr>
-            <w:lang w:val="pt_PT" w:bidi="pt_PT"/>
-          </w:rPr>
-          <w:rPr>
-            <w:color w:val="0000EE"/>
-            <w:u w:val="single"/>
-          </w:rPr>
-          <w:t>18.1–2</w:t>
-        </w:r>
-      </w:hyperlink>
+      <w:r>
+        <w:rPr>
+          <w:lang w:val="pt_PT" w:bidi="pt_PT"/>
+        </w:rPr>
+        <w:t>18.1–2</w:t>
+      </w:r>
       <w:r>
         <w:rPr>
           <w:lang w:val="pt_PT" w:bidi="pt_PT"/>
@@ -9854,18 +8840,12 @@
         </w:rPr>
         <w:t xml:space="preserve">Pela primeira vez, o Cronista compara as práticas de Judá com as do norte de Israel, mostrando sua consciência de que o culto a Baal de Tiro havia sido introduzido na adoração do norte (veja </w:t>
       </w:r>
-      <w:hyperlink r:id="rId176">
-        <w:r>
-          <w:rPr>
-            <w:lang w:val="pt_PT" w:bidi="pt_PT"/>
-          </w:rPr>
-          <w:rPr>
-            <w:color w:val="0000EE"/>
-            <w:u w:val="single"/>
-          </w:rPr>
-          <w:t>1Rs 16.31–32</w:t>
-        </w:r>
-      </w:hyperlink>
+      <w:r>
+        <w:rPr>
+          <w:lang w:val="pt_PT" w:bidi="pt_PT"/>
+        </w:rPr>
+        <w:t>1Rs 16.31–32</w:t>
+      </w:r>
       <w:r>
         <w:rPr>
           <w:lang w:val="pt_PT" w:bidi="pt_PT"/>
@@ -9920,54 +8900,36 @@
         </w:rPr>
         <w:t xml:space="preserve">A palavra traduzida como presentes é geralmente traduzida como "tributo", como os reis conquistadores exigiam de seus vassalos (e.g., </w:t>
       </w:r>
-      <w:hyperlink r:id="rId177">
-        <w:r>
-          <w:rPr>
-            <w:lang w:val="pt_PT" w:bidi="pt_PT"/>
-          </w:rPr>
-          <w:rPr>
-            <w:color w:val="0000EE"/>
-            <w:u w:val="single"/>
-          </w:rPr>
-          <w:t>Jz 3.15–18</w:t>
-        </w:r>
-      </w:hyperlink>
+      <w:r>
+        <w:rPr>
+          <w:lang w:val="pt_PT" w:bidi="pt_PT"/>
+        </w:rPr>
+        <w:t>Jz 3.15–18</w:t>
+      </w:r>
       <w:r>
         <w:rPr>
           <w:lang w:val="pt_PT" w:bidi="pt_PT"/>
         </w:rPr>
         <w:t>), mas tributo forçado dificilmente é o sentido pretendido aqui. O povo de Judá voluntariamente tornou Josafá muito rico. Assim como Uzias (</w:t>
       </w:r>
-      <w:hyperlink r:id="rId178">
-        <w:r>
-          <w:rPr>
-            <w:lang w:val="pt_PT" w:bidi="pt_PT"/>
-          </w:rPr>
-          <w:rPr>
-            <w:color w:val="0000EE"/>
-            <w:u w:val="single"/>
-          </w:rPr>
-          <w:t>2Cr 26.16</w:t>
-        </w:r>
-      </w:hyperlink>
+      <w:r>
+        <w:rPr>
+          <w:lang w:val="pt_PT" w:bidi="pt_PT"/>
+        </w:rPr>
+        <w:t>2Cr 26.16</w:t>
+      </w:r>
       <w:r>
         <w:rPr>
           <w:lang w:val="pt_PT" w:bidi="pt_PT"/>
         </w:rPr>
         <w:t>) e Ezequias (</w:t>
       </w:r>
-      <w:hyperlink r:id="rId179">
-        <w:r>
-          <w:rPr>
-            <w:lang w:val="pt_PT" w:bidi="pt_PT"/>
-          </w:rPr>
-          <w:rPr>
-            <w:color w:val="0000EE"/>
-            <w:u w:val="single"/>
-          </w:rPr>
-          <w:t>32.25</w:t>
-        </w:r>
-      </w:hyperlink>
+      <w:r>
+        <w:rPr>
+          <w:lang w:val="pt_PT" w:bidi="pt_PT"/>
+        </w:rPr>
+        <w:t>32.25</w:t>
+      </w:r>
       <w:r>
         <w:rPr>
           <w:lang w:val="pt_PT" w:bidi="pt_PT"/>
@@ -10022,36 +8984,24 @@
         </w:rPr>
         <w:t>Josafá cumpriu o requisito do Senhor de conhecer a lei (</w:t>
       </w:r>
-      <w:hyperlink r:id="rId180">
-        <w:r>
-          <w:rPr>
-            <w:lang w:val="pt_PT" w:bidi="pt_PT"/>
-          </w:rPr>
-          <w:rPr>
-            <w:color w:val="0000EE"/>
-            <w:u w:val="single"/>
-          </w:rPr>
-          <w:t>Dt 5.1</w:t>
-        </w:r>
-      </w:hyperlink>
+      <w:r>
+        <w:rPr>
+          <w:lang w:val="pt_PT" w:bidi="pt_PT"/>
+        </w:rPr>
+        <w:t>Dt 5.1</w:t>
+      </w:r>
       <w:r>
         <w:rPr>
           <w:lang w:val="pt_PT" w:bidi="pt_PT"/>
         </w:rPr>
         <w:t xml:space="preserve">; </w:t>
       </w:r>
-      <w:hyperlink r:id="rId181">
-        <w:r>
-          <w:rPr>
-            <w:lang w:val="pt_PT" w:bidi="pt_PT"/>
-          </w:rPr>
-          <w:rPr>
-            <w:color w:val="0000EE"/>
-            <w:u w:val="single"/>
-          </w:rPr>
-          <w:t>17.18–20</w:t>
-        </w:r>
-      </w:hyperlink>
+      <w:r>
+        <w:rPr>
+          <w:lang w:val="pt_PT" w:bidi="pt_PT"/>
+        </w:rPr>
+        <w:t>17.18–20</w:t>
+      </w:r>
       <w:r>
         <w:rPr>
           <w:lang w:val="pt_PT" w:bidi="pt_PT"/>
@@ -10071,18 +9021,12 @@
         </w:rPr>
         <w:t xml:space="preserve"> e dois sacerdotes para instruir o povo no livro da aliança. Os levitas frequentemente atuavam como professores durante o período do Segundo Templo também (</w:t>
       </w:r>
-      <w:hyperlink r:id="rId182">
-        <w:r>
-          <w:rPr>
-            <w:lang w:val="pt_PT" w:bidi="pt_PT"/>
-          </w:rPr>
-          <w:rPr>
-            <w:color w:val="0000EE"/>
-            <w:u w:val="single"/>
-          </w:rPr>
-          <w:t>Ne 8.7</w:t>
-        </w:r>
-      </w:hyperlink>
+      <w:r>
+        <w:rPr>
+          <w:lang w:val="pt_PT" w:bidi="pt_PT"/>
+        </w:rPr>
+        <w:t>Ne 8.7</w:t>
+      </w:r>
       <w:r>
         <w:rPr>
           <w:lang w:val="pt_PT" w:bidi="pt_PT"/>
@@ -10150,18 +9094,12 @@
         </w:rPr>
         <w:t xml:space="preserve">O temor do Senhor entre os reinos circundantes resultou em tributo a Josafá, uma ação que tinha a intenção de comprar a paz. A paz é um indicador do favor divino (cp. </w:t>
       </w:r>
-      <w:hyperlink r:id="rId183">
-        <w:r>
-          <w:rPr>
-            <w:lang w:val="pt_PT" w:bidi="pt_PT"/>
-          </w:rPr>
-          <w:rPr>
-            <w:color w:val="0000EE"/>
-            <w:u w:val="single"/>
-          </w:rPr>
-          <w:t>14.2–6</w:t>
-        </w:r>
-      </w:hyperlink>
+      <w:r>
+        <w:rPr>
+          <w:lang w:val="pt_PT" w:bidi="pt_PT"/>
+        </w:rPr>
+        <w:t>14.2–6</w:t>
+      </w:r>
       <w:r>
         <w:rPr>
           <w:lang w:val="pt_PT" w:bidi="pt_PT"/>
@@ -10216,18 +9154,12 @@
         </w:rPr>
         <w:t>A condição internacional de Josafá, a construção de empreendimentos e o exército caracterizaram seu grande governo. Escavações arqueológicas revelaram uma linha de fortes rodoviários no Vale do Jordão, perto do Mar Morto, datando de seu tempo. • O número de tropas em seu exército — totalizando mais de um milhão em Jerusalém — parece excessivamente alto. Como os líderes eram baseados em divisões tribais (</w:t>
       </w:r>
-      <w:hyperlink r:id="rId184">
-        <w:r>
-          <w:rPr>
-            <w:lang w:val="pt_PT" w:bidi="pt_PT"/>
-          </w:rPr>
-          <w:rPr>
-            <w:color w:val="0000EE"/>
-            <w:u w:val="single"/>
-          </w:rPr>
-          <w:t>17.14</w:t>
-        </w:r>
-      </w:hyperlink>
+      <w:r>
+        <w:rPr>
+          <w:lang w:val="pt_PT" w:bidi="pt_PT"/>
+        </w:rPr>
+        <w:t>17.14</w:t>
+      </w:r>
       <w:r>
         <w:rPr>
           <w:lang w:val="pt_PT" w:bidi="pt_PT"/>
@@ -10247,108 +9179,72 @@
         </w:rPr>
         <w:t xml:space="preserve">) deva ser traduzido como “esquadrão” ou “pelotão”, uma unidade militar muito menor. Os totais também podem incluir divisões de reserva que serviam em rotação (ver </w:t>
       </w:r>
-      <w:hyperlink r:id="rId185">
-        <w:r>
-          <w:rPr>
-            <w:lang w:val="pt_PT" w:bidi="pt_PT"/>
-          </w:rPr>
-          <w:rPr>
-            <w:color w:val="0000EE"/>
-            <w:u w:val="single"/>
-          </w:rPr>
-          <w:t>1Cr 27.1–15</w:t>
-        </w:r>
-      </w:hyperlink>
+      <w:r>
+        <w:rPr>
+          <w:lang w:val="pt_PT" w:bidi="pt_PT"/>
+        </w:rPr>
+        <w:t>1Cr 27.1–15</w:t>
+      </w:r>
       <w:r>
         <w:rPr>
           <w:lang w:val="pt_PT" w:bidi="pt_PT"/>
         </w:rPr>
         <w:t>). O número de tropas creditadas a Josafá é aproximadamente o triplo das de Abias (</w:t>
       </w:r>
-      <w:hyperlink r:id="rId186">
-        <w:r>
-          <w:rPr>
-            <w:lang w:val="pt_PT" w:bidi="pt_PT"/>
-          </w:rPr>
-          <w:rPr>
-            <w:color w:val="0000EE"/>
-            <w:u w:val="single"/>
-          </w:rPr>
-          <w:t>2Cr 13.3</w:t>
-        </w:r>
-      </w:hyperlink>
+      <w:r>
+        <w:rPr>
+          <w:lang w:val="pt_PT" w:bidi="pt_PT"/>
+        </w:rPr>
+        <w:t>2Cr 13.3</w:t>
+      </w:r>
       <w:r>
         <w:rPr>
           <w:lang w:val="pt_PT" w:bidi="pt_PT"/>
         </w:rPr>
         <w:t>), Asa (</w:t>
       </w:r>
-      <w:hyperlink r:id="rId187">
-        <w:r>
-          <w:rPr>
-            <w:lang w:val="pt_PT" w:bidi="pt_PT"/>
-          </w:rPr>
-          <w:rPr>
-            <w:color w:val="0000EE"/>
-            <w:u w:val="single"/>
-          </w:rPr>
-          <w:t>14.8</w:t>
-        </w:r>
-      </w:hyperlink>
+      <w:r>
+        <w:rPr>
+          <w:lang w:val="pt_PT" w:bidi="pt_PT"/>
+        </w:rPr>
+        <w:t>14.8</w:t>
+      </w:r>
       <w:r>
         <w:rPr>
           <w:lang w:val="pt_PT" w:bidi="pt_PT"/>
         </w:rPr>
         <w:t>), Amazias (</w:t>
       </w:r>
-      <w:hyperlink r:id="rId188">
-        <w:r>
-          <w:rPr>
-            <w:lang w:val="pt_PT" w:bidi="pt_PT"/>
-          </w:rPr>
-          <w:rPr>
-            <w:color w:val="0000EE"/>
-            <w:u w:val="single"/>
-          </w:rPr>
-          <w:t>25.5</w:t>
-        </w:r>
-      </w:hyperlink>
+      <w:r>
+        <w:rPr>
+          <w:lang w:val="pt_PT" w:bidi="pt_PT"/>
+        </w:rPr>
+        <w:t>25.5</w:t>
+      </w:r>
       <w:r>
         <w:rPr>
           <w:lang w:val="pt_PT" w:bidi="pt_PT"/>
         </w:rPr>
         <w:t>) e Uzias (</w:t>
       </w:r>
-      <w:hyperlink r:id="rId189">
-        <w:r>
-          <w:rPr>
-            <w:lang w:val="pt_PT" w:bidi="pt_PT"/>
-          </w:rPr>
-          <w:rPr>
-            <w:color w:val="0000EE"/>
-            <w:u w:val="single"/>
-          </w:rPr>
-          <w:t>26.11–15</w:t>
-        </w:r>
-      </w:hyperlink>
+      <w:r>
+        <w:rPr>
+          <w:lang w:val="pt_PT" w:bidi="pt_PT"/>
+        </w:rPr>
+        <w:t>26.11–15</w:t>
+      </w:r>
       <w:r>
         <w:rPr>
           <w:lang w:val="pt_PT" w:bidi="pt_PT"/>
         </w:rPr>
         <w:t>). É comparável ao número de guerreiros na época do censo de Davi (</w:t>
       </w:r>
-      <w:hyperlink r:id="rId190">
-        <w:r>
-          <w:rPr>
-            <w:lang w:val="pt_PT" w:bidi="pt_PT"/>
-          </w:rPr>
-          <w:rPr>
-            <w:color w:val="0000EE"/>
-            <w:u w:val="single"/>
-          </w:rPr>
-          <w:t>1Cr 21.5</w:t>
-        </w:r>
-      </w:hyperlink>
+      <w:r>
+        <w:rPr>
+          <w:lang w:val="pt_PT" w:bidi="pt_PT"/>
+        </w:rPr>
+        <w:t>1Cr 21.5</w:t>
+      </w:r>
       <w:r>
         <w:rPr>
           <w:lang w:val="pt_PT" w:bidi="pt_PT"/>
@@ -10403,126 +9299,84 @@
         </w:rPr>
         <w:t xml:space="preserve">A aliança de Josafá com Acabe levou-o a comprometer sua fidelidade ao Senhor (veja </w:t>
       </w:r>
-      <w:hyperlink r:id="rId191">
-        <w:r>
-          <w:rPr>
-            <w:lang w:val="pt_PT" w:bidi="pt_PT"/>
-          </w:rPr>
-          <w:rPr>
-            <w:color w:val="0000EE"/>
-            <w:u w:val="single"/>
-          </w:rPr>
-          <w:t>19.2–3</w:t>
-        </w:r>
-      </w:hyperlink>
+      <w:r>
+        <w:rPr>
+          <w:lang w:val="pt_PT" w:bidi="pt_PT"/>
+        </w:rPr>
+        <w:t>19.2–3</w:t>
+      </w:r>
       <w:r>
         <w:rPr>
           <w:lang w:val="pt_PT" w:bidi="pt_PT"/>
         </w:rPr>
         <w:t xml:space="preserve">; cp. </w:t>
       </w:r>
-      <w:hyperlink r:id="rId192">
-        <w:r>
-          <w:rPr>
-            <w:lang w:val="pt_PT" w:bidi="pt_PT"/>
-          </w:rPr>
-          <w:rPr>
-            <w:color w:val="0000EE"/>
-            <w:u w:val="single"/>
-          </w:rPr>
-          <w:t>2Co 6.14–18</w:t>
-        </w:r>
-      </w:hyperlink>
+      <w:r>
+        <w:rPr>
+          <w:lang w:val="pt_PT" w:bidi="pt_PT"/>
+        </w:rPr>
+        <w:t>2Co 6.14–18</w:t>
+      </w:r>
       <w:r>
         <w:rPr>
           <w:lang w:val="pt_PT" w:bidi="pt_PT"/>
         </w:rPr>
         <w:t>). O casamento de seu filho Jeorão (</w:t>
       </w:r>
-      <w:hyperlink r:id="rId193">
-        <w:r>
-          <w:rPr>
-            <w:lang w:val="pt_PT" w:bidi="pt_PT"/>
-          </w:rPr>
-          <w:rPr>
-            <w:color w:val="0000EE"/>
-            <w:u w:val="single"/>
-          </w:rPr>
-          <w:t>2Cr 21.1</w:t>
-        </w:r>
-      </w:hyperlink>
+      <w:r>
+        <w:rPr>
+          <w:lang w:val="pt_PT" w:bidi="pt_PT"/>
+        </w:rPr>
+        <w:t>2Cr 21.1</w:t>
+      </w:r>
       <w:r>
         <w:rPr>
           <w:lang w:val="pt_PT" w:bidi="pt_PT"/>
         </w:rPr>
         <w:t>) com a filha de Acabe, Atalia (</w:t>
       </w:r>
-      <w:hyperlink r:id="rId194">
-        <w:r>
-          <w:rPr>
-            <w:lang w:val="pt_PT" w:bidi="pt_PT"/>
-          </w:rPr>
-          <w:rPr>
-            <w:color w:val="0000EE"/>
-            <w:u w:val="single"/>
-          </w:rPr>
-          <w:t>22.2</w:t>
-        </w:r>
-      </w:hyperlink>
+      <w:r>
+        <w:rPr>
+          <w:lang w:val="pt_PT" w:bidi="pt_PT"/>
+        </w:rPr>
+        <w:t>22.2</w:t>
+      </w:r>
       <w:r>
         <w:rPr>
           <w:lang w:val="pt_PT" w:bidi="pt_PT"/>
         </w:rPr>
         <w:t xml:space="preserve">), trouxe a apostasia de Israel para Judá (veja </w:t>
       </w:r>
-      <w:hyperlink r:id="rId195">
-        <w:r>
-          <w:rPr>
-            <w:lang w:val="pt_PT" w:bidi="pt_PT"/>
-          </w:rPr>
-          <w:rPr>
-            <w:color w:val="0000EE"/>
-            <w:u w:val="single"/>
-          </w:rPr>
-          <w:t>21.5–6</w:t>
-        </w:r>
-      </w:hyperlink>
+      <w:r>
+        <w:rPr>
+          <w:lang w:val="pt_PT" w:bidi="pt_PT"/>
+        </w:rPr>
+        <w:t>21.5–6</w:t>
+      </w:r>
       <w:r>
         <w:rPr>
           <w:lang w:val="pt_PT" w:bidi="pt_PT"/>
         </w:rPr>
         <w:t>,</w:t>
       </w:r>
-      <w:hyperlink r:id="rId196">
-        <w:r>
-          <w:rPr>
-            <w:lang w:val="pt_PT" w:bidi="pt_PT"/>
-          </w:rPr>
-          <w:rPr>
-            <w:color w:val="0000EE"/>
-            <w:u w:val="single"/>
-          </w:rPr>
-          <w:t>12–13</w:t>
-        </w:r>
-      </w:hyperlink>
+      <w:r>
+        <w:rPr>
+          <w:lang w:val="pt_PT" w:bidi="pt_PT"/>
+        </w:rPr>
+        <w:t>12–13</w:t>
+      </w:r>
       <w:r>
         <w:rPr>
           <w:lang w:val="pt_PT" w:bidi="pt_PT"/>
         </w:rPr>
         <w:t xml:space="preserve">; </w:t>
       </w:r>
-      <w:hyperlink r:id="rId197">
-        <w:r>
-          <w:rPr>
-            <w:lang w:val="pt_PT" w:bidi="pt_PT"/>
-          </w:rPr>
-          <w:rPr>
-            <w:color w:val="0000EE"/>
-            <w:u w:val="single"/>
-          </w:rPr>
-          <w:t>22.1–4</w:t>
-        </w:r>
-      </w:hyperlink>
+      <w:r>
+        <w:rPr>
+          <w:lang w:val="pt_PT" w:bidi="pt_PT"/>
+        </w:rPr>
+        <w:t>22.1–4</w:t>
+      </w:r>
       <w:r>
         <w:rPr>
           <w:lang w:val="pt_PT" w:bidi="pt_PT"/>
@@ -10625,18 +9479,12 @@
         </w:rPr>
         <w:t>Acabe percebeu que Micaías não havia falado a palavra do Senhor, talvez porque a resposta de Micaías usou as mesmas palavras que a de seus rivais, ou Micaías poderia estar falando com um tom sarcástico (</w:t>
       </w:r>
-      <w:hyperlink r:id="rId198">
-        <w:r>
-          <w:rPr>
-            <w:lang w:val="pt_PT" w:bidi="pt_PT"/>
-          </w:rPr>
-          <w:rPr>
-            <w:color w:val="0000EE"/>
-            <w:u w:val="single"/>
-          </w:rPr>
-          <w:t>18.14</w:t>
-        </w:r>
-      </w:hyperlink>
+      <w:r>
+        <w:rPr>
+          <w:lang w:val="pt_PT" w:bidi="pt_PT"/>
+        </w:rPr>
+        <w:t>18.14</w:t>
+      </w:r>
       <w:r>
         <w:rPr>
           <w:lang w:val="pt_PT" w:bidi="pt_PT"/>
@@ -10835,18 +9683,12 @@
         </w:rPr>
         <w:t>Jeú era filho de Hanani, o profeta que havia repreendido Asa por sua confiança nos arameus (</w:t>
       </w:r>
-      <w:hyperlink r:id="rId199">
-        <w:r>
-          <w:rPr>
-            <w:lang w:val="pt_PT" w:bidi="pt_PT"/>
-          </w:rPr>
-          <w:rPr>
-            <w:color w:val="0000EE"/>
-            <w:u w:val="single"/>
-          </w:rPr>
-          <w:t>16.7–9</w:t>
-        </w:r>
-      </w:hyperlink>
+      <w:r>
+        <w:rPr>
+          <w:lang w:val="pt_PT" w:bidi="pt_PT"/>
+        </w:rPr>
+        <w:t>16.7–9</w:t>
+      </w:r>
       <w:r>
         <w:rPr>
           <w:lang w:val="pt_PT" w:bidi="pt_PT"/>
@@ -10901,54 +9743,36 @@
         </w:rPr>
         <w:t>Na reforma judicial de Josafá, ele nomeou juízes nas cidades fortificadas (</w:t>
       </w:r>
-      <w:hyperlink r:id="rId200">
-        <w:r>
-          <w:rPr>
-            <w:lang w:val="pt_PT" w:bidi="pt_PT"/>
-          </w:rPr>
-          <w:rPr>
-            <w:color w:val="0000EE"/>
-            <w:u w:val="single"/>
-          </w:rPr>
-          <w:t>19.5</w:t>
-        </w:r>
-      </w:hyperlink>
+      <w:r>
+        <w:rPr>
+          <w:lang w:val="pt_PT" w:bidi="pt_PT"/>
+        </w:rPr>
+        <w:t>19.5</w:t>
+      </w:r>
       <w:r>
         <w:rPr>
           <w:lang w:val="pt_PT" w:bidi="pt_PT"/>
         </w:rPr>
         <w:t>) e em um tribunal central em Jerusalém (</w:t>
       </w:r>
-      <w:hyperlink r:id="rId201">
-        <w:r>
-          <w:rPr>
-            <w:lang w:val="pt_PT" w:bidi="pt_PT"/>
-          </w:rPr>
-          <w:rPr>
-            <w:color w:val="0000EE"/>
-            <w:u w:val="single"/>
-          </w:rPr>
-          <w:t>19.8</w:t>
-        </w:r>
-      </w:hyperlink>
+      <w:r>
+        <w:rPr>
+          <w:lang w:val="pt_PT" w:bidi="pt_PT"/>
+        </w:rPr>
+        <w:t>19.8</w:t>
+      </w:r>
       <w:r>
         <w:rPr>
           <w:lang w:val="pt_PT" w:bidi="pt_PT"/>
         </w:rPr>
         <w:t>). Ele exortou todos os juízes a pensarem cuidadosamente e a julgarem com integridade e no temor do Senhor. Isso excluía agir com qualquer parcialidade ou aceitar subornos, e incluía advertir os criminosos a não pecarem contra o Senhor. A reforma restabeleceu a lei de Deuteronômio (</w:t>
       </w:r>
-      <w:hyperlink r:id="rId202">
-        <w:r>
-          <w:rPr>
-            <w:lang w:val="pt_PT" w:bidi="pt_PT"/>
-          </w:rPr>
-          <w:rPr>
-            <w:color w:val="0000EE"/>
-            <w:u w:val="single"/>
-          </w:rPr>
-          <w:t>Dt 16.18–17.13</w:t>
-        </w:r>
-      </w:hyperlink>
+      <w:r>
+        <w:rPr>
+          <w:lang w:val="pt_PT" w:bidi="pt_PT"/>
+        </w:rPr>
+        <w:t>Dt 16.18–17.13</w:t>
+      </w:r>
       <w:r>
         <w:rPr>
           <w:lang w:val="pt_PT" w:bidi="pt_PT"/>
@@ -11003,18 +9827,12 @@
         </w:rPr>
         <w:t xml:space="preserve">Meunitas (veja </w:t>
       </w:r>
-      <w:hyperlink r:id="rId203">
-        <w:r>
-          <w:rPr>
-            <w:lang w:val="pt_PT" w:bidi="pt_PT"/>
-          </w:rPr>
-          <w:rPr>
-            <w:color w:val="0000EE"/>
-            <w:u w:val="single"/>
-          </w:rPr>
-          <w:t>1Cr 4.41</w:t>
-        </w:r>
-      </w:hyperlink>
+      <w:r>
+        <w:rPr>
+          <w:lang w:val="pt_PT" w:bidi="pt_PT"/>
+        </w:rPr>
+        <w:t>1Cr 4.41</w:t>
+      </w:r>
       <w:r>
         <w:rPr>
           <w:lang w:val="pt_PT" w:bidi="pt_PT"/>
@@ -11095,36 +9913,24 @@
         </w:rPr>
         <w:t xml:space="preserve"> é consistente com a descrição posterior do Cronista sobre os exércitos (</w:t>
       </w:r>
-      <w:hyperlink r:id="rId204">
-        <w:r>
-          <w:rPr>
-            <w:lang w:val="pt_PT" w:bidi="pt_PT"/>
-          </w:rPr>
-          <w:rPr>
-            <w:color w:val="0000EE"/>
-            <w:u w:val="single"/>
-          </w:rPr>
-          <w:t>20.10</w:t>
-        </w:r>
-      </w:hyperlink>
+      <w:r>
+        <w:rPr>
+          <w:lang w:val="pt_PT" w:bidi="pt_PT"/>
+        </w:rPr>
+        <w:t>20.10</w:t>
+      </w:r>
       <w:r>
         <w:rPr>
           <w:lang w:val="pt_PT" w:bidi="pt_PT"/>
         </w:rPr>
         <w:t>,</w:t>
       </w:r>
-      <w:hyperlink r:id="rId205">
-        <w:r>
-          <w:rPr>
-            <w:lang w:val="pt_PT" w:bidi="pt_PT"/>
-          </w:rPr>
-          <w:rPr>
-            <w:color w:val="0000EE"/>
-            <w:u w:val="single"/>
-          </w:rPr>
-          <w:t>22–23</w:t>
-        </w:r>
-      </w:hyperlink>
+      <w:r>
+        <w:rPr>
+          <w:lang w:val="pt_PT" w:bidi="pt_PT"/>
+        </w:rPr>
+        <w:t>22–23</w:t>
+      </w:r>
       <w:r>
         <w:rPr>
           <w:lang w:val="pt_PT" w:bidi="pt_PT"/>
@@ -11179,18 +9985,12 @@
         </w:rPr>
         <w:t>Josafá respondeu às notícias de guerra com nações vizinhas com uma oração de lamento, mantendo-se fiel aos ideais da oração de Salomão (</w:t>
       </w:r>
-      <w:hyperlink r:id="rId206">
-        <w:r>
-          <w:rPr>
-            <w:lang w:val="pt_PT" w:bidi="pt_PT"/>
-          </w:rPr>
-          <w:rPr>
-            <w:color w:val="0000EE"/>
-            <w:u w:val="single"/>
-          </w:rPr>
-          <w:t>6.24–40</w:t>
-        </w:r>
-      </w:hyperlink>
+      <w:r>
+        <w:rPr>
+          <w:lang w:val="pt_PT" w:bidi="pt_PT"/>
+        </w:rPr>
+        <w:t>6.24–40</w:t>
+      </w:r>
       <w:r>
         <w:rPr>
           <w:lang w:val="pt_PT" w:bidi="pt_PT"/>
@@ -11245,18 +10045,12 @@
         </w:rPr>
         <w:t xml:space="preserve">Monte Seir era outro nome para Edom (veja </w:t>
       </w:r>
-      <w:hyperlink r:id="rId207">
-        <w:r>
-          <w:rPr>
-            <w:lang w:val="pt_PT" w:bidi="pt_PT"/>
-          </w:rPr>
-          <w:rPr>
-            <w:color w:val="0000EE"/>
-            <w:u w:val="single"/>
-          </w:rPr>
-          <w:t>Gn 32.3</w:t>
-        </w:r>
-      </w:hyperlink>
+      <w:r>
+        <w:rPr>
+          <w:lang w:val="pt_PT" w:bidi="pt_PT"/>
+        </w:rPr>
+        <w:t>Gn 32.3</w:t>
+      </w:r>
       <w:r>
         <w:rPr>
           <w:lang w:val="pt_PT" w:bidi="pt_PT"/>
@@ -11323,18 +10117,12 @@
         </w:rPr>
         <w:t>Após o lamento de Josafá, a proclamação de resgate de Jaaziel atendeu aos requisitos para o discurso que um sacerdote devia fazer antes da batalha (</w:t>
       </w:r>
-      <w:hyperlink r:id="rId208">
-        <w:r>
-          <w:rPr>
-            <w:lang w:val="pt_PT" w:bidi="pt_PT"/>
-          </w:rPr>
-          <w:rPr>
-            <w:color w:val="0000EE"/>
-            <w:u w:val="single"/>
-          </w:rPr>
-          <w:t>Dt 20.2–4</w:t>
-        </w:r>
-      </w:hyperlink>
+      <w:r>
+        <w:rPr>
+          <w:lang w:val="pt_PT" w:bidi="pt_PT"/>
+        </w:rPr>
+        <w:t>Dt 20.2–4</w:t>
+      </w:r>
       <w:r>
         <w:rPr>
           <w:lang w:val="pt_PT" w:bidi="pt_PT"/>
@@ -11389,36 +10177,24 @@
         </w:rPr>
         <w:t>A canção dos cantores designados substituiu um grito de batalha. Os profetas foram Jaaziel (</w:t>
       </w:r>
-      <w:hyperlink r:id="rId209">
-        <w:r>
-          <w:rPr>
-            <w:lang w:val="pt_PT" w:bidi="pt_PT"/>
-          </w:rPr>
-          <w:rPr>
-            <w:color w:val="0000EE"/>
-            <w:u w:val="single"/>
-          </w:rPr>
-          <w:t>20.14–17</w:t>
-        </w:r>
-      </w:hyperlink>
+      <w:r>
+        <w:rPr>
+          <w:lang w:val="pt_PT" w:bidi="pt_PT"/>
+        </w:rPr>
+        <w:t>20.14–17</w:t>
+      </w:r>
       <w:r>
         <w:rPr>
           <w:lang w:val="pt_PT" w:bidi="pt_PT"/>
         </w:rPr>
         <w:t>) e os músicos levíticos (</w:t>
       </w:r>
-      <w:hyperlink r:id="rId210">
-        <w:r>
-          <w:rPr>
-            <w:lang w:val="pt_PT" w:bidi="pt_PT"/>
-          </w:rPr>
-          <w:rPr>
-            <w:color w:val="0000EE"/>
-            <w:u w:val="single"/>
-          </w:rPr>
-          <w:t>20.21</w:t>
-        </w:r>
-      </w:hyperlink>
+      <w:r>
+        <w:rPr>
+          <w:lang w:val="pt_PT" w:bidi="pt_PT"/>
+        </w:rPr>
+        <w:t>20.21</w:t>
+      </w:r>
       <w:r>
         <w:rPr>
           <w:lang w:val="pt_PT" w:bidi="pt_PT"/>
@@ -11473,18 +10249,12 @@
         </w:rPr>
         <w:t xml:space="preserve">A comparação de Josafá com Asa é adotada de </w:t>
       </w:r>
-      <w:hyperlink r:id="rId211">
-        <w:r>
-          <w:rPr>
-            <w:lang w:val="pt_PT" w:bidi="pt_PT"/>
-          </w:rPr>
-          <w:rPr>
-            <w:color w:val="0000EE"/>
-            <w:u w:val="single"/>
-          </w:rPr>
-          <w:t>1Rs 22.43</w:t>
-        </w:r>
-      </w:hyperlink>
+      <w:r>
+        <w:rPr>
+          <w:lang w:val="pt_PT" w:bidi="pt_PT"/>
+        </w:rPr>
+        <w:t>1Rs 22.43</w:t>
+      </w:r>
       <w:r>
         <w:rPr>
           <w:lang w:val="pt_PT" w:bidi="pt_PT"/>
@@ -11600,144 +10370,96 @@
         </w:rPr>
         <w:t xml:space="preserve"> cuja esposa era Atalia, filha de Acabe e Jezabel (</w:t>
       </w:r>
-      <w:hyperlink r:id="rId212">
-        <w:r>
-          <w:rPr>
-            <w:lang w:val="pt_PT" w:bidi="pt_PT"/>
-          </w:rPr>
-          <w:rPr>
-            <w:color w:val="0000EE"/>
-            <w:u w:val="single"/>
-          </w:rPr>
-          <w:t>18.1</w:t>
-        </w:r>
-      </w:hyperlink>
+      <w:r>
+        <w:rPr>
+          <w:lang w:val="pt_PT" w:bidi="pt_PT"/>
+        </w:rPr>
+        <w:t>18.1</w:t>
+      </w:r>
       <w:r>
         <w:rPr>
           <w:lang w:val="pt_PT" w:bidi="pt_PT"/>
         </w:rPr>
         <w:t xml:space="preserve">; </w:t>
       </w:r>
-      <w:hyperlink r:id="rId213">
-        <w:r>
-          <w:rPr>
-            <w:lang w:val="pt_PT" w:bidi="pt_PT"/>
-          </w:rPr>
-          <w:rPr>
-            <w:color w:val="0000EE"/>
-            <w:u w:val="single"/>
-          </w:rPr>
-          <w:t>21.6</w:t>
-        </w:r>
-      </w:hyperlink>
+      <w:r>
+        <w:rPr>
+          <w:lang w:val="pt_PT" w:bidi="pt_PT"/>
+        </w:rPr>
+        <w:t>21.6</w:t>
+      </w:r>
       <w:r>
         <w:rPr>
           <w:lang w:val="pt_PT" w:bidi="pt_PT"/>
         </w:rPr>
         <w:t xml:space="preserve">; </w:t>
       </w:r>
-      <w:hyperlink r:id="rId194">
-        <w:r>
-          <w:rPr>
-            <w:lang w:val="pt_PT" w:bidi="pt_PT"/>
-          </w:rPr>
-          <w:rPr>
-            <w:color w:val="0000EE"/>
-            <w:u w:val="single"/>
-          </w:rPr>
-          <w:t>22.2</w:t>
-        </w:r>
-      </w:hyperlink>
+      <w:r>
+        <w:rPr>
+          <w:lang w:val="pt_PT" w:bidi="pt_PT"/>
+        </w:rPr>
+        <w:t>22.2</w:t>
+      </w:r>
       <w:r>
         <w:rPr>
           <w:lang w:val="pt_PT" w:bidi="pt_PT"/>
         </w:rPr>
         <w:t>), foi o primeiro rei da linhagem de Davi a receber uma avaliação totalmente negativa. Seus assassinatos (</w:t>
       </w:r>
-      <w:hyperlink r:id="rId214">
-        <w:r>
-          <w:rPr>
-            <w:lang w:val="pt_PT" w:bidi="pt_PT"/>
-          </w:rPr>
-          <w:rPr>
-            <w:color w:val="0000EE"/>
-            <w:u w:val="single"/>
-          </w:rPr>
-          <w:t>21.4</w:t>
-        </w:r>
-      </w:hyperlink>
+      <w:r>
+        <w:rPr>
+          <w:lang w:val="pt_PT" w:bidi="pt_PT"/>
+        </w:rPr>
+        <w:t>21.4</w:t>
+      </w:r>
       <w:r>
         <w:rPr>
           <w:lang w:val="pt_PT" w:bidi="pt_PT"/>
         </w:rPr>
         <w:t>) ameaçaram seriamente a continuidade da dinastia, que só foi preservada por causa da fidelidade leal do Senhor a Davi (</w:t>
       </w:r>
-      <w:hyperlink r:id="rId215">
-        <w:r>
-          <w:rPr>
-            <w:lang w:val="pt_PT" w:bidi="pt_PT"/>
-          </w:rPr>
-          <w:rPr>
-            <w:color w:val="0000EE"/>
-            <w:u w:val="single"/>
-          </w:rPr>
-          <w:t>21.7</w:t>
-        </w:r>
-      </w:hyperlink>
+      <w:r>
+        <w:rPr>
+          <w:lang w:val="pt_PT" w:bidi="pt_PT"/>
+        </w:rPr>
+        <w:t>21.7</w:t>
+      </w:r>
       <w:r>
         <w:rPr>
           <w:lang w:val="pt_PT" w:bidi="pt_PT"/>
         </w:rPr>
         <w:t xml:space="preserve">). Em outras três ocasiões, a violência foi perpetrada contra a família real, quase acabando com a dinastia (veja </w:t>
       </w:r>
-      <w:hyperlink r:id="rId216">
-        <w:r>
-          <w:rPr>
-            <w:lang w:val="pt_PT" w:bidi="pt_PT"/>
-          </w:rPr>
-          <w:rPr>
-            <w:color w:val="0000EE"/>
-            <w:u w:val="single"/>
-          </w:rPr>
-          <w:t>21.17</w:t>
-        </w:r>
-      </w:hyperlink>
+      <w:r>
+        <w:rPr>
+          <w:lang w:val="pt_PT" w:bidi="pt_PT"/>
+        </w:rPr>
+        <w:t>21.17</w:t>
+      </w:r>
       <w:r>
         <w:rPr>
           <w:lang w:val="pt_PT" w:bidi="pt_PT"/>
         </w:rPr>
         <w:t xml:space="preserve">; </w:t>
       </w:r>
-      <w:hyperlink r:id="rId217">
-        <w:r>
-          <w:rPr>
-            <w:lang w:val="pt_PT" w:bidi="pt_PT"/>
-          </w:rPr>
-          <w:rPr>
-            <w:color w:val="0000EE"/>
-            <w:u w:val="single"/>
-          </w:rPr>
-          <w:t>22.8–9</w:t>
-        </w:r>
-      </w:hyperlink>
+      <w:r>
+        <w:rPr>
+          <w:lang w:val="pt_PT" w:bidi="pt_PT"/>
+        </w:rPr>
+        <w:t>22.8–9</w:t>
+      </w:r>
       <w:r>
         <w:rPr>
           <w:lang w:val="pt_PT" w:bidi="pt_PT"/>
         </w:rPr>
         <w:t>,</w:t>
       </w:r>
-      <w:hyperlink r:id="rId218">
-        <w:r>
-          <w:rPr>
-            <w:lang w:val="pt_PT" w:bidi="pt_PT"/>
-          </w:rPr>
-          <w:rPr>
-            <w:color w:val="0000EE"/>
-            <w:u w:val="single"/>
-          </w:rPr>
-          <w:t>10–11</w:t>
-        </w:r>
-      </w:hyperlink>
+      <w:r>
+        <w:rPr>
+          <w:lang w:val="pt_PT" w:bidi="pt_PT"/>
+        </w:rPr>
+        <w:t>10–11</w:t>
+      </w:r>
       <w:r>
         <w:rPr>
           <w:lang w:val="pt_PT" w:bidi="pt_PT"/>
@@ -11840,54 +10562,36 @@
         </w:rPr>
         <w:t>A desobediência de Jeorão fez com que ele perdesse os ganhos que Asa e Josafá haviam conquistado. • os edomitas se revoltaram: Durante o reinado de Salomão, o controle do território de Edom deu a Israel acesso ao rico comércio da Arábia. Os edomitas também se rebelaram antes da morte de Salomão (</w:t>
       </w:r>
-      <w:hyperlink r:id="rId219">
-        <w:r>
-          <w:rPr>
-            <w:lang w:val="pt_PT" w:bidi="pt_PT"/>
-          </w:rPr>
-          <w:rPr>
-            <w:color w:val="0000EE"/>
-            <w:u w:val="single"/>
-          </w:rPr>
-          <w:t>1Rs 11.14–22</w:t>
-        </w:r>
-      </w:hyperlink>
+      <w:r>
+        <w:rPr>
+          <w:lang w:val="pt_PT" w:bidi="pt_PT"/>
+        </w:rPr>
+        <w:t>1Rs 11.14–22</w:t>
+      </w:r>
       <w:r>
         <w:rPr>
           <w:lang w:val="pt_PT" w:bidi="pt_PT"/>
         </w:rPr>
         <w:t>), e provavelmente não estavam sob o controle de Roboão. Eles aparentemente voltaram ao controle de Judá após sua derrota por Josafá (</w:t>
       </w:r>
-      <w:hyperlink r:id="rId220">
-        <w:r>
-          <w:rPr>
-            <w:lang w:val="pt_PT" w:bidi="pt_PT"/>
-          </w:rPr>
-          <w:rPr>
-            <w:color w:val="0000EE"/>
-            <w:u w:val="single"/>
-          </w:rPr>
-          <w:t>2Cr 20.1–30</w:t>
-        </w:r>
-      </w:hyperlink>
+      <w:r>
+        <w:rPr>
+          <w:lang w:val="pt_PT" w:bidi="pt_PT"/>
+        </w:rPr>
+        <w:t>2Cr 20.1–30</w:t>
+      </w:r>
       <w:r>
         <w:rPr>
           <w:lang w:val="pt_PT" w:bidi="pt_PT"/>
         </w:rPr>
         <w:t xml:space="preserve">; cp. </w:t>
       </w:r>
-      <w:hyperlink r:id="rId221">
-        <w:r>
-          <w:rPr>
-            <w:lang w:val="pt_PT" w:bidi="pt_PT"/>
-          </w:rPr>
-          <w:rPr>
-            <w:color w:val="0000EE"/>
-            <w:u w:val="single"/>
-          </w:rPr>
-          <w:t>1Rs 22.47</w:t>
-        </w:r>
-      </w:hyperlink>
+      <w:r>
+        <w:rPr>
+          <w:lang w:val="pt_PT" w:bidi="pt_PT"/>
+        </w:rPr>
+        <w:t>1Rs 22.47</w:t>
+      </w:r>
       <w:r>
         <w:rPr>
           <w:lang w:val="pt_PT" w:bidi="pt_PT"/>
@@ -11990,18 +10694,12 @@
         </w:rPr>
         <w:t>A incapacidade de Jeorão de resistir às revoltas iniciais de Edom e Libna (</w:t>
       </w:r>
-      <w:hyperlink r:id="rId222">
-        <w:r>
-          <w:rPr>
-            <w:lang w:val="pt_PT" w:bidi="pt_PT"/>
-          </w:rPr>
-          <w:rPr>
-            <w:color w:val="0000EE"/>
-            <w:u w:val="single"/>
-          </w:rPr>
-          <w:t>21.8–10</w:t>
-        </w:r>
-      </w:hyperlink>
+      <w:r>
+        <w:rPr>
+          <w:lang w:val="pt_PT" w:bidi="pt_PT"/>
+        </w:rPr>
+        <w:t>21.8–10</w:t>
+      </w:r>
       <w:r>
         <w:rPr>
           <w:lang w:val="pt_PT" w:bidi="pt_PT"/>
@@ -12056,18 +10754,12 @@
         </w:rPr>
         <w:t xml:space="preserve">Jeorão morreu após uma longa e dolorosa doença intestinal. Ele não recebeu a dignidade de um rito funerário honorário (veja </w:t>
       </w:r>
-      <w:hyperlink r:id="rId223">
-        <w:r>
-          <w:rPr>
-            <w:lang w:val="pt_PT" w:bidi="pt_PT"/>
-          </w:rPr>
-          <w:rPr>
-            <w:color w:val="0000EE"/>
-            <w:u w:val="single"/>
-          </w:rPr>
-          <w:t>16.14</w:t>
-        </w:r>
-      </w:hyperlink>
+      <w:r>
+        <w:rPr>
+          <w:lang w:val="pt_PT" w:bidi="pt_PT"/>
+        </w:rPr>
+        <w:t>16.14</w:t>
+      </w:r>
       <w:r>
         <w:rPr>
           <w:lang w:val="pt_PT" w:bidi="pt_PT"/>
@@ -12195,54 +10887,36 @@
         </w:rPr>
         <w:t xml:space="preserve">). Atalia era muito parecida com sua mãe, Jezabel (veja </w:t>
       </w:r>
-      <w:hyperlink r:id="rId224">
-        <w:r>
-          <w:rPr>
-            <w:lang w:val="pt_PT" w:bidi="pt_PT"/>
-          </w:rPr>
-          <w:rPr>
-            <w:color w:val="0000EE"/>
-            <w:u w:val="single"/>
-          </w:rPr>
-          <w:t>22.10–23.15</w:t>
-        </w:r>
-      </w:hyperlink>
+      <w:r>
+        <w:rPr>
+          <w:lang w:val="pt_PT" w:bidi="pt_PT"/>
+        </w:rPr>
+        <w:t>22.10–23.15</w:t>
+      </w:r>
       <w:r>
         <w:rPr>
           <w:lang w:val="pt_PT" w:bidi="pt_PT"/>
         </w:rPr>
         <w:t xml:space="preserve">; cp. </w:t>
       </w:r>
-      <w:hyperlink r:id="rId225">
-        <w:r>
-          <w:rPr>
-            <w:lang w:val="pt_PT" w:bidi="pt_PT"/>
-          </w:rPr>
-          <w:rPr>
-            <w:color w:val="0000EE"/>
-            <w:u w:val="single"/>
-          </w:rPr>
-          <w:t>1Rs 16.31–21.28</w:t>
-        </w:r>
-      </w:hyperlink>
+      <w:r>
+        <w:rPr>
+          <w:lang w:val="pt_PT" w:bidi="pt_PT"/>
+        </w:rPr>
+        <w:t>1Rs 16.31–21.28</w:t>
+      </w:r>
       <w:r>
         <w:rPr>
           <w:lang w:val="pt_PT" w:bidi="pt_PT"/>
         </w:rPr>
         <w:t xml:space="preserve">), e seguiu os passos de seu avô Onri (veja </w:t>
       </w:r>
-      <w:hyperlink r:id="rId226">
-        <w:r>
-          <w:rPr>
-            <w:lang w:val="pt_PT" w:bidi="pt_PT"/>
-          </w:rPr>
-          <w:rPr>
-            <w:color w:val="0000EE"/>
-            <w:u w:val="single"/>
-          </w:rPr>
-          <w:t>1Rs 16.21–26</w:t>
-        </w:r>
-      </w:hyperlink>
+      <w:r>
+        <w:rPr>
+          <w:lang w:val="pt_PT" w:bidi="pt_PT"/>
+        </w:rPr>
+        <w:t>1Rs 16.21–26</w:t>
+      </w:r>
       <w:r>
         <w:rPr>
           <w:lang w:val="pt_PT" w:bidi="pt_PT"/>
@@ -12310,18 +10984,12 @@
         </w:rPr>
         <w:t xml:space="preserve"> uma cidade levítica no território de Gade (</w:t>
       </w:r>
-      <w:hyperlink r:id="rId227">
-        <w:r>
-          <w:rPr>
-            <w:lang w:val="pt_PT" w:bidi="pt_PT"/>
-          </w:rPr>
-          <w:rPr>
-            <w:color w:val="0000EE"/>
-            <w:u w:val="single"/>
-          </w:rPr>
-          <w:t>Js 21.38</w:t>
-        </w:r>
-      </w:hyperlink>
+      <w:r>
+        <w:rPr>
+          <w:lang w:val="pt_PT" w:bidi="pt_PT"/>
+        </w:rPr>
+        <w:t>Js 21.38</w:t>
+      </w:r>
       <w:r>
         <w:rPr>
           <w:lang w:val="pt_PT" w:bidi="pt_PT"/>
@@ -12681,18 +11349,12 @@
         </w:rPr>
         <w:t xml:space="preserve"> ele recebeu uma cópia da lei, conforme a lei ordenava (veja </w:t>
       </w:r>
-      <w:hyperlink r:id="rId181">
-        <w:r>
-          <w:rPr>
-            <w:lang w:val="pt_PT" w:bidi="pt_PT"/>
-          </w:rPr>
-          <w:rPr>
-            <w:color w:val="0000EE"/>
-            <w:u w:val="single"/>
-          </w:rPr>
-          <w:t>Dt 17.18–20</w:t>
-        </w:r>
-      </w:hyperlink>
+      <w:r>
+        <w:rPr>
+          <w:lang w:val="pt_PT" w:bidi="pt_PT"/>
+        </w:rPr>
+        <w:t>Dt 17.18–20</w:t>
+      </w:r>
       <w:r>
         <w:rPr>
           <w:lang w:val="pt_PT" w:bidi="pt_PT"/>
@@ -12965,18 +11627,12 @@
         </w:rPr>
         <w:t>Não há indicação sobre quando Joás tentou pela primeira vez reformar o Templo. No entanto, após a primeira falha em arrecadar fundos, Joás convocou Joiada uma segunda vez, no vigésimo terceiro ano de seu reinado (</w:t>
       </w:r>
-      <w:hyperlink r:id="rId228">
-        <w:r>
-          <w:rPr>
-            <w:lang w:val="pt_PT" w:bidi="pt_PT"/>
-          </w:rPr>
-          <w:rPr>
-            <w:color w:val="0000EE"/>
-            <w:u w:val="single"/>
-          </w:rPr>
-          <w:t>2Rs 12.6</w:t>
-        </w:r>
-      </w:hyperlink>
+      <w:r>
+        <w:rPr>
+          <w:lang w:val="pt_PT" w:bidi="pt_PT"/>
+        </w:rPr>
+        <w:t>2Rs 12.6</w:t>
+      </w:r>
       <w:r>
         <w:rPr>
           <w:lang w:val="pt_PT" w:bidi="pt_PT"/>
@@ -13031,18 +11687,12 @@
         </w:rPr>
         <w:t>O livro dos Reis indica que os fundos coletados para reparar o Templo foram usados apenas para salários (</w:t>
       </w:r>
-      <w:hyperlink r:id="rId229">
-        <w:r>
-          <w:rPr>
-            <w:lang w:val="pt_PT" w:bidi="pt_PT"/>
-          </w:rPr>
-          <w:rPr>
-            <w:color w:val="0000EE"/>
-            <w:u w:val="single"/>
-          </w:rPr>
-          <w:t>2Rs 12.13–14</w:t>
-        </w:r>
-      </w:hyperlink>
+      <w:r>
+        <w:rPr>
+          <w:lang w:val="pt_PT" w:bidi="pt_PT"/>
+        </w:rPr>
+        <w:t>2Rs 12.13–14</w:t>
+      </w:r>
       <w:r>
         <w:rPr>
           <w:lang w:val="pt_PT" w:bidi="pt_PT"/>
@@ -13145,144 +11795,96 @@
         </w:rPr>
         <w:t>Joiada havia preservado escrupulosamente o pátio do Templo do Senhor do derramamento de sangue e a dinastia de Davi da extinção. No entanto, ironicamente, Zacarias, seu filho, foi assassinado no mesmo lugar e pelo mesmo rei, Joás, que foi protegido durante o golpe. Jesus fez referência a esse assassinato quando criticava os líderes religiosos (</w:t>
       </w:r>
-      <w:hyperlink r:id="rId230">
-        <w:r>
-          <w:rPr>
-            <w:lang w:val="pt_PT" w:bidi="pt_PT"/>
-          </w:rPr>
-          <w:rPr>
-            <w:color w:val="0000EE"/>
-            <w:u w:val="single"/>
-          </w:rPr>
-          <w:t>Mt 23.35</w:t>
-        </w:r>
-      </w:hyperlink>
+      <w:r>
+        <w:rPr>
+          <w:lang w:val="pt_PT" w:bidi="pt_PT"/>
+        </w:rPr>
+        <w:t>Mt 23.35</w:t>
+      </w:r>
       <w:r>
         <w:rPr>
           <w:lang w:val="pt_PT" w:bidi="pt_PT"/>
         </w:rPr>
         <w:t xml:space="preserve">; </w:t>
       </w:r>
-      <w:hyperlink r:id="rId231">
-        <w:r>
-          <w:rPr>
-            <w:lang w:val="pt_PT" w:bidi="pt_PT"/>
-          </w:rPr>
-          <w:rPr>
-            <w:color w:val="0000EE"/>
-            <w:u w:val="single"/>
-          </w:rPr>
-          <w:t>Lc 11.51</w:t>
-        </w:r>
-      </w:hyperlink>
+      <w:r>
+        <w:rPr>
+          <w:lang w:val="pt_PT" w:bidi="pt_PT"/>
+        </w:rPr>
+        <w:t>Lc 11.51</w:t>
+      </w:r>
       <w:r>
         <w:rPr>
           <w:lang w:val="pt_PT" w:bidi="pt_PT"/>
         </w:rPr>
         <w:t xml:space="preserve">). • “Que o Senhor... e acerte as contas!” Esta oração por vingança era semelhante àquelas que o próprio Rei Davi havia feito contra as injustiças cometidas contra ele por Saul (cp. </w:t>
       </w:r>
-      <w:hyperlink r:id="rId232">
-        <w:r>
-          <w:rPr>
-            <w:lang w:val="pt_PT" w:bidi="pt_PT"/>
-          </w:rPr>
-          <w:rPr>
-            <w:color w:val="0000EE"/>
-            <w:u w:val="single"/>
-          </w:rPr>
-          <w:t>Sl 5.10</w:t>
-        </w:r>
-      </w:hyperlink>
+      <w:r>
+        <w:rPr>
+          <w:lang w:val="pt_PT" w:bidi="pt_PT"/>
+        </w:rPr>
+        <w:t>Sl 5.10</w:t>
+      </w:r>
       <w:r>
         <w:rPr>
           <w:lang w:val="pt_PT" w:bidi="pt_PT"/>
         </w:rPr>
         <w:t xml:space="preserve">; </w:t>
       </w:r>
-      <w:hyperlink r:id="rId233">
-        <w:r>
-          <w:rPr>
-            <w:lang w:val="pt_PT" w:bidi="pt_PT"/>
-          </w:rPr>
-          <w:rPr>
-            <w:color w:val="0000EE"/>
-            <w:u w:val="single"/>
-          </w:rPr>
-          <w:t>7.9</w:t>
-        </w:r>
-      </w:hyperlink>
+      <w:r>
+        <w:rPr>
+          <w:lang w:val="pt_PT" w:bidi="pt_PT"/>
+        </w:rPr>
+        <w:t>7.9</w:t>
+      </w:r>
       <w:r>
         <w:rPr>
           <w:lang w:val="pt_PT" w:bidi="pt_PT"/>
         </w:rPr>
         <w:t xml:space="preserve">; </w:t>
       </w:r>
-      <w:hyperlink r:id="rId234">
-        <w:r>
-          <w:rPr>
-            <w:lang w:val="pt_PT" w:bidi="pt_PT"/>
-          </w:rPr>
-          <w:rPr>
-            <w:color w:val="0000EE"/>
-            <w:u w:val="single"/>
-          </w:rPr>
-          <w:t>9.19–20</w:t>
-        </w:r>
-      </w:hyperlink>
+      <w:r>
+        <w:rPr>
+          <w:lang w:val="pt_PT" w:bidi="pt_PT"/>
+        </w:rPr>
+        <w:t>9.19–20</w:t>
+      </w:r>
       <w:r>
         <w:rPr>
           <w:lang w:val="pt_PT" w:bidi="pt_PT"/>
         </w:rPr>
         <w:t xml:space="preserve">; </w:t>
       </w:r>
-      <w:hyperlink r:id="rId235">
-        <w:r>
-          <w:rPr>
-            <w:lang w:val="pt_PT" w:bidi="pt_PT"/>
-          </w:rPr>
-          <w:rPr>
-            <w:color w:val="0000EE"/>
-            <w:u w:val="single"/>
-          </w:rPr>
-          <w:t>28.4</w:t>
-        </w:r>
-      </w:hyperlink>
+      <w:r>
+        <w:rPr>
+          <w:lang w:val="pt_PT" w:bidi="pt_PT"/>
+        </w:rPr>
+        <w:t>28.4</w:t>
+      </w:r>
       <w:r>
         <w:rPr>
           <w:lang w:val="pt_PT" w:bidi="pt_PT"/>
         </w:rPr>
         <w:t xml:space="preserve">; </w:t>
       </w:r>
-      <w:hyperlink r:id="rId236">
-        <w:r>
-          <w:rPr>
-            <w:lang w:val="pt_PT" w:bidi="pt_PT"/>
-          </w:rPr>
-          <w:rPr>
-            <w:color w:val="0000EE"/>
-            <w:u w:val="single"/>
-          </w:rPr>
-          <w:t>56.7</w:t>
-        </w:r>
-      </w:hyperlink>
+      <w:r>
+        <w:rPr>
+          <w:lang w:val="pt_PT" w:bidi="pt_PT"/>
+        </w:rPr>
+        <w:t>56.7</w:t>
+      </w:r>
       <w:r>
         <w:rPr>
           <w:lang w:val="pt_PT" w:bidi="pt_PT"/>
         </w:rPr>
         <w:t xml:space="preserve">; </w:t>
       </w:r>
-      <w:hyperlink r:id="rId237">
-        <w:r>
-          <w:rPr>
-            <w:lang w:val="pt_PT" w:bidi="pt_PT"/>
-          </w:rPr>
-          <w:rPr>
-            <w:color w:val="0000EE"/>
-            <w:u w:val="single"/>
-          </w:rPr>
-          <w:t>139.19</w:t>
-        </w:r>
-      </w:hyperlink>
+      <w:r>
+        <w:rPr>
+          <w:lang w:val="pt_PT" w:bidi="pt_PT"/>
+        </w:rPr>
+        <w:t>139.19</w:t>
+      </w:r>
       <w:r>
         <w:rPr>
           <w:lang w:val="pt_PT" w:bidi="pt_PT"/>
@@ -13397,18 +11999,12 @@
         </w:rPr>
         <w:t>Joiada recebeu um enterro real (</w:t>
       </w:r>
-      <w:hyperlink r:id="rId238">
-        <w:r>
-          <w:rPr>
-            <w:lang w:val="pt_PT" w:bidi="pt_PT"/>
-          </w:rPr>
-          <w:rPr>
-            <w:color w:val="0000EE"/>
-            <w:u w:val="single"/>
-          </w:rPr>
-          <w:t>24.15–16</w:t>
-        </w:r>
-      </w:hyperlink>
+      <w:r>
+        <w:rPr>
+          <w:lang w:val="pt_PT" w:bidi="pt_PT"/>
+        </w:rPr>
+        <w:t>24.15–16</w:t>
+      </w:r>
       <w:r>
         <w:rPr>
           <w:lang w:val="pt_PT" w:bidi="pt_PT"/>
@@ -13463,18 +12059,12 @@
         </w:rPr>
         <w:t xml:space="preserve">O comentário sobre o Livro dos Reis que o Cronista usou como fonte não está mais disponível para nós (veja também </w:t>
       </w:r>
-      <w:hyperlink r:id="rId239">
-        <w:r>
-          <w:rPr>
-            <w:lang w:val="pt_PT" w:bidi="pt_PT"/>
-          </w:rPr>
-          <w:rPr>
-            <w:color w:val="0000EE"/>
-            <w:u w:val="single"/>
-          </w:rPr>
-          <w:t>9.29</w:t>
-        </w:r>
-      </w:hyperlink>
+      <w:r>
+        <w:rPr>
+          <w:lang w:val="pt_PT" w:bidi="pt_PT"/>
+        </w:rPr>
+        <w:t>9.29</w:t>
+      </w:r>
       <w:r>
         <w:rPr>
           <w:lang w:val="pt_PT" w:bidi="pt_PT"/>
@@ -13577,18 +12167,12 @@
         </w:rPr>
         <w:t xml:space="preserve">mas não de todo o coração: Veja </w:t>
       </w:r>
-      <w:hyperlink r:id="rId240">
-        <w:r>
-          <w:rPr>
-            <w:lang w:val="pt_PT" w:bidi="pt_PT"/>
-          </w:rPr>
-          <w:rPr>
-            <w:color w:val="0000EE"/>
-            <w:u w:val="single"/>
-          </w:rPr>
-          <w:t>2Rs 14.3–4</w:t>
-        </w:r>
-      </w:hyperlink>
+      <w:r>
+        <w:rPr>
+          <w:lang w:val="pt_PT" w:bidi="pt_PT"/>
+        </w:rPr>
+        <w:t>2Rs 14.3–4</w:t>
+      </w:r>
       <w:r>
         <w:rPr>
           <w:lang w:val="pt_PT" w:bidi="pt_PT"/>
@@ -13787,72 +12371,48 @@
         </w:rPr>
         <w:t xml:space="preserve">A expressão homem de Deus era uma forma de se referir a um profeta (como em </w:t>
       </w:r>
-      <w:hyperlink r:id="rId241">
-        <w:r>
-          <w:rPr>
-            <w:lang w:val="pt_PT" w:bidi="pt_PT"/>
-          </w:rPr>
-          <w:rPr>
-            <w:color w:val="0000EE"/>
-            <w:u w:val="single"/>
-          </w:rPr>
-          <w:t>Dt 33.1</w:t>
-        </w:r>
-      </w:hyperlink>
+      <w:r>
+        <w:rPr>
+          <w:lang w:val="pt_PT" w:bidi="pt_PT"/>
+        </w:rPr>
+        <w:t>Dt 33.1</w:t>
+      </w:r>
       <w:r>
         <w:rPr>
           <w:lang w:val="pt_PT" w:bidi="pt_PT"/>
         </w:rPr>
         <w:t xml:space="preserve">; </w:t>
       </w:r>
-      <w:hyperlink r:id="rId242">
-        <w:r>
-          <w:rPr>
-            <w:lang w:val="pt_PT" w:bidi="pt_PT"/>
-          </w:rPr>
-          <w:rPr>
-            <w:color w:val="0000EE"/>
-            <w:u w:val="single"/>
-          </w:rPr>
-          <w:t>1Sm 2.27</w:t>
-        </w:r>
-      </w:hyperlink>
+      <w:r>
+        <w:rPr>
+          <w:lang w:val="pt_PT" w:bidi="pt_PT"/>
+        </w:rPr>
+        <w:t>1Sm 2.27</w:t>
+      </w:r>
       <w:r>
         <w:rPr>
           <w:lang w:val="pt_PT" w:bidi="pt_PT"/>
         </w:rPr>
         <w:t xml:space="preserve">; </w:t>
       </w:r>
-      <w:hyperlink r:id="rId243">
-        <w:r>
-          <w:rPr>
-            <w:lang w:val="pt_PT" w:bidi="pt_PT"/>
-          </w:rPr>
-          <w:rPr>
-            <w:color w:val="0000EE"/>
-            <w:u w:val="single"/>
-          </w:rPr>
-          <w:t>9.6–10</w:t>
-        </w:r>
-      </w:hyperlink>
+      <w:r>
+        <w:rPr>
+          <w:lang w:val="pt_PT" w:bidi="pt_PT"/>
+        </w:rPr>
+        <w:t>9.6–10</w:t>
+      </w:r>
       <w:r>
         <w:rPr>
           <w:lang w:val="pt_PT" w:bidi="pt_PT"/>
         </w:rPr>
         <w:t xml:space="preserve">; </w:t>
       </w:r>
-      <w:hyperlink r:id="rId244">
-        <w:r>
-          <w:rPr>
-            <w:lang w:val="pt_PT" w:bidi="pt_PT"/>
-          </w:rPr>
-          <w:rPr>
-            <w:color w:val="0000EE"/>
-            <w:u w:val="single"/>
-          </w:rPr>
-          <w:t>1Rs 13.1–31</w:t>
-        </w:r>
-      </w:hyperlink>
+      <w:r>
+        <w:rPr>
+          <w:lang w:val="pt_PT" w:bidi="pt_PT"/>
+        </w:rPr>
+        <w:t>1Rs 13.1–31</w:t>
+      </w:r>
       <w:r>
         <w:rPr>
           <w:lang w:val="pt_PT" w:bidi="pt_PT"/>
@@ -13907,54 +12467,36 @@
         </w:rPr>
         <w:t>O Vale do Sal era um campo de batalha constante ao sul do Mar Morto; Davi também lutou com os edomitas lá (</w:t>
       </w:r>
-      <w:hyperlink r:id="rId245">
-        <w:r>
-          <w:rPr>
-            <w:lang w:val="pt_PT" w:bidi="pt_PT"/>
-          </w:rPr>
-          <w:rPr>
-            <w:color w:val="0000EE"/>
-            <w:u w:val="single"/>
-          </w:rPr>
-          <w:t>2Sm 8.13</w:t>
-        </w:r>
-      </w:hyperlink>
+      <w:r>
+        <w:rPr>
+          <w:lang w:val="pt_PT" w:bidi="pt_PT"/>
+        </w:rPr>
+        <w:t>2Sm 8.13</w:t>
+      </w:r>
       <w:r>
         <w:rPr>
           <w:lang w:val="pt_PT" w:bidi="pt_PT"/>
         </w:rPr>
         <w:t xml:space="preserve">; veja </w:t>
       </w:r>
-      <w:hyperlink r:id="rId246">
-        <w:r>
-          <w:rPr>
-            <w:lang w:val="pt_PT" w:bidi="pt_PT"/>
-          </w:rPr>
-          <w:rPr>
-            <w:color w:val="0000EE"/>
-            <w:u w:val="single"/>
-          </w:rPr>
-          <w:t>Sl 60</w:t>
-        </w:r>
-      </w:hyperlink>
+      <w:r>
+        <w:rPr>
+          <w:lang w:val="pt_PT" w:bidi="pt_PT"/>
+        </w:rPr>
+        <w:t>Sl 60</w:t>
+      </w:r>
       <w:r>
         <w:rPr>
           <w:lang w:val="pt_PT" w:bidi="pt_PT"/>
         </w:rPr>
         <w:t>). • Amazias não capturou o porto em Elate (</w:t>
       </w:r>
-      <w:hyperlink r:id="rId247">
-        <w:r>
-          <w:rPr>
-            <w:lang w:val="pt_PT" w:bidi="pt_PT"/>
-          </w:rPr>
-          <w:rPr>
-            <w:color w:val="0000EE"/>
-            <w:u w:val="single"/>
-          </w:rPr>
-          <w:t>2Cr 26.2</w:t>
-        </w:r>
-      </w:hyperlink>
+      <w:r>
+        <w:rPr>
+          <w:lang w:val="pt_PT" w:bidi="pt_PT"/>
+        </w:rPr>
+        <w:t>2Cr 26.2</w:t>
+      </w:r>
       <w:r>
         <w:rPr>
           <w:lang w:val="pt_PT" w:bidi="pt_PT"/>
@@ -14009,54 +12551,36 @@
         </w:rPr>
         <w:t xml:space="preserve">Conquistadores às vezes adoravam os deuses de uma nação vencida, acreditando erroneamente que os deuses do povo derrotado os haviam ajudado a alcançar a vitória. Amazias tinha essa mentalidade pagã; ele não acreditava que o Senhor é o único Deus verdadeiro (veja </w:t>
       </w:r>
-      <w:hyperlink r:id="rId248">
-        <w:r>
-          <w:rPr>
-            <w:lang w:val="pt_PT" w:bidi="pt_PT"/>
-          </w:rPr>
-          <w:rPr>
-            <w:color w:val="0000EE"/>
-            <w:u w:val="single"/>
-          </w:rPr>
-          <w:t>Is 40.18–28</w:t>
-        </w:r>
-      </w:hyperlink>
+      <w:r>
+        <w:rPr>
+          <w:lang w:val="pt_PT" w:bidi="pt_PT"/>
+        </w:rPr>
+        <w:t>Is 40.18–28</w:t>
+      </w:r>
       <w:r>
         <w:rPr>
           <w:lang w:val="pt_PT" w:bidi="pt_PT"/>
         </w:rPr>
         <w:t xml:space="preserve">; </w:t>
       </w:r>
-      <w:hyperlink r:id="rId249">
-        <w:r>
-          <w:rPr>
-            <w:lang w:val="pt_PT" w:bidi="pt_PT"/>
-          </w:rPr>
-          <w:rPr>
-            <w:color w:val="0000EE"/>
-            <w:u w:val="single"/>
-          </w:rPr>
-          <w:t>42.8</w:t>
-        </w:r>
-      </w:hyperlink>
+      <w:r>
+        <w:rPr>
+          <w:lang w:val="pt_PT" w:bidi="pt_PT"/>
+        </w:rPr>
+        <w:t>42.8</w:t>
+      </w:r>
       <w:r>
         <w:rPr>
           <w:lang w:val="pt_PT" w:bidi="pt_PT"/>
         </w:rPr>
         <w:t xml:space="preserve">; </w:t>
       </w:r>
-      <w:hyperlink r:id="rId250">
-        <w:r>
-          <w:rPr>
-            <w:lang w:val="pt_PT" w:bidi="pt_PT"/>
-          </w:rPr>
-          <w:rPr>
-            <w:color w:val="0000EE"/>
-            <w:u w:val="single"/>
-          </w:rPr>
-          <w:t>Jr 10.1–16</w:t>
-        </w:r>
-      </w:hyperlink>
+      <w:r>
+        <w:rPr>
+          <w:lang w:val="pt_PT" w:bidi="pt_PT"/>
+        </w:rPr>
+        <w:t>Jr 10.1–16</w:t>
+      </w:r>
       <w:r>
         <w:rPr>
           <w:lang w:val="pt_PT" w:bidi="pt_PT"/>
@@ -14111,36 +12635,24 @@
         </w:rPr>
         <w:t xml:space="preserve">O orgulho de Amazias se manifestou em sua falha em buscar a Deus. Enquanto ele superestimava seriamente sua capacidade militar após derrotar Edom, sua decisão de ir à guerra contra Joás foi, na verdade, resultado de confiar em outros deuses e ignorar o julgamento de Deus que se seguiu (cp. </w:t>
       </w:r>
-      <w:hyperlink r:id="rId251">
-        <w:r>
-          <w:rPr>
-            <w:lang w:val="pt_PT" w:bidi="pt_PT"/>
-          </w:rPr>
-          <w:rPr>
-            <w:color w:val="0000EE"/>
-            <w:u w:val="single"/>
-          </w:rPr>
-          <w:t>18.9–34</w:t>
-        </w:r>
-      </w:hyperlink>
+      <w:r>
+        <w:rPr>
+          <w:lang w:val="pt_PT" w:bidi="pt_PT"/>
+        </w:rPr>
+        <w:t>18.9–34</w:t>
+      </w:r>
       <w:r>
         <w:rPr>
           <w:lang w:val="pt_PT" w:bidi="pt_PT"/>
         </w:rPr>
         <w:t xml:space="preserve">; </w:t>
       </w:r>
-      <w:hyperlink r:id="rId252">
-        <w:r>
-          <w:rPr>
-            <w:lang w:val="pt_PT" w:bidi="pt_PT"/>
-          </w:rPr>
-          <w:rPr>
-            <w:color w:val="0000EE"/>
-            <w:u w:val="single"/>
-          </w:rPr>
-          <w:t>2Ts 2.11</w:t>
-        </w:r>
-      </w:hyperlink>
+      <w:r>
+        <w:rPr>
+          <w:lang w:val="pt_PT" w:bidi="pt_PT"/>
+        </w:rPr>
+        <w:t>2Ts 2.11</w:t>
+      </w:r>
       <w:r>
         <w:rPr>
           <w:lang w:val="pt_PT" w:bidi="pt_PT"/>
@@ -14291,72 +12803,48 @@
         </w:rPr>
         <w:t>O Cronista deu a Uzias (chamado Azarias em Reis) uma introdução dupla (</w:t>
       </w:r>
-      <w:hyperlink r:id="rId253">
-        <w:r>
-          <w:rPr>
-            <w:lang w:val="pt_PT" w:bidi="pt_PT"/>
-          </w:rPr>
-          <w:rPr>
-            <w:color w:val="0000EE"/>
-            <w:u w:val="single"/>
-          </w:rPr>
-          <w:t>26.1–2</w:t>
-        </w:r>
-      </w:hyperlink>
+      <w:r>
+        <w:rPr>
+          <w:lang w:val="pt_PT" w:bidi="pt_PT"/>
+        </w:rPr>
+        <w:t>26.1–2</w:t>
+      </w:r>
       <w:r>
         <w:rPr>
           <w:lang w:val="pt_PT" w:bidi="pt_PT"/>
         </w:rPr>
         <w:t>,</w:t>
       </w:r>
-      <w:hyperlink r:id="rId254">
-        <w:r>
-          <w:rPr>
-            <w:lang w:val="pt_PT" w:bidi="pt_PT"/>
-          </w:rPr>
-          <w:rPr>
-            <w:color w:val="0000EE"/>
-            <w:u w:val="single"/>
-          </w:rPr>
-          <w:t>3–5</w:t>
-        </w:r>
-      </w:hyperlink>
+      <w:r>
+        <w:rPr>
+          <w:lang w:val="pt_PT" w:bidi="pt_PT"/>
+        </w:rPr>
+        <w:t>3–5</w:t>
+      </w:r>
       <w:r>
         <w:rPr>
           <w:lang w:val="pt_PT" w:bidi="pt_PT"/>
         </w:rPr>
         <w:t>), citando duas passagens encontradas em Reis (</w:t>
       </w:r>
-      <w:hyperlink r:id="rId255">
-        <w:r>
-          <w:rPr>
-            <w:lang w:val="pt_PT" w:bidi="pt_PT"/>
-          </w:rPr>
-          <w:rPr>
-            <w:color w:val="0000EE"/>
-            <w:u w:val="single"/>
-          </w:rPr>
-          <w:t>2Rs 14.21–22</w:t>
-        </w:r>
-      </w:hyperlink>
+      <w:r>
+        <w:rPr>
+          <w:lang w:val="pt_PT" w:bidi="pt_PT"/>
+        </w:rPr>
+        <w:t>2Rs 14.21–22</w:t>
+      </w:r>
       <w:r>
         <w:rPr>
           <w:lang w:val="pt_PT" w:bidi="pt_PT"/>
         </w:rPr>
         <w:t xml:space="preserve">; </w:t>
       </w:r>
-      <w:hyperlink r:id="rId256">
-        <w:r>
-          <w:rPr>
-            <w:lang w:val="pt_PT" w:bidi="pt_PT"/>
-          </w:rPr>
-          <w:rPr>
-            <w:color w:val="0000EE"/>
-            <w:u w:val="single"/>
-          </w:rPr>
-          <w:t>15.2–3</w:t>
-        </w:r>
-      </w:hyperlink>
+      <w:r>
+        <w:rPr>
+          <w:lang w:val="pt_PT" w:bidi="pt_PT"/>
+        </w:rPr>
+        <w:t>15.2–3</w:t>
+      </w:r>
       <w:r>
         <w:rPr>
           <w:lang w:val="pt_PT" w:bidi="pt_PT"/>
@@ -14459,36 +12947,24 @@
         </w:rPr>
         <w:t>Esses versículos resumem as conquistas internacionais de Uzias. Suas conquistas foram para o oeste, sul e sudeste, mas não para o norte, onde o reino de Jeroboão II era poderoso (</w:t>
       </w:r>
-      <w:hyperlink r:id="rId257">
-        <w:r>
-          <w:rPr>
-            <w:lang w:val="pt_PT" w:bidi="pt_PT"/>
-          </w:rPr>
-          <w:rPr>
-            <w:color w:val="0000EE"/>
-            <w:u w:val="single"/>
-          </w:rPr>
-          <w:t>2Rs 14.23–29</w:t>
-        </w:r>
-      </w:hyperlink>
+      <w:r>
+        <w:rPr>
+          <w:lang w:val="pt_PT" w:bidi="pt_PT"/>
+        </w:rPr>
+        <w:t>2Rs 14.23–29</w:t>
+      </w:r>
       <w:r>
         <w:rPr>
           <w:lang w:val="pt_PT" w:bidi="pt_PT"/>
         </w:rPr>
         <w:t>). A estratégia de Uzias, com a orientação de Deus (</w:t>
       </w:r>
-      <w:hyperlink r:id="rId258">
-        <w:r>
-          <w:rPr>
-            <w:lang w:val="pt_PT" w:bidi="pt_PT"/>
-          </w:rPr>
-          <w:rPr>
-            <w:color w:val="0000EE"/>
-            <w:u w:val="single"/>
-          </w:rPr>
-          <w:t>2Cr 26.7</w:t>
-        </w:r>
-      </w:hyperlink>
+      <w:r>
+        <w:rPr>
+          <w:lang w:val="pt_PT" w:bidi="pt_PT"/>
+        </w:rPr>
+        <w:t>2Cr 26.7</w:t>
+      </w:r>
       <w:r>
         <w:rPr>
           <w:lang w:val="pt_PT" w:bidi="pt_PT"/>
@@ -14543,36 +13019,24 @@
         </w:rPr>
         <w:t>Uzias reparou os danos feitos às muralhas de Jerusalém por Joás em sua campanha contra Amazias; Uzias também pode ter reparado danos do famoso terremoto durante seu tempo (</w:t>
       </w:r>
-      <w:hyperlink r:id="rId259">
-        <w:r>
-          <w:rPr>
-            <w:lang w:val="pt_PT" w:bidi="pt_PT"/>
-          </w:rPr>
-          <w:rPr>
-            <w:color w:val="0000EE"/>
-            <w:u w:val="single"/>
-          </w:rPr>
-          <w:t>Am 1.1</w:t>
-        </w:r>
-      </w:hyperlink>
+      <w:r>
+        <w:rPr>
+          <w:lang w:val="pt_PT" w:bidi="pt_PT"/>
+        </w:rPr>
+        <w:t>Am 1.1</w:t>
+      </w:r>
       <w:r>
         <w:rPr>
           <w:lang w:val="pt_PT" w:bidi="pt_PT"/>
         </w:rPr>
         <w:t xml:space="preserve">; </w:t>
       </w:r>
-      <w:hyperlink r:id="rId260">
-        <w:r>
-          <w:rPr>
-            <w:lang w:val="pt_PT" w:bidi="pt_PT"/>
-          </w:rPr>
-          <w:rPr>
-            <w:color w:val="0000EE"/>
-            <w:u w:val="single"/>
-          </w:rPr>
-          <w:t>Zc 14.5</w:t>
-        </w:r>
-      </w:hyperlink>
+      <w:r>
+        <w:rPr>
+          <w:lang w:val="pt_PT" w:bidi="pt_PT"/>
+        </w:rPr>
+        <w:t>Zc 14.5</w:t>
+      </w:r>
       <w:r>
         <w:rPr>
           <w:lang w:val="pt_PT" w:bidi="pt_PT"/>
@@ -14675,36 +13139,24 @@
         </w:rPr>
         <w:t>A lepra de Uzias foi um julgamento por violar a aliança ao queimar incenso dentro do Templo, uma atividade reservada exclusivamente aos sacerdotes (</w:t>
       </w:r>
-      <w:hyperlink r:id="rId261">
-        <w:r>
-          <w:rPr>
-            <w:lang w:val="pt_PT" w:bidi="pt_PT"/>
-          </w:rPr>
-          <w:rPr>
-            <w:color w:val="0000EE"/>
-            <w:u w:val="single"/>
-          </w:rPr>
-          <w:t>Êx 30.7–9</w:t>
-        </w:r>
-      </w:hyperlink>
+      <w:r>
+        <w:rPr>
+          <w:lang w:val="pt_PT" w:bidi="pt_PT"/>
+        </w:rPr>
+        <w:t>Êx 30.7–9</w:t>
+      </w:r>
       <w:r>
         <w:rPr>
           <w:lang w:val="pt_PT" w:bidi="pt_PT"/>
         </w:rPr>
         <w:t xml:space="preserve">; </w:t>
       </w:r>
-      <w:hyperlink r:id="rId262">
-        <w:r>
-          <w:rPr>
-            <w:lang w:val="pt_PT" w:bidi="pt_PT"/>
-          </w:rPr>
-          <w:rPr>
-            <w:color w:val="0000EE"/>
-            <w:u w:val="single"/>
-          </w:rPr>
-          <w:t>Nm 16</w:t>
-        </w:r>
-      </w:hyperlink>
+      <w:r>
+        <w:rPr>
+          <w:lang w:val="pt_PT" w:bidi="pt_PT"/>
+        </w:rPr>
+        <w:t>Nm 16</w:t>
+      </w:r>
       <w:r>
         <w:rPr>
           <w:lang w:val="pt_PT" w:bidi="pt_PT"/>
@@ -14820,18 +13272,12 @@
         </w:rPr>
         <w:t>Após uma co-regência de onze anos com seu pai, Uzias (750–740 a.C.), Jotão tornou-se rei por direito próprio e reinou por mais cinco anos (740–735 a.C.). Isso totaliza os dezesseis anos mencionados no texto. Jotão viveu pelo menos mais quatro anos, pois lemos que Oséias assumiu o poder no reino do norte “no ano vinte do reinado de Jotão, filho de Uzias” (</w:t>
       </w:r>
-      <w:hyperlink r:id="rId263">
-        <w:r>
-          <w:rPr>
-            <w:lang w:val="pt_PT" w:bidi="pt_PT"/>
-          </w:rPr>
-          <w:rPr>
-            <w:color w:val="0000EE"/>
-            <w:u w:val="single"/>
-          </w:rPr>
-          <w:t>2Rs 15.30</w:t>
-        </w:r>
-      </w:hyperlink>
+      <w:r>
+        <w:rPr>
+          <w:lang w:val="pt_PT" w:bidi="pt_PT"/>
+        </w:rPr>
+        <w:t>2Rs 15.30</w:t>
+      </w:r>
       <w:r>
         <w:rPr>
           <w:lang w:val="pt_PT" w:bidi="pt_PT"/>
@@ -14850,18 +13296,12 @@
         </w:rPr>
         <w:t xml:space="preserve">). No entanto, Acaz presumivelmente teve sua cerimônia oficial de ascensão após a morte de seu pai em 732 a.C., então o autor de 2 Crônicas considera os anos oficiais de reinado de Acaz começando em 731 a.C. (veja </w:t>
       </w:r>
-      <w:hyperlink r:id="rId264">
-        <w:r>
-          <w:rPr>
-            <w:lang w:val="pt_PT" w:bidi="pt_PT"/>
-          </w:rPr>
-          <w:rPr>
-            <w:color w:val="0000EE"/>
-            <w:u w:val="single"/>
-          </w:rPr>
-          <w:t>2Cr 28.1</w:t>
-        </w:r>
-      </w:hyperlink>
+      <w:r>
+        <w:rPr>
+          <w:lang w:val="pt_PT" w:bidi="pt_PT"/>
+        </w:rPr>
+        <w:t>2Cr 28.1</w:t>
+      </w:r>
       <w:r>
         <w:rPr>
           <w:lang w:val="pt_PT" w:bidi="pt_PT"/>
@@ -14964,36 +13404,24 @@
         </w:rPr>
         <w:t>Uzias havia recebido tributo dos amonitas (</w:t>
       </w:r>
-      <w:hyperlink r:id="rId265">
-        <w:r>
-          <w:rPr>
-            <w:lang w:val="pt_PT" w:bidi="pt_PT"/>
-          </w:rPr>
-          <w:rPr>
-            <w:color w:val="0000EE"/>
-            <w:u w:val="single"/>
-          </w:rPr>
-          <w:t>26.8</w:t>
-        </w:r>
-      </w:hyperlink>
+      <w:r>
+        <w:rPr>
+          <w:lang w:val="pt_PT" w:bidi="pt_PT"/>
+        </w:rPr>
+        <w:t>26.8</w:t>
+      </w:r>
       <w:r>
         <w:rPr>
           <w:lang w:val="pt_PT" w:bidi="pt_PT"/>
         </w:rPr>
         <w:t>), e Jotão continuou a dominar seu território a leste do Jordão. O fim desses pagamentos após três anos pode ter sido devido à preocupação de Jotão com a luta contra Israel e Arã (</w:t>
       </w:r>
-      <w:hyperlink r:id="rId266">
-        <w:r>
-          <w:rPr>
-            <w:lang w:val="pt_PT" w:bidi="pt_PT"/>
-          </w:rPr>
-          <w:rPr>
-            <w:color w:val="0000EE"/>
-            <w:u w:val="single"/>
-          </w:rPr>
-          <w:t>2Rs 15.37</w:t>
-        </w:r>
-      </w:hyperlink>
+      <w:r>
+        <w:rPr>
+          <w:lang w:val="pt_PT" w:bidi="pt_PT"/>
+        </w:rPr>
+        <w:t>2Rs 15.37</w:t>
+      </w:r>
       <w:r>
         <w:rPr>
           <w:lang w:val="pt_PT" w:bidi="pt_PT"/>
@@ -15096,90 +13524,60 @@
         </w:rPr>
         <w:t xml:space="preserve">até mesmo sacrificando seus próprios filhos no fogo: Acaz estava imitando a conduta abominável dos cananeus (veja </w:t>
       </w:r>
-      <w:hyperlink r:id="rId267">
-        <w:r>
-          <w:rPr>
-            <w:lang w:val="pt_PT" w:bidi="pt_PT"/>
-          </w:rPr>
-          <w:rPr>
-            <w:color w:val="0000EE"/>
-            <w:u w:val="single"/>
-          </w:rPr>
-          <w:t>Dt 12.31</w:t>
-        </w:r>
-      </w:hyperlink>
+      <w:r>
+        <w:rPr>
+          <w:lang w:val="pt_PT" w:bidi="pt_PT"/>
+        </w:rPr>
+        <w:t>Dt 12.31</w:t>
+      </w:r>
       <w:r>
         <w:rPr>
           <w:lang w:val="pt_PT" w:bidi="pt_PT"/>
         </w:rPr>
         <w:t xml:space="preserve">; </w:t>
       </w:r>
-      <w:hyperlink r:id="rId268">
-        <w:r>
-          <w:rPr>
-            <w:lang w:val="pt_PT" w:bidi="pt_PT"/>
-          </w:rPr>
-          <w:rPr>
-            <w:color w:val="0000EE"/>
-            <w:u w:val="single"/>
-          </w:rPr>
-          <w:t>18.9–10</w:t>
-        </w:r>
-      </w:hyperlink>
+      <w:r>
+        <w:rPr>
+          <w:lang w:val="pt_PT" w:bidi="pt_PT"/>
+        </w:rPr>
+        <w:t>18.9–10</w:t>
+      </w:r>
       <w:r>
         <w:rPr>
           <w:lang w:val="pt_PT" w:bidi="pt_PT"/>
         </w:rPr>
         <w:t xml:space="preserve">; </w:t>
       </w:r>
-      <w:hyperlink r:id="rId269">
-        <w:r>
-          <w:rPr>
-            <w:lang w:val="pt_PT" w:bidi="pt_PT"/>
-          </w:rPr>
-          <w:rPr>
-            <w:color w:val="0000EE"/>
-            <w:u w:val="single"/>
-          </w:rPr>
-          <w:t>Jr 7.31</w:t>
-        </w:r>
-      </w:hyperlink>
+      <w:r>
+        <w:rPr>
+          <w:lang w:val="pt_PT" w:bidi="pt_PT"/>
+        </w:rPr>
+        <w:t>Jr 7.31</w:t>
+      </w:r>
       <w:r>
         <w:rPr>
           <w:lang w:val="pt_PT" w:bidi="pt_PT"/>
         </w:rPr>
         <w:t xml:space="preserve">; </w:t>
       </w:r>
-      <w:hyperlink r:id="rId270">
-        <w:r>
-          <w:rPr>
-            <w:lang w:val="pt_PT" w:bidi="pt_PT"/>
-          </w:rPr>
-          <w:rPr>
-            <w:color w:val="0000EE"/>
-            <w:u w:val="single"/>
-          </w:rPr>
-          <w:t>19.5</w:t>
-        </w:r>
-      </w:hyperlink>
+      <w:r>
+        <w:rPr>
+          <w:lang w:val="pt_PT" w:bidi="pt_PT"/>
+        </w:rPr>
+        <w:t>19.5</w:t>
+      </w:r>
       <w:r>
         <w:rPr>
           <w:lang w:val="pt_PT" w:bidi="pt_PT"/>
         </w:rPr>
         <w:t xml:space="preserve">; </w:t>
       </w:r>
-      <w:hyperlink r:id="rId271">
-        <w:r>
-          <w:rPr>
-            <w:lang w:val="pt_PT" w:bidi="pt_PT"/>
-          </w:rPr>
-          <w:rPr>
-            <w:color w:val="0000EE"/>
-            <w:u w:val="single"/>
-          </w:rPr>
-          <w:t>32.35</w:t>
-        </w:r>
-      </w:hyperlink>
+      <w:r>
+        <w:rPr>
+          <w:lang w:val="pt_PT" w:bidi="pt_PT"/>
+        </w:rPr>
+        <w:t>32.35</w:t>
+      </w:r>
       <w:r>
         <w:rPr>
           <w:lang w:val="pt_PT" w:bidi="pt_PT"/>
@@ -15234,36 +13632,24 @@
         </w:rPr>
         <w:t>você foi longe demais: Embora o Senhor estivesse usando Israel como um meio de punição contra Judá, a aliança proibia a escravização e o assassinato de outros israelitas (</w:t>
       </w:r>
-      <w:hyperlink r:id="rId272">
-        <w:r>
-          <w:rPr>
-            <w:lang w:val="pt_PT" w:bidi="pt_PT"/>
-          </w:rPr>
-          <w:rPr>
-            <w:color w:val="0000EE"/>
-            <w:u w:val="single"/>
-          </w:rPr>
-          <w:t>28.10</w:t>
-        </w:r>
-      </w:hyperlink>
+      <w:r>
+        <w:rPr>
+          <w:lang w:val="pt_PT" w:bidi="pt_PT"/>
+        </w:rPr>
+        <w:t>28.10</w:t>
+      </w:r>
       <w:r>
         <w:rPr>
           <w:lang w:val="pt_PT" w:bidi="pt_PT"/>
         </w:rPr>
         <w:t xml:space="preserve">; </w:t>
       </w:r>
-      <w:hyperlink r:id="rId273">
-        <w:r>
-          <w:rPr>
-            <w:lang w:val="pt_PT" w:bidi="pt_PT"/>
-          </w:rPr>
-          <w:rPr>
-            <w:color w:val="0000EE"/>
-            <w:u w:val="single"/>
-          </w:rPr>
-          <w:t>Lv 25.39–55</w:t>
-        </w:r>
-      </w:hyperlink>
+      <w:r>
+        <w:rPr>
+          <w:lang w:val="pt_PT" w:bidi="pt_PT"/>
+        </w:rPr>
+        <w:t>Lv 25.39–55</w:t>
+      </w:r>
       <w:r>
         <w:rPr>
           <w:lang w:val="pt_PT" w:bidi="pt_PT"/>
@@ -15331,18 +13717,12 @@
         </w:rPr>
         <w:t xml:space="preserve">). • agora a feroz ira do Senhor foi dirigida contra você: Mais tarde, durante o reinado de Acaz, o reino de Israel seria destruído e exilado (722 a.C., </w:t>
       </w:r>
-      <w:hyperlink r:id="rId274">
-        <w:r>
-          <w:rPr>
-            <w:lang w:val="pt_PT" w:bidi="pt_PT"/>
-          </w:rPr>
-          <w:rPr>
-            <w:color w:val="0000EE"/>
-            <w:u w:val="single"/>
-          </w:rPr>
-          <w:t>2Rs 17.5–23</w:t>
-        </w:r>
-      </w:hyperlink>
+      <w:r>
+        <w:rPr>
+          <w:lang w:val="pt_PT" w:bidi="pt_PT"/>
+        </w:rPr>
+        <w:t>2Rs 17.5–23</w:t>
+      </w:r>
       <w:r>
         <w:rPr>
           <w:lang w:val="pt_PT" w:bidi="pt_PT"/>
@@ -15397,18 +13777,12 @@
         </w:rPr>
         <w:t xml:space="preserve">Acaz pediu ajuda ao rei da Assíria: Veja </w:t>
       </w:r>
-      <w:hyperlink r:id="rId275">
-        <w:r>
-          <w:rPr>
-            <w:lang w:val="pt_PT" w:bidi="pt_PT"/>
-          </w:rPr>
-          <w:rPr>
-            <w:color w:val="0000EE"/>
-            <w:u w:val="single"/>
-          </w:rPr>
-          <w:t>2Rs 16.7–9</w:t>
-        </w:r>
-      </w:hyperlink>
+      <w:r>
+        <w:rPr>
+          <w:lang w:val="pt_PT" w:bidi="pt_PT"/>
+        </w:rPr>
+        <w:t>2Rs 16.7–9</w:t>
+      </w:r>
       <w:r>
         <w:rPr>
           <w:lang w:val="pt_PT" w:bidi="pt_PT"/>
@@ -15524,18 +13898,12 @@
         </w:rPr>
         <w:t>O rei Acaz desrespeitou o Senhor ao construir um altar segundo um modelo altar de Damasco (</w:t>
       </w:r>
-      <w:hyperlink r:id="rId276">
-        <w:r>
-          <w:rPr>
-            <w:lang w:val="pt_PT" w:bidi="pt_PT"/>
-          </w:rPr>
-          <w:rPr>
-            <w:color w:val="0000EE"/>
-            <w:u w:val="single"/>
-          </w:rPr>
-          <w:t>2Rs 16.10–16</w:t>
-        </w:r>
-      </w:hyperlink>
+      <w:r>
+        <w:rPr>
+          <w:lang w:val="pt_PT" w:bidi="pt_PT"/>
+        </w:rPr>
+        <w:t>2Rs 16.10–16</w:t>
+      </w:r>
       <w:r>
         <w:rPr>
           <w:lang w:val="pt_PT" w:bidi="pt_PT"/>
@@ -15638,18 +14006,12 @@
         </w:rPr>
         <w:t>Samaria, a capital do reino do norte de Israel, caiu para a Assíria em 722 a.C., durante o vigésimo primeiro ano do reinado de Acaz em Judá (</w:t>
       </w:r>
-      <w:hyperlink r:id="rId277">
-        <w:r>
-          <w:rPr>
-            <w:lang w:val="pt_PT" w:bidi="pt_PT"/>
-          </w:rPr>
-          <w:rPr>
-            <w:color w:val="0000EE"/>
-            <w:u w:val="single"/>
-          </w:rPr>
-          <w:t>2Rs 17.1–6</w:t>
-        </w:r>
-      </w:hyperlink>
+      <w:r>
+        <w:rPr>
+          <w:lang w:val="pt_PT" w:bidi="pt_PT"/>
+        </w:rPr>
+        <w:t>2Rs 17.1–6</w:t>
+      </w:r>
       <w:r>
         <w:rPr>
           <w:lang w:val="pt_PT" w:bidi="pt_PT"/>
@@ -15752,18 +14114,12 @@
         </w:rPr>
         <w:t>O primeiro ato de Ezequias como rei foi reparar as portas do Templo (</w:t>
       </w:r>
-      <w:hyperlink r:id="rId278">
-        <w:r>
-          <w:rPr>
-            <w:lang w:val="pt_PT" w:bidi="pt_PT"/>
-          </w:rPr>
-          <w:rPr>
-            <w:color w:val="0000EE"/>
-            <w:u w:val="single"/>
-          </w:rPr>
-          <w:t>29.3</w:t>
-        </w:r>
-      </w:hyperlink>
+      <w:r>
+        <w:rPr>
+          <w:lang w:val="pt_PT" w:bidi="pt_PT"/>
+        </w:rPr>
+        <w:t>29.3</w:t>
+      </w:r>
       <w:r>
         <w:rPr>
           <w:lang w:val="pt_PT" w:bidi="pt_PT"/>
@@ -15796,18 +14152,12 @@
         </w:rPr>
         <w:t>, “Yah fortalece”). Esta ação preparou o cenário para o discurso do rei aos sacerdotes e levitas (</w:t>
       </w:r>
-      <w:hyperlink r:id="rId279">
-        <w:r>
-          <w:rPr>
-            <w:lang w:val="pt_PT" w:bidi="pt_PT"/>
-          </w:rPr>
-          <w:rPr>
-            <w:color w:val="0000EE"/>
-            <w:u w:val="single"/>
-          </w:rPr>
-          <w:t>29.5–11</w:t>
-        </w:r>
-      </w:hyperlink>
+      <w:r>
+        <w:rPr>
+          <w:lang w:val="pt_PT" w:bidi="pt_PT"/>
+        </w:rPr>
+        <w:t>29.5–11</w:t>
+      </w:r>
       <w:r>
         <w:rPr>
           <w:lang w:val="pt_PT" w:bidi="pt_PT"/>
@@ -15862,36 +14212,24 @@
         </w:rPr>
         <w:t>O discurso de Ezequias utilizou vocabulário típico do exílio para descrever o fracasso da nação. Assim como nos dias da separação sob Roboão (</w:t>
       </w:r>
-      <w:hyperlink r:id="rId114">
-        <w:r>
-          <w:rPr>
-            <w:lang w:val="pt_PT" w:bidi="pt_PT"/>
-          </w:rPr>
-          <w:rPr>
-            <w:color w:val="0000EE"/>
-            <w:u w:val="single"/>
-          </w:rPr>
-          <w:t>12.1</w:t>
-        </w:r>
-      </w:hyperlink>
+      <w:r>
+        <w:rPr>
+          <w:lang w:val="pt_PT" w:bidi="pt_PT"/>
+        </w:rPr>
+        <w:t>12.1</w:t>
+      </w:r>
       <w:r>
         <w:rPr>
           <w:lang w:val="pt_PT" w:bidi="pt_PT"/>
         </w:rPr>
         <w:t xml:space="preserve">; veja </w:t>
       </w:r>
-      <w:hyperlink r:id="rId131">
-        <w:r>
-          <w:rPr>
-            <w:lang w:val="pt_PT" w:bidi="pt_PT"/>
-          </w:rPr>
-          <w:rPr>
-            <w:color w:val="0000EE"/>
-            <w:u w:val="single"/>
-          </w:rPr>
-          <w:t>13.10</w:t>
-        </w:r>
-      </w:hyperlink>
+      <w:r>
+        <w:rPr>
+          <w:lang w:val="pt_PT" w:bidi="pt_PT"/>
+        </w:rPr>
+        <w:t>13.10</w:t>
+      </w:r>
       <w:r>
         <w:rPr>
           <w:lang w:val="pt_PT" w:bidi="pt_PT"/>
@@ -15946,18 +14284,12 @@
         </w:rPr>
         <w:t xml:space="preserve">Coate... Merari... Gérson foram os três filhos de Levi; seus descendentes se tornaram os três principais clãs da tribo dos levitas (veja </w:t>
       </w:r>
-      <w:hyperlink r:id="rId280">
-        <w:r>
-          <w:rPr>
-            <w:lang w:val="pt_PT" w:bidi="pt_PT"/>
-          </w:rPr>
-          <w:rPr>
-            <w:color w:val="0000EE"/>
-            <w:u w:val="single"/>
-          </w:rPr>
-          <w:t>Êx 6.16</w:t>
-        </w:r>
-      </w:hyperlink>
+      <w:r>
+        <w:rPr>
+          <w:lang w:val="pt_PT" w:bidi="pt_PT"/>
+        </w:rPr>
+        <w:t>Êx 6.16</w:t>
+      </w:r>
       <w:r>
         <w:rPr>
           <w:lang w:val="pt_PT" w:bidi="pt_PT"/>
@@ -16025,54 +14357,36 @@
         </w:rPr>
         <w:t xml:space="preserve"> provavelmente trazendo ofertas (cp. </w:t>
       </w:r>
-      <w:hyperlink r:id="rId281">
-        <w:r>
-          <w:rPr>
-            <w:lang w:val="pt_PT" w:bidi="pt_PT"/>
-          </w:rPr>
-          <w:rPr>
-            <w:color w:val="0000EE"/>
-            <w:u w:val="single"/>
-          </w:rPr>
-          <w:t>30.15</w:t>
-        </w:r>
-      </w:hyperlink>
+      <w:r>
+        <w:rPr>
+          <w:lang w:val="pt_PT" w:bidi="pt_PT"/>
+        </w:rPr>
+        <w:t>30.15</w:t>
+      </w:r>
       <w:r>
         <w:rPr>
           <w:lang w:val="pt_PT" w:bidi="pt_PT"/>
         </w:rPr>
         <w:t xml:space="preserve">); depois começaram a limpar o Templo. Dois atos separados foram necessários para restaurar o Templo: purificação (a remoção da poluição, </w:t>
       </w:r>
-      <w:hyperlink r:id="rId282">
-        <w:r>
-          <w:rPr>
-            <w:lang w:val="pt_PT" w:bidi="pt_PT"/>
-          </w:rPr>
-          <w:rPr>
-            <w:color w:val="0000EE"/>
-            <w:u w:val="single"/>
-          </w:rPr>
-          <w:t>29.15–17</w:t>
-        </w:r>
-      </w:hyperlink>
+      <w:r>
+        <w:rPr>
+          <w:lang w:val="pt_PT" w:bidi="pt_PT"/>
+        </w:rPr>
+        <w:t>29.15–17</w:t>
+      </w:r>
       <w:r>
         <w:rPr>
           <w:lang w:val="pt_PT" w:bidi="pt_PT"/>
         </w:rPr>
         <w:t xml:space="preserve">) e santificação (a rededicação do Templo para o culto sagrado, </w:t>
       </w:r>
-      <w:hyperlink r:id="rId283">
-        <w:r>
-          <w:rPr>
-            <w:lang w:val="pt_PT" w:bidi="pt_PT"/>
-          </w:rPr>
-          <w:rPr>
-            <w:color w:val="0000EE"/>
-            <w:u w:val="single"/>
-          </w:rPr>
-          <w:t>29.20–36</w:t>
-        </w:r>
-      </w:hyperlink>
+      <w:r>
+        <w:rPr>
+          <w:lang w:val="pt_PT" w:bidi="pt_PT"/>
+        </w:rPr>
+        <w:t>29.20–36</w:t>
+      </w:r>
       <w:r>
         <w:rPr>
           <w:lang w:val="pt_PT" w:bidi="pt_PT"/>
@@ -16166,36 +14480,24 @@
         </w:rPr>
         <w:t xml:space="preserve"> e os bodes eram para a oferta pelo pecado (veja </w:t>
       </w:r>
-      <w:hyperlink r:id="rId284">
-        <w:r>
-          <w:rPr>
-            <w:lang w:val="pt_PT" w:bidi="pt_PT"/>
-          </w:rPr>
-          <w:rPr>
-            <w:color w:val="0000EE"/>
-            <w:u w:val="single"/>
-          </w:rPr>
-          <w:t>Lv 1</w:t>
-        </w:r>
-      </w:hyperlink>
+      <w:r>
+        <w:rPr>
+          <w:lang w:val="pt_PT" w:bidi="pt_PT"/>
+        </w:rPr>
+        <w:t>Lv 1</w:t>
+      </w:r>
       <w:r>
         <w:rPr>
           <w:lang w:val="pt_PT" w:bidi="pt_PT"/>
         </w:rPr>
         <w:t xml:space="preserve">; </w:t>
       </w:r>
-      <w:hyperlink r:id="rId285">
-        <w:r>
-          <w:rPr>
-            <w:lang w:val="pt_PT" w:bidi="pt_PT"/>
-          </w:rPr>
-          <w:rPr>
-            <w:color w:val="0000EE"/>
-            <w:u w:val="single"/>
-          </w:rPr>
-          <w:t>4.1–5.13</w:t>
-        </w:r>
-      </w:hyperlink>
+      <w:r>
+        <w:rPr>
+          <w:lang w:val="pt_PT" w:bidi="pt_PT"/>
+        </w:rPr>
+        <w:t>4.1–5.13</w:t>
+      </w:r>
       <w:r>
         <w:rPr>
           <w:lang w:val="pt_PT" w:bidi="pt_PT"/>
@@ -16250,18 +14552,12 @@
         </w:rPr>
         <w:t xml:space="preserve">A purificação e rededicação do Templo foi seguida por ofertas e sacrifícios individuais do povo. • As ofertas de ação de graças também eram chamadas de ofertas de louvor, ofertas de paz ou ofertas de paz (veja </w:t>
       </w:r>
-      <w:hyperlink r:id="rId286">
-        <w:r>
-          <w:rPr>
-            <w:lang w:val="pt_PT" w:bidi="pt_PT"/>
-          </w:rPr>
-          <w:rPr>
-            <w:color w:val="0000EE"/>
-            <w:u w:val="single"/>
-          </w:rPr>
-          <w:t>Lv 3</w:t>
-        </w:r>
-      </w:hyperlink>
+      <w:r>
+        <w:rPr>
+          <w:lang w:val="pt_PT" w:bidi="pt_PT"/>
+        </w:rPr>
+        <w:t>Lv 3</w:t>
+      </w:r>
       <w:r>
         <w:rPr>
           <w:lang w:val="pt_PT" w:bidi="pt_PT"/>
@@ -16364,18 +14660,12 @@
         </w:rPr>
         <w:t>Este relato da celebração da Páscoa por Ezequias reflete a preocupação do Cronista com a unidade de Israel, a preparação espiritual do povo e o sucesso em seguir a fórmula para a restauração dada por Salomão na dedicação do Templo (</w:t>
       </w:r>
-      <w:hyperlink r:id="rId121">
-        <w:r>
-          <w:rPr>
-            <w:lang w:val="pt_PT" w:bidi="pt_PT"/>
-          </w:rPr>
-          <w:rPr>
-            <w:color w:val="0000EE"/>
-            <w:u w:val="single"/>
-          </w:rPr>
-          <w:t>7.14</w:t>
-        </w:r>
-      </w:hyperlink>
+      <w:r>
+        <w:rPr>
+          <w:lang w:val="pt_PT" w:bidi="pt_PT"/>
+        </w:rPr>
+        <w:t>7.14</w:t>
+      </w:r>
       <w:r>
         <w:rPr>
           <w:lang w:val="pt_PT" w:bidi="pt_PT"/>
@@ -16430,18 +14720,12 @@
         </w:rPr>
         <w:t>um mês mais tarde do que o habitual: A lei permitia a observância tardia da Páscoa se um indivíduo estivesse inadvertidamente cerimonialmente impuro ou em uma longa viagem (</w:t>
       </w:r>
-      <w:hyperlink r:id="rId287">
-        <w:r>
-          <w:rPr>
-            <w:lang w:val="pt_PT" w:bidi="pt_PT"/>
-          </w:rPr>
-          <w:rPr>
-            <w:color w:val="0000EE"/>
-            <w:u w:val="single"/>
-          </w:rPr>
-          <w:t>Nm 9.9–11</w:t>
-        </w:r>
-      </w:hyperlink>
+      <w:r>
+        <w:rPr>
+          <w:lang w:val="pt_PT" w:bidi="pt_PT"/>
+        </w:rPr>
+        <w:t>Nm 9.9–11</w:t>
+      </w:r>
       <w:r>
         <w:rPr>
           <w:lang w:val="pt_PT" w:bidi="pt_PT"/>
@@ -16557,18 +14841,12 @@
         </w:rPr>
         <w:t>O reino do norte havia sido conquistado pelos assírios (</w:t>
       </w:r>
-      <w:hyperlink r:id="rId288">
-        <w:r>
-          <w:rPr>
-            <w:lang w:val="pt_PT" w:bidi="pt_PT"/>
-          </w:rPr>
-          <w:rPr>
-            <w:color w:val="0000EE"/>
-            <w:u w:val="single"/>
-          </w:rPr>
-          <w:t>2Rs 17.5–28</w:t>
-        </w:r>
-      </w:hyperlink>
+      <w:r>
+        <w:rPr>
+          <w:lang w:val="pt_PT" w:bidi="pt_PT"/>
+        </w:rPr>
+        <w:t>2Rs 17.5–28</w:t>
+      </w:r>
       <w:r>
         <w:rPr>
           <w:lang w:val="pt_PT" w:bidi="pt_PT"/>
@@ -16636,18 +14914,12 @@
         </w:rPr>
         <w:t xml:space="preserve"> cumprindo o primeiro critério na fórmula de Salomão (</w:t>
       </w:r>
-      <w:hyperlink r:id="rId121">
-        <w:r>
-          <w:rPr>
-            <w:lang w:val="pt_PT" w:bidi="pt_PT"/>
-          </w:rPr>
-          <w:rPr>
-            <w:color w:val="0000EE"/>
-            <w:u w:val="single"/>
-          </w:rPr>
-          <w:t>7.14</w:t>
-        </w:r>
-      </w:hyperlink>
+      <w:r>
+        <w:rPr>
+          <w:lang w:val="pt_PT" w:bidi="pt_PT"/>
+        </w:rPr>
+        <w:t>7.14</w:t>
+      </w:r>
       <w:r>
         <w:rPr>
           <w:lang w:val="pt_PT" w:bidi="pt_PT"/>
@@ -16824,18 +15096,12 @@
         </w:rPr>
         <w:t xml:space="preserve">Um grande número de peregrinos que viajaram longas distâncias de terras estrangeiras não teve a oportunidade de receber as cerimônias de purificação adequadas e não estava apto a participar da cerimônia. Ezequias permitiu que os peregrinos comessem a Páscoa sem participar do ritual sacrificial e em um estado impuro, e ele orou para que Deus aceitasse sua adoração. Ezequias estava seguindo a fórmula para a restauração (veja </w:t>
       </w:r>
-      <w:hyperlink r:id="rId121">
-        <w:r>
-          <w:rPr>
-            <w:lang w:val="pt_PT" w:bidi="pt_PT"/>
-          </w:rPr>
-          <w:rPr>
-            <w:color w:val="0000EE"/>
-            <w:u w:val="single"/>
-          </w:rPr>
-          <w:t>7.14</w:t>
-        </w:r>
-      </w:hyperlink>
+      <w:r>
+        <w:rPr>
+          <w:lang w:val="pt_PT" w:bidi="pt_PT"/>
+        </w:rPr>
+        <w:t>7.14</w:t>
+      </w:r>
       <w:r>
         <w:rPr>
           <w:lang w:val="pt_PT" w:bidi="pt_PT"/>
@@ -16890,18 +15156,12 @@
         </w:rPr>
         <w:t xml:space="preserve">A resposta de Deus à oração de Ezequias mostrou que Ele se importa mais com a atitude do coração do que com a observância estrita dos detalhes do ritual. • curou o povo: Cp. </w:t>
       </w:r>
-      <w:hyperlink r:id="rId121">
-        <w:r>
-          <w:rPr>
-            <w:lang w:val="pt_PT" w:bidi="pt_PT"/>
-          </w:rPr>
-          <w:rPr>
-            <w:color w:val="0000EE"/>
-            <w:u w:val="single"/>
-          </w:rPr>
-          <w:t>7.14</w:t>
-        </w:r>
-      </w:hyperlink>
+      <w:r>
+        <w:rPr>
+          <w:lang w:val="pt_PT" w:bidi="pt_PT"/>
+        </w:rPr>
+        <w:t>7.14</w:t>
+      </w:r>
       <w:r>
         <w:rPr>
           <w:lang w:val="pt_PT" w:bidi="pt_PT"/>
@@ -17148,36 +15408,24 @@
         </w:rPr>
         <w:t>Os dízimos dos animais que eram ajuntados... em grandes montões podem se referir aos rendimentos da venda dos animais, em vez dos próprios animais. A lei permitia que as pessoas trocassem o produto do campo por dinheiro (</w:t>
       </w:r>
-      <w:hyperlink r:id="rId289">
-        <w:r>
-          <w:rPr>
-            <w:lang w:val="pt_PT" w:bidi="pt_PT"/>
-          </w:rPr>
-          <w:rPr>
-            <w:color w:val="0000EE"/>
-            <w:u w:val="single"/>
-          </w:rPr>
-          <w:t>Dt 14.24–26</w:t>
-        </w:r>
-      </w:hyperlink>
+      <w:r>
+        <w:rPr>
+          <w:lang w:val="pt_PT" w:bidi="pt_PT"/>
+        </w:rPr>
+        <w:t>Dt 14.24–26</w:t>
+      </w:r>
       <w:r>
         <w:rPr>
           <w:lang w:val="pt_PT" w:bidi="pt_PT"/>
         </w:rPr>
         <w:t>) e consumissem a carne em suas casas (</w:t>
       </w:r>
-      <w:hyperlink r:id="rId290">
-        <w:r>
-          <w:rPr>
-            <w:lang w:val="pt_PT" w:bidi="pt_PT"/>
-          </w:rPr>
-          <w:rPr>
-            <w:color w:val="0000EE"/>
-            <w:u w:val="single"/>
-          </w:rPr>
-          <w:t>Dt 12.15</w:t>
-        </w:r>
-      </w:hyperlink>
+      <w:r>
+        <w:rPr>
+          <w:lang w:val="pt_PT" w:bidi="pt_PT"/>
+        </w:rPr>
+        <w:t>Dt 12.15</w:t>
+      </w:r>
       <w:r>
         <w:rPr>
           <w:lang w:val="pt_PT" w:bidi="pt_PT"/>
@@ -17232,18 +15480,12 @@
         </w:rPr>
         <w:t>A grande generosidade do povo é reminiscente de quando o Tabernáculo foi inicialmente construído (</w:t>
       </w:r>
-      <w:hyperlink r:id="rId291">
-        <w:r>
-          <w:rPr>
-            <w:lang w:val="pt_PT" w:bidi="pt_PT"/>
-          </w:rPr>
-          <w:rPr>
-            <w:color w:val="0000EE"/>
-            <w:u w:val="single"/>
-          </w:rPr>
-          <w:t>Êx 36.3–5</w:t>
-        </w:r>
-      </w:hyperlink>
+      <w:r>
+        <w:rPr>
+          <w:lang w:val="pt_PT" w:bidi="pt_PT"/>
+        </w:rPr>
+        <w:t>Êx 36.3–5</w:t>
+      </w:r>
       <w:r>
         <w:rPr>
           <w:lang w:val="pt_PT" w:bidi="pt_PT"/>
@@ -17298,18 +15540,12 @@
         </w:rPr>
         <w:t xml:space="preserve">Um grande número de levitas, a maioria de cidades provincianas, era elegível para o serviço. Pequenos grupos deles vinham a Jerusalém em um sistema de rotação para curtos períodos de serviço (veja </w:t>
       </w:r>
-      <w:hyperlink r:id="rId292">
-        <w:r>
-          <w:rPr>
-            <w:lang w:val="pt_PT" w:bidi="pt_PT"/>
-          </w:rPr>
-          <w:rPr>
-            <w:color w:val="0000EE"/>
-            <w:u w:val="single"/>
-          </w:rPr>
-          <w:t>1Cr 24.1–19</w:t>
-        </w:r>
-      </w:hyperlink>
+      <w:r>
+        <w:rPr>
+          <w:lang w:val="pt_PT" w:bidi="pt_PT"/>
+        </w:rPr>
+        <w:t>1Cr 24.1–19</w:t>
+      </w:r>
       <w:r>
         <w:rPr>
           <w:lang w:val="pt_PT" w:bidi="pt_PT"/>
@@ -17364,36 +15600,24 @@
         </w:rPr>
         <w:t xml:space="preserve">O Cronista resume em vinte e três versículos o longo relato do cerco contra Jerusalém (cp. </w:t>
       </w:r>
-      <w:hyperlink r:id="rId293">
-        <w:r>
-          <w:rPr>
-            <w:lang w:val="pt_PT" w:bidi="pt_PT"/>
-          </w:rPr>
-          <w:rPr>
-            <w:color w:val="0000EE"/>
-            <w:u w:val="single"/>
-          </w:rPr>
-          <w:t>2Rs 18.17–19.37</w:t>
-        </w:r>
-      </w:hyperlink>
+      <w:r>
+        <w:rPr>
+          <w:lang w:val="pt_PT" w:bidi="pt_PT"/>
+        </w:rPr>
+        <w:t>2Rs 18.17–19.37</w:t>
+      </w:r>
       <w:r>
         <w:rPr>
           <w:lang w:val="pt_PT" w:bidi="pt_PT"/>
         </w:rPr>
         <w:t xml:space="preserve">; </w:t>
       </w:r>
-      <w:hyperlink r:id="rId294">
-        <w:r>
-          <w:rPr>
-            <w:lang w:val="pt_PT" w:bidi="pt_PT"/>
-          </w:rPr>
-          <w:rPr>
-            <w:color w:val="0000EE"/>
-            <w:u w:val="single"/>
-          </w:rPr>
-          <w:t>Is 36–38</w:t>
-        </w:r>
-      </w:hyperlink>
+      <w:r>
+        <w:rPr>
+          <w:lang w:val="pt_PT" w:bidi="pt_PT"/>
+        </w:rPr>
+        <w:t>Is 36–38</w:t>
+      </w:r>
       <w:r>
         <w:rPr>
           <w:lang w:val="pt_PT" w:bidi="pt_PT"/>
@@ -17448,36 +15672,24 @@
         </w:rPr>
         <w:t>O ataque de Senaqueribe não foi uma surpresa; Ezequias o provocou ao romper um tratado (</w:t>
       </w:r>
-      <w:hyperlink r:id="rId295">
-        <w:r>
-          <w:rPr>
-            <w:lang w:val="pt_PT" w:bidi="pt_PT"/>
-          </w:rPr>
-          <w:rPr>
-            <w:color w:val="0000EE"/>
-            <w:u w:val="single"/>
-          </w:rPr>
-          <w:t>2Rs 18.7</w:t>
-        </w:r>
-      </w:hyperlink>
+      <w:r>
+        <w:rPr>
+          <w:lang w:val="pt_PT" w:bidi="pt_PT"/>
+        </w:rPr>
+        <w:t>2Rs 18.7</w:t>
+      </w:r>
       <w:r>
         <w:rPr>
           <w:lang w:val="pt_PT" w:bidi="pt_PT"/>
         </w:rPr>
         <w:t>,</w:t>
       </w:r>
-      <w:hyperlink r:id="rId296">
-        <w:r>
-          <w:rPr>
-            <w:lang w:val="pt_PT" w:bidi="pt_PT"/>
-          </w:rPr>
-          <w:rPr>
-            <w:color w:val="0000EE"/>
-            <w:u w:val="single"/>
-          </w:rPr>
-          <w:t>20</w:t>
-        </w:r>
-      </w:hyperlink>
+      <w:r>
+        <w:rPr>
+          <w:lang w:val="pt_PT" w:bidi="pt_PT"/>
+        </w:rPr>
+        <w:t>20</w:t>
+      </w:r>
       <w:r>
         <w:rPr>
           <w:lang w:val="pt_PT" w:bidi="pt_PT"/>
@@ -17532,36 +15744,24 @@
         </w:rPr>
         <w:t>As ameaças do rei assírio esclareceram as questões críticas para o povo de Jerusalém. A verdadeira questão era se deviam ou não confiar em Deus. O rei inimigo sugeriu que Ezequias não era confiável (</w:t>
       </w:r>
-      <w:hyperlink r:id="rId297">
-        <w:r>
-          <w:rPr>
-            <w:lang w:val="pt_PT" w:bidi="pt_PT"/>
-          </w:rPr>
-          <w:rPr>
-            <w:color w:val="0000EE"/>
-            <w:u w:val="single"/>
-          </w:rPr>
-          <w:t>32.11–12</w:t>
-        </w:r>
-      </w:hyperlink>
+      <w:r>
+        <w:rPr>
+          <w:lang w:val="pt_PT" w:bidi="pt_PT"/>
+        </w:rPr>
+        <w:t>32.11–12</w:t>
+      </w:r>
       <w:r>
         <w:rPr>
           <w:lang w:val="pt_PT" w:bidi="pt_PT"/>
         </w:rPr>
         <w:t>) porque ele havia ofendido o Senhor ao derrubar os santuários e altares de Deus. No entanto, o oposto era verdadeiro. Esta reforma foi o maior ato de fidelidade de Ezequias ao Senhor. A questão se resumia a saber se Deus poderia ser confiável contra o poder da Assíria (</w:t>
       </w:r>
-      <w:hyperlink r:id="rId298">
-        <w:r>
-          <w:rPr>
-            <w:lang w:val="pt_PT" w:bidi="pt_PT"/>
-          </w:rPr>
-          <w:rPr>
-            <w:color w:val="0000EE"/>
-            <w:u w:val="single"/>
-          </w:rPr>
-          <w:t>32.11–15</w:t>
-        </w:r>
-      </w:hyperlink>
+      <w:r>
+        <w:rPr>
+          <w:lang w:val="pt_PT" w:bidi="pt_PT"/>
+        </w:rPr>
+        <w:t>32.11–15</w:t>
+      </w:r>
       <w:r>
         <w:rPr>
           <w:lang w:val="pt_PT" w:bidi="pt_PT"/>
@@ -17616,18 +15816,12 @@
         </w:rPr>
         <w:t xml:space="preserve">O destino de Senaqueribe é relatado de forma semelhante ao relato em Reis (veja </w:t>
       </w:r>
-      <w:hyperlink r:id="rId299">
-        <w:r>
-          <w:rPr>
-            <w:lang w:val="pt_PT" w:bidi="pt_PT"/>
-          </w:rPr>
-          <w:rPr>
-            <w:color w:val="0000EE"/>
-            <w:u w:val="single"/>
-          </w:rPr>
-          <w:t>2Rs 19.35–37</w:t>
-        </w:r>
-      </w:hyperlink>
+      <w:r>
+        <w:rPr>
+          <w:lang w:val="pt_PT" w:bidi="pt_PT"/>
+        </w:rPr>
+        <w:t>2Rs 19.35–37</w:t>
+      </w:r>
       <w:r>
         <w:rPr>
           <w:lang w:val="pt_PT" w:bidi="pt_PT"/>
@@ -17826,18 +16020,12 @@
         </w:rPr>
         <w:t xml:space="preserve">Os detalhes da visita dos enviados babilônicos estão registrados de forma mais completa em </w:t>
       </w:r>
-      <w:hyperlink r:id="rId300">
-        <w:r>
-          <w:rPr>
-            <w:lang w:val="pt_PT" w:bidi="pt_PT"/>
-          </w:rPr>
-          <w:rPr>
-            <w:color w:val="0000EE"/>
-            <w:u w:val="single"/>
-          </w:rPr>
-          <w:t>2Rs 20.12–20</w:t>
-        </w:r>
-      </w:hyperlink>
+      <w:r>
+        <w:rPr>
+          <w:lang w:val="pt_PT" w:bidi="pt_PT"/>
+        </w:rPr>
+        <w:t>2Rs 20.12–20</w:t>
+      </w:r>
       <w:r>
         <w:rPr>
           <w:lang w:val="pt_PT" w:bidi="pt_PT"/>
@@ -17940,18 +16128,12 @@
         </w:rPr>
         <w:t xml:space="preserve">A imagem esculpida era uma representação de Aserá (veja </w:t>
       </w:r>
-      <w:hyperlink r:id="rId301">
-        <w:r>
-          <w:rPr>
-            <w:lang w:val="pt_PT" w:bidi="pt_PT"/>
-          </w:rPr>
-          <w:rPr>
-            <w:color w:val="0000EE"/>
-            <w:u w:val="single"/>
-          </w:rPr>
-          <w:t>2Rs 21.7</w:t>
-        </w:r>
-      </w:hyperlink>
+      <w:r>
+        <w:rPr>
+          <w:lang w:val="pt_PT" w:bidi="pt_PT"/>
+        </w:rPr>
+        <w:t>2Rs 21.7</w:t>
+      </w:r>
       <w:r>
         <w:rPr>
           <w:lang w:val="pt_PT" w:bidi="pt_PT"/>
@@ -18054,18 +16236,12 @@
         </w:rPr>
         <w:t>A resposta de Manassés atendeu aos requisitos da oração de Salomão na dedicação do Templo (</w:t>
       </w:r>
-      <w:hyperlink r:id="rId121">
-        <w:r>
-          <w:rPr>
-            <w:lang w:val="pt_PT" w:bidi="pt_PT"/>
-          </w:rPr>
-          <w:rPr>
-            <w:color w:val="0000EE"/>
-            <w:u w:val="single"/>
-          </w:rPr>
-          <w:t>7.14</w:t>
-        </w:r>
-      </w:hyperlink>
+      <w:r>
+        <w:rPr>
+          <w:lang w:val="pt_PT" w:bidi="pt_PT"/>
+        </w:rPr>
+        <w:t>7.14</w:t>
+      </w:r>
       <w:r>
         <w:rPr>
           <w:lang w:val="pt_PT" w:bidi="pt_PT"/>
@@ -18120,36 +16296,24 @@
         </w:rPr>
         <w:t xml:space="preserve">O livro dos Reis não menciona o arrependimento de Manassés, contando apenas sobre a promessa de julgamento resultante de seus atos perversos (veja </w:t>
       </w:r>
-      <w:hyperlink r:id="rId302">
-        <w:r>
-          <w:rPr>
-            <w:lang w:val="pt_PT" w:bidi="pt_PT"/>
-          </w:rPr>
-          <w:rPr>
-            <w:color w:val="0000EE"/>
-            <w:u w:val="single"/>
-          </w:rPr>
-          <w:t>2Rs 21.10–16</w:t>
-        </w:r>
-      </w:hyperlink>
+      <w:r>
+        <w:rPr>
+          <w:lang w:val="pt_PT" w:bidi="pt_PT"/>
+        </w:rPr>
+        <w:t>2Rs 21.10–16</w:t>
+      </w:r>
       <w:r>
         <w:rPr>
           <w:lang w:val="pt_PT" w:bidi="pt_PT"/>
         </w:rPr>
         <w:t>). Crônicas relata as coisas boas que ele fez após se arrepender, seguindo o exemplo de seu pai Ezequias. No entanto, as ações de Manassés não foram capazes de voltar os corações do povo para o Senhor ou evitar o julgamento de Deus sobre Judá (</w:t>
       </w:r>
-      <w:hyperlink r:id="rId303">
-        <w:r>
-          <w:rPr>
-            <w:lang w:val="pt_PT" w:bidi="pt_PT"/>
-          </w:rPr>
-          <w:rPr>
-            <w:color w:val="0000EE"/>
-            <w:u w:val="single"/>
-          </w:rPr>
-          <w:t>2Cr 33.17</w:t>
-        </w:r>
-      </w:hyperlink>
+      <w:r>
+        <w:rPr>
+          <w:lang w:val="pt_PT" w:bidi="pt_PT"/>
+        </w:rPr>
+        <w:t>2Cr 33.17</w:t>
+      </w:r>
       <w:r>
         <w:rPr>
           <w:lang w:val="pt_PT" w:bidi="pt_PT"/>
@@ -18252,18 +16416,12 @@
         </w:rPr>
         <w:t>Manassés pode ter estado reparando danos feitos às muralhas quando foi capturado. Suas reformas religiosas foram semelhantes às de Ezequias, mas incompletas; Josias mais tarde removeu os altares do Templo que Manassés construiu (</w:t>
       </w:r>
-      <w:hyperlink r:id="rId304">
-        <w:r>
-          <w:rPr>
-            <w:lang w:val="pt_PT" w:bidi="pt_PT"/>
-          </w:rPr>
-          <w:rPr>
-            <w:color w:val="0000EE"/>
-            <w:u w:val="single"/>
-          </w:rPr>
-          <w:t>2Rs 23.12</w:t>
-        </w:r>
-      </w:hyperlink>
+      <w:r>
+        <w:rPr>
+          <w:lang w:val="pt_PT" w:bidi="pt_PT"/>
+        </w:rPr>
+        <w:t>2Rs 23.12</w:t>
+      </w:r>
       <w:r>
         <w:rPr>
           <w:lang w:val="pt_PT" w:bidi="pt_PT"/>
@@ -18750,36 +16908,24 @@
         </w:rPr>
         <w:t xml:space="preserve">as maldições escritas no pergaminho: Veja </w:t>
       </w:r>
-      <w:hyperlink r:id="rId305">
-        <w:r>
-          <w:rPr>
-            <w:lang w:val="pt_PT" w:bidi="pt_PT"/>
-          </w:rPr>
-          <w:rPr>
-            <w:color w:val="0000EE"/>
-            <w:u w:val="single"/>
-          </w:rPr>
-          <w:t>Dt 27.14–26</w:t>
-        </w:r>
-      </w:hyperlink>
+      <w:r>
+        <w:rPr>
+          <w:lang w:val="pt_PT" w:bidi="pt_PT"/>
+        </w:rPr>
+        <w:t>Dt 27.14–26</w:t>
+      </w:r>
       <w:r>
         <w:rPr>
           <w:lang w:val="pt_PT" w:bidi="pt_PT"/>
         </w:rPr>
         <w:t xml:space="preserve">; </w:t>
       </w:r>
-      <w:hyperlink r:id="rId306">
-        <w:r>
-          <w:rPr>
-            <w:lang w:val="pt_PT" w:bidi="pt_PT"/>
-          </w:rPr>
-          <w:rPr>
-            <w:color w:val="0000EE"/>
-            <w:u w:val="single"/>
-          </w:rPr>
-          <w:t>28.15–68</w:t>
-        </w:r>
-      </w:hyperlink>
+      <w:r>
+        <w:rPr>
+          <w:lang w:val="pt_PT" w:bidi="pt_PT"/>
+        </w:rPr>
+        <w:t>28.15–68</w:t>
+      </w:r>
       <w:r>
         <w:rPr>
           <w:lang w:val="pt_PT" w:bidi="pt_PT"/>
@@ -18834,18 +16980,12 @@
         </w:rPr>
         <w:t>O rei Josias não morreu em paz; ele foi morto pelo Faraó Neco II do Egito (</w:t>
       </w:r>
-      <w:hyperlink r:id="rId307">
-        <w:r>
-          <w:rPr>
-            <w:lang w:val="pt_PT" w:bidi="pt_PT"/>
-          </w:rPr>
-          <w:rPr>
-            <w:color w:val="0000EE"/>
-            <w:u w:val="single"/>
-          </w:rPr>
-          <w:t>35.20–25</w:t>
-        </w:r>
-      </w:hyperlink>
+      <w:r>
+        <w:rPr>
+          <w:lang w:val="pt_PT" w:bidi="pt_PT"/>
+        </w:rPr>
+        <w:t>35.20–25</w:t>
+      </w:r>
       <w:r>
         <w:rPr>
           <w:lang w:val="pt_PT" w:bidi="pt_PT"/>
@@ -19009,72 +17149,48 @@
         </w:rPr>
         <w:t>As atribuições dos sacerdotes e levitas refletiam as direções de Davi e Salomão (</w:t>
       </w:r>
-      <w:hyperlink r:id="rId308">
-        <w:r>
-          <w:rPr>
-            <w:lang w:val="pt_PT" w:bidi="pt_PT"/>
-          </w:rPr>
-          <w:rPr>
-            <w:color w:val="0000EE"/>
-            <w:u w:val="single"/>
-          </w:rPr>
-          <w:t>8.14–15</w:t>
-        </w:r>
-      </w:hyperlink>
+      <w:r>
+        <w:rPr>
+          <w:lang w:val="pt_PT" w:bidi="pt_PT"/>
+        </w:rPr>
+        <w:t>8.14–15</w:t>
+      </w:r>
       <w:r>
         <w:rPr>
           <w:lang w:val="pt_PT" w:bidi="pt_PT"/>
         </w:rPr>
         <w:t xml:space="preserve">; </w:t>
       </w:r>
-      <w:hyperlink r:id="rId309">
-        <w:r>
-          <w:rPr>
-            <w:lang w:val="pt_PT" w:bidi="pt_PT"/>
-          </w:rPr>
-          <w:rPr>
-            <w:color w:val="0000EE"/>
-            <w:u w:val="single"/>
-          </w:rPr>
-          <w:t>1Cr 24–26</w:t>
-        </w:r>
-      </w:hyperlink>
+      <w:r>
+        <w:rPr>
+          <w:lang w:val="pt_PT" w:bidi="pt_PT"/>
+        </w:rPr>
+        <w:t>1Cr 24–26</w:t>
+      </w:r>
       <w:r>
         <w:rPr>
           <w:lang w:val="pt_PT" w:bidi="pt_PT"/>
         </w:rPr>
         <w:t>). O animal da Páscoa era tipicamente abatido pelo ofertante (</w:t>
       </w:r>
-      <w:hyperlink r:id="rId310">
-        <w:r>
-          <w:rPr>
-            <w:lang w:val="pt_PT" w:bidi="pt_PT"/>
-          </w:rPr>
-          <w:rPr>
-            <w:color w:val="0000EE"/>
-            <w:u w:val="single"/>
-          </w:rPr>
-          <w:t>Dt 16.5–6</w:t>
-        </w:r>
-      </w:hyperlink>
+      <w:r>
+        <w:rPr>
+          <w:lang w:val="pt_PT" w:bidi="pt_PT"/>
+        </w:rPr>
+        <w:t>Dt 16.5–6</w:t>
+      </w:r>
       <w:r>
         <w:rPr>
           <w:lang w:val="pt_PT" w:bidi="pt_PT"/>
         </w:rPr>
         <w:t xml:space="preserve">). No entanto, como os ofertantes não tinham tempo para se purificar, Josias continuou a prática que Ezequias havia iniciado, fazendo com que os levitas abatessem os animais da Páscoa (veja </w:t>
       </w:r>
-      <w:hyperlink r:id="rId311">
-        <w:r>
-          <w:rPr>
-            <w:lang w:val="pt_PT" w:bidi="pt_PT"/>
-          </w:rPr>
-          <w:rPr>
-            <w:color w:val="0000EE"/>
-            <w:u w:val="single"/>
-          </w:rPr>
-          <w:t>2Cr 30.13–20</w:t>
-        </w:r>
-      </w:hyperlink>
+      <w:r>
+        <w:rPr>
+          <w:lang w:val="pt_PT" w:bidi="pt_PT"/>
+        </w:rPr>
+        <w:t>2Cr 30.13–20</w:t>
+      </w:r>
       <w:r>
         <w:rPr>
           <w:lang w:val="pt_PT" w:bidi="pt_PT"/>
@@ -19129,54 +17245,36 @@
         </w:rPr>
         <w:t>O sacrifício da Páscoa exigia cordeiros e cabritos (</w:t>
       </w:r>
-      <w:hyperlink r:id="rId312">
-        <w:r>
-          <w:rPr>
-            <w:lang w:val="pt_PT" w:bidi="pt_PT"/>
-          </w:rPr>
-          <w:rPr>
-            <w:color w:val="0000EE"/>
-            <w:u w:val="single"/>
-          </w:rPr>
-          <w:t>Êx 12.21</w:t>
-        </w:r>
-      </w:hyperlink>
+      <w:r>
+        <w:rPr>
+          <w:lang w:val="pt_PT" w:bidi="pt_PT"/>
+        </w:rPr>
+        <w:t>Êx 12.21</w:t>
+      </w:r>
       <w:r>
         <w:rPr>
           <w:lang w:val="pt_PT" w:bidi="pt_PT"/>
         </w:rPr>
         <w:t xml:space="preserve">). O gado era uma oferta adicional. Os totais que Josias forneceu, juntamente com as contribuições de outros, foram quase o dobro das ofertas no tempo de Ezequias (veja </w:t>
       </w:r>
-      <w:hyperlink r:id="rId313">
-        <w:r>
-          <w:rPr>
-            <w:lang w:val="pt_PT" w:bidi="pt_PT"/>
-          </w:rPr>
-          <w:rPr>
-            <w:color w:val="0000EE"/>
-            <w:u w:val="single"/>
-          </w:rPr>
-          <w:t>2Cr 30.24</w:t>
-        </w:r>
-      </w:hyperlink>
+      <w:r>
+        <w:rPr>
+          <w:lang w:val="pt_PT" w:bidi="pt_PT"/>
+        </w:rPr>
+        <w:t>2Cr 30.24</w:t>
+      </w:r>
       <w:r>
         <w:rPr>
           <w:lang w:val="pt_PT" w:bidi="pt_PT"/>
         </w:rPr>
         <w:t xml:space="preserve">), mas menos do que as ofertas na dedicação do Templo (veja </w:t>
       </w:r>
-      <w:hyperlink r:id="rId314">
-        <w:r>
-          <w:rPr>
-            <w:lang w:val="pt_PT" w:bidi="pt_PT"/>
-          </w:rPr>
-          <w:rPr>
-            <w:color w:val="0000EE"/>
-            <w:u w:val="single"/>
-          </w:rPr>
-          <w:t>7.5</w:t>
-        </w:r>
-      </w:hyperlink>
+      <w:r>
+        <w:rPr>
+          <w:lang w:val="pt_PT" w:bidi="pt_PT"/>
+        </w:rPr>
+        <w:t>7.5</w:t>
+      </w:r>
       <w:r>
         <w:rPr>
           <w:lang w:val="pt_PT" w:bidi="pt_PT"/>
@@ -19244,18 +17342,12 @@
         </w:rPr>
         <w:t xml:space="preserve"> observando o elemento de pressa exigido na Páscoa (</w:t>
       </w:r>
-      <w:hyperlink r:id="rId315">
-        <w:r>
-          <w:rPr>
-            <w:lang w:val="pt_PT" w:bidi="pt_PT"/>
-          </w:rPr>
-          <w:rPr>
-            <w:color w:val="0000EE"/>
-            <w:u w:val="single"/>
-          </w:rPr>
-          <w:t>Êx 12.11</w:t>
-        </w:r>
-      </w:hyperlink>
+      <w:r>
+        <w:rPr>
+          <w:lang w:val="pt_PT" w:bidi="pt_PT"/>
+        </w:rPr>
+        <w:t>Êx 12.11</w:t>
+      </w:r>
       <w:r>
         <w:rPr>
           <w:lang w:val="pt_PT" w:bidi="pt_PT"/>
@@ -19310,54 +17402,36 @@
         </w:rPr>
         <w:t>Esta Páscoa contou com um número maior de participantes do que a que Ezequias havia realizado. Nesta Páscoa, os sacerdotes e levitas desempenharam um papel proeminente e adequado, conforme Josias havia especificamente exigido (</w:t>
       </w:r>
-      <w:hyperlink r:id="rId316">
-        <w:r>
-          <w:rPr>
-            <w:lang w:val="pt_PT" w:bidi="pt_PT"/>
-          </w:rPr>
-          <w:rPr>
-            <w:color w:val="0000EE"/>
-            <w:u w:val="single"/>
-          </w:rPr>
-          <w:t>35.15–16</w:t>
-        </w:r>
-      </w:hyperlink>
+      <w:r>
+        <w:rPr>
+          <w:lang w:val="pt_PT" w:bidi="pt_PT"/>
+        </w:rPr>
+        <w:t>35.15–16</w:t>
+      </w:r>
       <w:r>
         <w:rPr>
           <w:lang w:val="pt_PT" w:bidi="pt_PT"/>
         </w:rPr>
         <w:t xml:space="preserve">; cp. </w:t>
       </w:r>
-      <w:hyperlink r:id="rId317">
-        <w:r>
-          <w:rPr>
-            <w:lang w:val="pt_PT" w:bidi="pt_PT"/>
-          </w:rPr>
-          <w:rPr>
-            <w:color w:val="0000EE"/>
-            <w:u w:val="single"/>
-          </w:rPr>
-          <w:t>30.3</w:t>
-        </w:r>
-      </w:hyperlink>
+      <w:r>
+        <w:rPr>
+          <w:lang w:val="pt_PT" w:bidi="pt_PT"/>
+        </w:rPr>
+        <w:t>30.3</w:t>
+      </w:r>
       <w:r>
         <w:rPr>
           <w:lang w:val="pt_PT" w:bidi="pt_PT"/>
         </w:rPr>
         <w:t>,</w:t>
       </w:r>
-      <w:hyperlink r:id="rId281">
-        <w:r>
-          <w:rPr>
-            <w:lang w:val="pt_PT" w:bidi="pt_PT"/>
-          </w:rPr>
-          <w:rPr>
-            <w:color w:val="0000EE"/>
-            <w:u w:val="single"/>
-          </w:rPr>
-          <w:t>15</w:t>
-        </w:r>
-      </w:hyperlink>
+      <w:r>
+        <w:rPr>
+          <w:lang w:val="pt_PT" w:bidi="pt_PT"/>
+        </w:rPr>
+        <w:t>15</w:t>
+      </w:r>
       <w:r>
         <w:rPr>
           <w:lang w:val="pt_PT" w:bidi="pt_PT"/>
@@ -19473,36 +17547,24 @@
         </w:rPr>
         <w:t xml:space="preserve">Jeremias tinha Josias em alta estima (veja </w:t>
       </w:r>
-      <w:hyperlink r:id="rId318">
-        <w:r>
-          <w:rPr>
-            <w:lang w:val="pt_PT" w:bidi="pt_PT"/>
-          </w:rPr>
-          <w:rPr>
-            <w:color w:val="0000EE"/>
-            <w:u w:val="single"/>
-          </w:rPr>
-          <w:t>Jr 22.15–16</w:t>
-        </w:r>
-      </w:hyperlink>
+      <w:r>
+        <w:rPr>
+          <w:lang w:val="pt_PT" w:bidi="pt_PT"/>
+        </w:rPr>
+        <w:t>Jr 22.15–16</w:t>
+      </w:r>
       <w:r>
         <w:rPr>
           <w:lang w:val="pt_PT" w:bidi="pt_PT"/>
         </w:rPr>
         <w:t xml:space="preserve">; cp. </w:t>
       </w:r>
-      <w:hyperlink r:id="rId319">
-        <w:r>
-          <w:rPr>
-            <w:lang w:val="pt_PT" w:bidi="pt_PT"/>
-          </w:rPr>
-          <w:rPr>
-            <w:color w:val="0000EE"/>
-            <w:u w:val="single"/>
-          </w:rPr>
-          <w:t>Jr 22.10</w:t>
-        </w:r>
-      </w:hyperlink>
+      <w:r>
+        <w:rPr>
+          <w:lang w:val="pt_PT" w:bidi="pt_PT"/>
+        </w:rPr>
+        <w:t>Jr 22.10</w:t>
+      </w:r>
       <w:r>
         <w:rPr>
           <w:lang w:val="pt_PT" w:bidi="pt_PT"/>
@@ -19570,36 +17632,24 @@
         </w:rPr>
         <w:t xml:space="preserve"> também conhecido como Salum (veja </w:t>
       </w:r>
-      <w:hyperlink r:id="rId320">
-        <w:r>
-          <w:rPr>
-            <w:lang w:val="pt_PT" w:bidi="pt_PT"/>
-          </w:rPr>
-          <w:rPr>
-            <w:color w:val="0000EE"/>
-            <w:u w:val="single"/>
-          </w:rPr>
-          <w:t>Jr 22.11</w:t>
-        </w:r>
-      </w:hyperlink>
+      <w:r>
+        <w:rPr>
+          <w:lang w:val="pt_PT" w:bidi="pt_PT"/>
+        </w:rPr>
+        <w:t>Jr 22.11</w:t>
+      </w:r>
       <w:r>
         <w:rPr>
           <w:lang w:val="pt_PT" w:bidi="pt_PT"/>
         </w:rPr>
         <w:t>), não era o filho mais velho de Josias (</w:t>
       </w:r>
-      <w:hyperlink r:id="rId321">
-        <w:r>
-          <w:rPr>
-            <w:lang w:val="pt_PT" w:bidi="pt_PT"/>
-          </w:rPr>
-          <w:rPr>
-            <w:color w:val="0000EE"/>
-            <w:u w:val="single"/>
-          </w:rPr>
-          <w:t>1Cr 3.15</w:t>
-        </w:r>
-      </w:hyperlink>
+      <w:r>
+        <w:rPr>
+          <w:lang w:val="pt_PT" w:bidi="pt_PT"/>
+        </w:rPr>
+        <w:t>1Cr 3.15</w:t>
+      </w:r>
       <w:r>
         <w:rPr>
           <w:lang w:val="pt_PT" w:bidi="pt_PT"/>
@@ -19702,18 +17752,12 @@
         </w:rPr>
         <w:t>Jeoaquim reinou de 609 a 598 a.C.. • Ele fez o que era mau: Jeremias caracterizou seu reinado como de autoengrandecimento e injustiça (</w:t>
       </w:r>
-      <w:hyperlink r:id="rId322">
-        <w:r>
-          <w:rPr>
-            <w:lang w:val="pt_PT" w:bidi="pt_PT"/>
-          </w:rPr>
-          <w:rPr>
-            <w:color w:val="0000EE"/>
-            <w:u w:val="single"/>
-          </w:rPr>
-          <w:t>Jr 22.13–17</w:t>
-        </w:r>
-      </w:hyperlink>
+      <w:r>
+        <w:rPr>
+          <w:lang w:val="pt_PT" w:bidi="pt_PT"/>
+        </w:rPr>
+        <w:t>Jr 22.13–17</w:t>
+      </w:r>
       <w:r>
         <w:rPr>
           <w:lang w:val="pt_PT" w:bidi="pt_PT"/>
@@ -19781,36 +17825,24 @@
         </w:rPr>
         <w:t xml:space="preserve"> “No sétimo ano (de Nabucodonosor), no mês de Kislev, o rei de Acádia reuniu suas tropas, marchou para [a terra a oeste do Jordão], e acampou contra a cidade de Judá, e no segundo dia do mês de Adar ele tomou a cidade e capturou o rei”. Jeoaquim foi assim capturado em 16 de março de 597 a.C. Ele foi levado para Babilônia cerca de um mês depois. • Jeoaquim permaneceu cativo em Babilônia por trinta e sete anos (veja </w:t>
       </w:r>
-      <w:hyperlink r:id="rId323">
-        <w:r>
-          <w:rPr>
-            <w:lang w:val="pt_PT" w:bidi="pt_PT"/>
-          </w:rPr>
-          <w:rPr>
-            <w:color w:val="0000EE"/>
-            <w:u w:val="single"/>
-          </w:rPr>
-          <w:t>2Rs 25.27</w:t>
-        </w:r>
-      </w:hyperlink>
+      <w:r>
+        <w:rPr>
+          <w:lang w:val="pt_PT" w:bidi="pt_PT"/>
+        </w:rPr>
+        <w:t>2Rs 25.27</w:t>
+      </w:r>
       <w:r>
         <w:rPr>
           <w:lang w:val="pt_PT" w:bidi="pt_PT"/>
         </w:rPr>
         <w:t xml:space="preserve">; </w:t>
       </w:r>
-      <w:hyperlink r:id="rId324">
-        <w:r>
-          <w:rPr>
-            <w:lang w:val="pt_PT" w:bidi="pt_PT"/>
-          </w:rPr>
-          <w:rPr>
-            <w:color w:val="0000EE"/>
-            <w:u w:val="single"/>
-          </w:rPr>
-          <w:t>Jr 52.31</w:t>
-        </w:r>
-      </w:hyperlink>
+      <w:r>
+        <w:rPr>
+          <w:lang w:val="pt_PT" w:bidi="pt_PT"/>
+        </w:rPr>
+        <w:t>Jr 52.31</w:t>
+      </w:r>
       <w:r>
         <w:rPr>
           <w:lang w:val="pt_PT" w:bidi="pt_PT"/>
@@ -19913,72 +17945,48 @@
         </w:rPr>
         <w:t>Embora Jeremias tenha repetidamente instado Zedequias a se submeter aos babilônios em vez de buscar ajuda do Egito (</w:t>
       </w:r>
-      <w:hyperlink r:id="rId325">
-        <w:r>
-          <w:rPr>
-            <w:lang w:val="pt_PT" w:bidi="pt_PT"/>
-          </w:rPr>
-          <w:rPr>
-            <w:color w:val="0000EE"/>
-            <w:u w:val="single"/>
-          </w:rPr>
-          <w:t>Jr 25.1–11</w:t>
-        </w:r>
-      </w:hyperlink>
+      <w:r>
+        <w:rPr>
+          <w:lang w:val="pt_PT" w:bidi="pt_PT"/>
+        </w:rPr>
+        <w:t>Jr 25.1–11</w:t>
+      </w:r>
       <w:r>
         <w:rPr>
           <w:lang w:val="pt_PT" w:bidi="pt_PT"/>
         </w:rPr>
         <w:t xml:space="preserve">; </w:t>
       </w:r>
-      <w:hyperlink r:id="rId326">
-        <w:r>
-          <w:rPr>
-            <w:lang w:val="pt_PT" w:bidi="pt_PT"/>
-          </w:rPr>
-          <w:rPr>
-            <w:color w:val="0000EE"/>
-            <w:u w:val="single"/>
-          </w:rPr>
-          <w:t>27.1–22</w:t>
-        </w:r>
-      </w:hyperlink>
+      <w:r>
+        <w:rPr>
+          <w:lang w:val="pt_PT" w:bidi="pt_PT"/>
+        </w:rPr>
+        <w:t>27.1–22</w:t>
+      </w:r>
       <w:r>
         <w:rPr>
           <w:lang w:val="pt_PT" w:bidi="pt_PT"/>
         </w:rPr>
         <w:t xml:space="preserve">; </w:t>
       </w:r>
-      <w:hyperlink r:id="rId327">
-        <w:r>
-          <w:rPr>
-            <w:lang w:val="pt_PT" w:bidi="pt_PT"/>
-          </w:rPr>
-          <w:rPr>
-            <w:color w:val="0000EE"/>
-            <w:u w:val="single"/>
-          </w:rPr>
-          <w:t>34.1–22</w:t>
-        </w:r>
-      </w:hyperlink>
+      <w:r>
+        <w:rPr>
+          <w:lang w:val="pt_PT" w:bidi="pt_PT"/>
+        </w:rPr>
+        <w:t>34.1–22</w:t>
+      </w:r>
       <w:r>
         <w:rPr>
           <w:lang w:val="pt_PT" w:bidi="pt_PT"/>
         </w:rPr>
         <w:t xml:space="preserve">; </w:t>
       </w:r>
-      <w:hyperlink r:id="rId328">
-        <w:r>
-          <w:rPr>
-            <w:lang w:val="pt_PT" w:bidi="pt_PT"/>
-          </w:rPr>
-          <w:rPr>
-            <w:color w:val="0000EE"/>
-            <w:u w:val="single"/>
-          </w:rPr>
-          <w:t>37.1–38.28</w:t>
-        </w:r>
-      </w:hyperlink>
+      <w:r>
+        <w:rPr>
+          <w:lang w:val="pt_PT" w:bidi="pt_PT"/>
+        </w:rPr>
+        <w:t>37.1–38.28</w:t>
+      </w:r>
       <w:r>
         <w:rPr>
           <w:lang w:val="pt_PT" w:bidi="pt_PT"/>
@@ -20094,36 +18102,24 @@
         </w:rPr>
         <w:t xml:space="preserve">O Templo foi destruído em agosto de 586 a.C. (veja </w:t>
       </w:r>
-      <w:hyperlink r:id="rId329">
-        <w:r>
-          <w:rPr>
-            <w:lang w:val="pt_PT" w:bidi="pt_PT"/>
-          </w:rPr>
-          <w:rPr>
-            <w:color w:val="0000EE"/>
-            <w:u w:val="single"/>
-          </w:rPr>
-          <w:t>2Rs 25.8</w:t>
-        </w:r>
-      </w:hyperlink>
+      <w:r>
+        <w:rPr>
+          <w:lang w:val="pt_PT" w:bidi="pt_PT"/>
+        </w:rPr>
+        <w:t>2Rs 25.8</w:t>
+      </w:r>
       <w:r>
         <w:rPr>
           <w:lang w:val="pt_PT" w:bidi="pt_PT"/>
         </w:rPr>
         <w:t xml:space="preserve">; </w:t>
       </w:r>
-      <w:hyperlink r:id="rId330">
-        <w:r>
-          <w:rPr>
-            <w:lang w:val="pt_PT" w:bidi="pt_PT"/>
-          </w:rPr>
-          <w:rPr>
-            <w:color w:val="0000EE"/>
-            <w:u w:val="single"/>
-          </w:rPr>
-          <w:t>Jr 52.12</w:t>
-        </w:r>
-      </w:hyperlink>
+      <w:r>
+        <w:rPr>
+          <w:lang w:val="pt_PT" w:bidi="pt_PT"/>
+        </w:rPr>
+        <w:t>Jr 52.12</w:t>
+      </w:r>
       <w:r>
         <w:rPr>
           <w:lang w:val="pt_PT" w:bidi="pt_PT"/>
@@ -20178,36 +18174,24 @@
         </w:rPr>
         <w:t>A duração do cativeiro havia sido prevista por Jeremias (</w:t>
       </w:r>
-      <w:hyperlink r:id="rId331">
-        <w:r>
-          <w:rPr>
-            <w:lang w:val="pt_PT" w:bidi="pt_PT"/>
-          </w:rPr>
-          <w:rPr>
-            <w:color w:val="0000EE"/>
-            <w:u w:val="single"/>
-          </w:rPr>
-          <w:t>Jr 25.11–12</w:t>
-        </w:r>
-      </w:hyperlink>
+      <w:r>
+        <w:rPr>
+          <w:lang w:val="pt_PT" w:bidi="pt_PT"/>
+        </w:rPr>
+        <w:t>Jr 25.11–12</w:t>
+      </w:r>
       <w:r>
         <w:rPr>
           <w:lang w:val="pt_PT" w:bidi="pt_PT"/>
         </w:rPr>
         <w:t xml:space="preserve">; </w:t>
       </w:r>
-      <w:hyperlink r:id="rId332">
-        <w:r>
-          <w:rPr>
-            <w:lang w:val="pt_PT" w:bidi="pt_PT"/>
-          </w:rPr>
-          <w:rPr>
-            <w:color w:val="0000EE"/>
-            <w:u w:val="single"/>
-          </w:rPr>
-          <w:t>29.10</w:t>
-        </w:r>
-      </w:hyperlink>
+      <w:r>
+        <w:rPr>
+          <w:lang w:val="pt_PT" w:bidi="pt_PT"/>
+        </w:rPr>
+        <w:t>29.10</w:t>
+      </w:r>
       <w:r>
         <w:rPr>
           <w:lang w:val="pt_PT" w:bidi="pt_PT"/>
@@ -20226,36 +18210,24 @@
         </w:rPr>
         <w:t xml:space="preserve">). • A terra finalmente desfrutou de seu descanso sabático: Veja </w:t>
       </w:r>
-      <w:hyperlink r:id="rId333">
-        <w:r>
-          <w:rPr>
-            <w:lang w:val="pt_PT" w:bidi="pt_PT"/>
-          </w:rPr>
-          <w:rPr>
-            <w:color w:val="0000EE"/>
-            <w:u w:val="single"/>
-          </w:rPr>
-          <w:t>Lv 26.34–35</w:t>
-        </w:r>
-      </w:hyperlink>
+      <w:r>
+        <w:rPr>
+          <w:lang w:val="pt_PT" w:bidi="pt_PT"/>
+        </w:rPr>
+        <w:t>Lv 26.34–35</w:t>
+      </w:r>
       <w:r>
         <w:rPr>
           <w:lang w:val="pt_PT" w:bidi="pt_PT"/>
         </w:rPr>
         <w:t>,</w:t>
       </w:r>
-      <w:hyperlink r:id="rId334">
-        <w:r>
-          <w:rPr>
-            <w:lang w:val="pt_PT" w:bidi="pt_PT"/>
-          </w:rPr>
-          <w:rPr>
-            <w:color w:val="0000EE"/>
-            <w:u w:val="single"/>
-          </w:rPr>
-          <w:t>43</w:t>
-        </w:r>
-      </w:hyperlink>
+      <w:r>
+        <w:rPr>
+          <w:lang w:val="pt_PT" w:bidi="pt_PT"/>
+        </w:rPr>
+        <w:t>43</w:t>
+      </w:r>
       <w:r>
         <w:rPr>
           <w:lang w:val="pt_PT" w:bidi="pt_PT"/>
@@ -20310,18 +18282,12 @@
         </w:rPr>
         <w:t>Crônicas conclui com os versículos que formam a introdução de Esdras. O rei Ciro da Pérsia permitiu que a comunidade de Judá experimentasse um novo êxodo, conforme proclamado pelo profeta Isaías (</w:t>
       </w:r>
-      <w:hyperlink r:id="rId335">
-        <w:r>
-          <w:rPr>
-            <w:lang w:val="pt_PT" w:bidi="pt_PT"/>
-          </w:rPr>
-          <w:rPr>
-            <w:color w:val="0000EE"/>
-            <w:u w:val="single"/>
-          </w:rPr>
-          <w:t>Is 40.1–11</w:t>
-        </w:r>
-      </w:hyperlink>
+      <w:r>
+        <w:rPr>
+          <w:lang w:val="pt_PT" w:bidi="pt_PT"/>
+        </w:rPr>
+        <w:t>Is 40.1–11</w:t>
+      </w:r>
       <w:r>
         <w:rPr>
           <w:lang w:val="pt_PT" w:bidi="pt_PT"/>
